--- a/2021年/2021年12月中国电子学会软件编程图形化等级考试1级.docx
+++ b/2021年/2021年12月中国电子学会软件编程图形化等级考试1级.docx
@@ -1,539 +1,5 @@
 
-<file path=customXml\item1.xml><?xml version="1.0" encoding="utf-8"?>
-<s:customData xmlns="http://www.wps.cn/officeDocument/2013/wpsCustomData" xmlns:s="http://www.wps.cn/officeDocument/2013/wpsCustomData">
-  <customSectProps>
-    <customSectPr/>
-  </customSectProps>
-</s:customData>
-</file>
-
-<file path=customXml\itemProps1.xml><?xml version="1.0" encoding="utf-8"?>
-<ds:datastoreItem xmlns:ds="http://schemas.openxmlformats.org/officeDocument/2006/customXml" ds:itemID="{B1977F7D-205B-4081-913C-38D41E755F92}">
-  <ds:schemaRefs>
-    <ds:schemaRef ds:uri="http://www.wps.cn/officeDocument/2013/wpsCustomData"/>
-  </ds:schemaRefs>
-</ds:datastoreItem>
-</file>
-
-<file path=docProps\app.xml><?xml version="1.0" encoding="utf-8"?>
-<Properties xmlns="http://schemas.openxmlformats.org/officeDocument/2006/extended-properties" xmlns:vt="http://schemas.openxmlformats.org/officeDocument/2006/docPropsVTypes">
-  <Template>Normal.dotm</Template>
-  <Pages>1</Pages>
-  <Words>0</Words>
-  <Characters>0</Characters>
-  <Lines>0</Lines>
-  <Paragraphs>0</Paragraphs>
-  <TotalTime>3</TotalTime>
-  <ScaleCrop>false</ScaleCrop>
-  <LinksUpToDate>false</LinksUpToDate>
-  <CharactersWithSpaces>0</CharactersWithSpaces>
-  <Application>WPS Office_11.1.0.11194_F1E327BC-269C-435d-A152-05C5408002CA</Application>
-  <DocSecurity>0</DocSecurity>
-</Properties>
-</file>
-
-<file path=docProps\core.xml><?xml version="1.0" encoding="utf-8"?>
-<cp:coreProperties xmlns:cp="http://schemas.openxmlformats.org/package/2006/metadata/core-properties" xmlns:dc="http://purl.org/dc/elements/1.1/" xmlns:dcterms="http://purl.org/dc/terms/" xmlns:dcmitype="http://purl.org/dc/dcmitype/" xmlns:xsi="http://www.w3.org/2001/XMLSchema-instance">
-  <dcterms:created xsi:type="dcterms:W3CDTF">2021-12-23T03:20:00Z</dcterms:created>
-  <dc:creator>黎～</dc:creator>
-  <cp:lastModifiedBy>黎～</cp:lastModifiedBy>
-  <dcterms:modified xsi:type="dcterms:W3CDTF">2021-12-23T03:24:38Z</dcterms:modified>
-  <cp:revision>1</cp:revision>
-</cp:coreProperties>
-</file>
-
-<file path=docProps\custom.xml><?xml version="1.0" encoding="utf-8"?>
-<Properties xmlns="http://schemas.openxmlformats.org/officeDocument/2006/custom-properties" xmlns:vt="http://schemas.openxmlformats.org/officeDocument/2006/docPropsVTypes">
-  <property fmtid="{D5CDD505-2E9C-101B-9397-08002B2CF9AE}" pid="2" name="KSOProductBuildVer">
-    <vt:lpwstr>2052-11.1.0.11194</vt:lpwstr>
-  </property>
-  <property fmtid="{D5CDD505-2E9C-101B-9397-08002B2CF9AE}" pid="3" name="ICV">
-    <vt:lpwstr>95A6D20AA39A4523B275EA3C6DB0ABF1</vt:lpwstr>
-  </property>
-</Properties>
-</file>
-
-<file path=word\activeX\activeX1.xml><?xml version="1.0" encoding="utf-8"?>
-<ax:ocx xmlns:ax="http://schemas.microsoft.com/office/2006/activeX" xmlns:r="http://schemas.openxmlformats.org/officeDocument/2006/relationships" ax:classid="{5512D118-5CC6-11CF-8D67-00AA00BDCE1D}" r:id="rId1" ax:persistence="persistStorage"/>
-</file>
-
-<file path=word\activeX\activeX10.xml><?xml version="1.0" encoding="utf-8"?>
-<ax:ocx xmlns:ax="http://schemas.microsoft.com/office/2006/activeX" xmlns:r="http://schemas.openxmlformats.org/officeDocument/2006/relationships" ax:classid="{5512D118-5CC6-11CF-8D67-00AA00BDCE1D}" r:id="rId1" ax:persistence="persistStorage"/>
-</file>
-
-<file path=word\activeX\activeX100.xml><?xml version="1.0" encoding="utf-8"?>
-<ax:ocx xmlns:ax="http://schemas.microsoft.com/office/2006/activeX" xmlns:r="http://schemas.openxmlformats.org/officeDocument/2006/relationships" ax:classid="{5512D118-5CC6-11CF-8D67-00AA00BDCE1D}" r:id="rId1" ax:persistence="persistStorage"/>
-</file>
-
-<file path=word\activeX\activeX101.xml><?xml version="1.0" encoding="utf-8"?>
-<ax:ocx xmlns:ax="http://schemas.microsoft.com/office/2006/activeX" xmlns:r="http://schemas.openxmlformats.org/officeDocument/2006/relationships" ax:classid="{5512D118-5CC6-11CF-8D67-00AA00BDCE1D}" r:id="rId1" ax:persistence="persistStorage"/>
-</file>
-
-<file path=word\activeX\activeX102.xml><?xml version="1.0" encoding="utf-8"?>
-<ax:ocx xmlns:ax="http://schemas.microsoft.com/office/2006/activeX" xmlns:r="http://schemas.openxmlformats.org/officeDocument/2006/relationships" ax:classid="{5512D118-5CC6-11CF-8D67-00AA00BDCE1D}" r:id="rId1" ax:persistence="persistStorage"/>
-</file>
-
-<file path=word\activeX\activeX103.xml><?xml version="1.0" encoding="utf-8"?>
-<ax:ocx xmlns:ax="http://schemas.microsoft.com/office/2006/activeX" xmlns:r="http://schemas.openxmlformats.org/officeDocument/2006/relationships" ax:classid="{5512D118-5CC6-11CF-8D67-00AA00BDCE1D}" r:id="rId1" ax:persistence="persistStorage"/>
-</file>
-
-<file path=word\activeX\activeX104.xml><?xml version="1.0" encoding="utf-8"?>
-<ax:ocx xmlns:ax="http://schemas.microsoft.com/office/2006/activeX" xmlns:r="http://schemas.openxmlformats.org/officeDocument/2006/relationships" ax:classid="{5512D118-5CC6-11CF-8D67-00AA00BDCE1D}" r:id="rId1" ax:persistence="persistStorage"/>
-</file>
-
-<file path=word\activeX\activeX105.xml><?xml version="1.0" encoding="utf-8"?>
-<ax:ocx xmlns:ax="http://schemas.microsoft.com/office/2006/activeX" xmlns:r="http://schemas.openxmlformats.org/officeDocument/2006/relationships" ax:classid="{5512D118-5CC6-11CF-8D67-00AA00BDCE1D}" r:id="rId1" ax:persistence="persistStorage"/>
-</file>
-
-<file path=word\activeX\activeX106.xml><?xml version="1.0" encoding="utf-8"?>
-<ax:ocx xmlns:ax="http://schemas.microsoft.com/office/2006/activeX" xmlns:r="http://schemas.openxmlformats.org/officeDocument/2006/relationships" ax:classid="{5512D118-5CC6-11CF-8D67-00AA00BDCE1D}" r:id="rId1" ax:persistence="persistStorage"/>
-</file>
-
-<file path=word\activeX\activeX107.xml><?xml version="1.0" encoding="utf-8"?>
-<ax:ocx xmlns:ax="http://schemas.microsoft.com/office/2006/activeX" xmlns:r="http://schemas.openxmlformats.org/officeDocument/2006/relationships" ax:classid="{5512D118-5CC6-11CF-8D67-00AA00BDCE1D}" r:id="rId1" ax:persistence="persistStorage"/>
-</file>
-
-<file path=word\activeX\activeX108.xml><?xml version="1.0" encoding="utf-8"?>
-<ax:ocx xmlns:ax="http://schemas.microsoft.com/office/2006/activeX" xmlns:r="http://schemas.openxmlformats.org/officeDocument/2006/relationships" ax:classid="{5512D118-5CC6-11CF-8D67-00AA00BDCE1D}" r:id="rId1" ax:persistence="persistStorage"/>
-</file>
-
-<file path=word\activeX\activeX109.xml><?xml version="1.0" encoding="utf-8"?>
-<ax:ocx xmlns:ax="http://schemas.microsoft.com/office/2006/activeX" xmlns:r="http://schemas.openxmlformats.org/officeDocument/2006/relationships" ax:classid="{5512D118-5CC6-11CF-8D67-00AA00BDCE1D}" r:id="rId1" ax:persistence="persistStorage"/>
-</file>
-
-<file path=word\activeX\activeX11.xml><?xml version="1.0" encoding="utf-8"?>
-<ax:ocx xmlns:ax="http://schemas.microsoft.com/office/2006/activeX" xmlns:r="http://schemas.openxmlformats.org/officeDocument/2006/relationships" ax:classid="{5512D118-5CC6-11CF-8D67-00AA00BDCE1D}" r:id="rId1" ax:persistence="persistStorage"/>
-</file>
-
-<file path=word\activeX\activeX110.xml><?xml version="1.0" encoding="utf-8"?>
-<ax:ocx xmlns:ax="http://schemas.microsoft.com/office/2006/activeX" xmlns:r="http://schemas.openxmlformats.org/officeDocument/2006/relationships" ax:classid="{5512D118-5CC6-11CF-8D67-00AA00BDCE1D}" r:id="rId1" ax:persistence="persistStorage"/>
-</file>
-
-<file path=word\activeX\activeX111.xml><?xml version="1.0" encoding="utf-8"?>
-<ax:ocx xmlns:ax="http://schemas.microsoft.com/office/2006/activeX" xmlns:r="http://schemas.openxmlformats.org/officeDocument/2006/relationships" ax:classid="{5512D118-5CC6-11CF-8D67-00AA00BDCE1D}" r:id="rId1" ax:persistence="persistStorage"/>
-</file>
-
-<file path=word\activeX\activeX112.xml><?xml version="1.0" encoding="utf-8"?>
-<ax:ocx xmlns:ax="http://schemas.microsoft.com/office/2006/activeX" xmlns:r="http://schemas.openxmlformats.org/officeDocument/2006/relationships" ax:classid="{5512D118-5CC6-11CF-8D67-00AA00BDCE1D}" r:id="rId1" ax:persistence="persistStorage"/>
-</file>
-
-<file path=word\activeX\activeX113.xml><?xml version="1.0" encoding="utf-8"?>
-<ax:ocx xmlns:ax="http://schemas.microsoft.com/office/2006/activeX" xmlns:r="http://schemas.openxmlformats.org/officeDocument/2006/relationships" ax:classid="{5512D118-5CC6-11CF-8D67-00AA00BDCE1D}" r:id="rId1" ax:persistence="persistStorage"/>
-</file>
-
-<file path=word\activeX\activeX114.xml><?xml version="1.0" encoding="utf-8"?>
-<ax:ocx xmlns:ax="http://schemas.microsoft.com/office/2006/activeX" xmlns:r="http://schemas.openxmlformats.org/officeDocument/2006/relationships" ax:classid="{5512D118-5CC6-11CF-8D67-00AA00BDCE1D}" r:id="rId1" ax:persistence="persistStorage"/>
-</file>
-
-<file path=word\activeX\activeX115.xml><?xml version="1.0" encoding="utf-8"?>
-<ax:ocx xmlns:ax="http://schemas.microsoft.com/office/2006/activeX" xmlns:r="http://schemas.openxmlformats.org/officeDocument/2006/relationships" ax:classid="{5512D118-5CC6-11CF-8D67-00AA00BDCE1D}" r:id="rId1" ax:persistence="persistStorage"/>
-</file>
-
-<file path=word\activeX\activeX116.xml><?xml version="1.0" encoding="utf-8"?>
-<ax:ocx xmlns:ax="http://schemas.microsoft.com/office/2006/activeX" xmlns:r="http://schemas.openxmlformats.org/officeDocument/2006/relationships" ax:classid="{5512D118-5CC6-11CF-8D67-00AA00BDCE1D}" r:id="rId1" ax:persistence="persistStorage"/>
-</file>
-
-<file path=word\activeX\activeX117.xml><?xml version="1.0" encoding="utf-8"?>
-<ax:ocx xmlns:ax="http://schemas.microsoft.com/office/2006/activeX" xmlns:r="http://schemas.openxmlformats.org/officeDocument/2006/relationships" ax:classid="{5512D118-5CC6-11CF-8D67-00AA00BDCE1D}" r:id="rId1" ax:persistence="persistStorage"/>
-</file>
-
-<file path=word\activeX\activeX118.xml><?xml version="1.0" encoding="utf-8"?>
-<ax:ocx xmlns:ax="http://schemas.microsoft.com/office/2006/activeX" xmlns:r="http://schemas.openxmlformats.org/officeDocument/2006/relationships" ax:classid="{5512D118-5CC6-11CF-8D67-00AA00BDCE1D}" r:id="rId1" ax:persistence="persistStorage"/>
-</file>
-
-<file path=word\activeX\activeX119.xml><?xml version="1.0" encoding="utf-8"?>
-<ax:ocx xmlns:ax="http://schemas.microsoft.com/office/2006/activeX" xmlns:r="http://schemas.openxmlformats.org/officeDocument/2006/relationships" ax:classid="{5512D118-5CC6-11CF-8D67-00AA00BDCE1D}" r:id="rId1" ax:persistence="persistStorage"/>
-</file>
-
-<file path=word\activeX\activeX12.xml><?xml version="1.0" encoding="utf-8"?>
-<ax:ocx xmlns:ax="http://schemas.microsoft.com/office/2006/activeX" xmlns:r="http://schemas.openxmlformats.org/officeDocument/2006/relationships" ax:classid="{5512D118-5CC6-11CF-8D67-00AA00BDCE1D}" r:id="rId1" ax:persistence="persistStorage"/>
-</file>
-
-<file path=word\activeX\activeX120.xml><?xml version="1.0" encoding="utf-8"?>
-<ax:ocx xmlns:ax="http://schemas.microsoft.com/office/2006/activeX" xmlns:r="http://schemas.openxmlformats.org/officeDocument/2006/relationships" ax:classid="{5512D118-5CC6-11CF-8D67-00AA00BDCE1D}" r:id="rId1" ax:persistence="persistStorage"/>
-</file>
-
-<file path=word\activeX\activeX13.xml><?xml version="1.0" encoding="utf-8"?>
-<ax:ocx xmlns:ax="http://schemas.microsoft.com/office/2006/activeX" xmlns:r="http://schemas.openxmlformats.org/officeDocument/2006/relationships" ax:classid="{5512D118-5CC6-11CF-8D67-00AA00BDCE1D}" r:id="rId1" ax:persistence="persistStorage"/>
-</file>
-
-<file path=word\activeX\activeX14.xml><?xml version="1.0" encoding="utf-8"?>
-<ax:ocx xmlns:ax="http://schemas.microsoft.com/office/2006/activeX" xmlns:r="http://schemas.openxmlformats.org/officeDocument/2006/relationships" ax:classid="{5512D118-5CC6-11CF-8D67-00AA00BDCE1D}" r:id="rId1" ax:persistence="persistStorage"/>
-</file>
-
-<file path=word\activeX\activeX15.xml><?xml version="1.0" encoding="utf-8"?>
-<ax:ocx xmlns:ax="http://schemas.microsoft.com/office/2006/activeX" xmlns:r="http://schemas.openxmlformats.org/officeDocument/2006/relationships" ax:classid="{5512D118-5CC6-11CF-8D67-00AA00BDCE1D}" r:id="rId1" ax:persistence="persistStorage"/>
-</file>
-
-<file path=word\activeX\activeX16.xml><?xml version="1.0" encoding="utf-8"?>
-<ax:ocx xmlns:ax="http://schemas.microsoft.com/office/2006/activeX" xmlns:r="http://schemas.openxmlformats.org/officeDocument/2006/relationships" ax:classid="{5512D118-5CC6-11CF-8D67-00AA00BDCE1D}" r:id="rId1" ax:persistence="persistStorage"/>
-</file>
-
-<file path=word\activeX\activeX17.xml><?xml version="1.0" encoding="utf-8"?>
-<ax:ocx xmlns:ax="http://schemas.microsoft.com/office/2006/activeX" xmlns:r="http://schemas.openxmlformats.org/officeDocument/2006/relationships" ax:classid="{5512D118-5CC6-11CF-8D67-00AA00BDCE1D}" r:id="rId1" ax:persistence="persistStorage"/>
-</file>
-
-<file path=word\activeX\activeX18.xml><?xml version="1.0" encoding="utf-8"?>
-<ax:ocx xmlns:ax="http://schemas.microsoft.com/office/2006/activeX" xmlns:r="http://schemas.openxmlformats.org/officeDocument/2006/relationships" ax:classid="{5512D118-5CC6-11CF-8D67-00AA00BDCE1D}" r:id="rId1" ax:persistence="persistStorage"/>
-</file>
-
-<file path=word\activeX\activeX19.xml><?xml version="1.0" encoding="utf-8"?>
-<ax:ocx xmlns:ax="http://schemas.microsoft.com/office/2006/activeX" xmlns:r="http://schemas.openxmlformats.org/officeDocument/2006/relationships" ax:classid="{5512D118-5CC6-11CF-8D67-00AA00BDCE1D}" r:id="rId1" ax:persistence="persistStorage"/>
-</file>
-
-<file path=word\activeX\activeX2.xml><?xml version="1.0" encoding="utf-8"?>
-<ax:ocx xmlns:ax="http://schemas.microsoft.com/office/2006/activeX" xmlns:r="http://schemas.openxmlformats.org/officeDocument/2006/relationships" ax:classid="{5512D118-5CC6-11CF-8D67-00AA00BDCE1D}" r:id="rId1" ax:persistence="persistStorage"/>
-</file>
-
-<file path=word\activeX\activeX20.xml><?xml version="1.0" encoding="utf-8"?>
-<ax:ocx xmlns:ax="http://schemas.microsoft.com/office/2006/activeX" xmlns:r="http://schemas.openxmlformats.org/officeDocument/2006/relationships" ax:classid="{5512D118-5CC6-11CF-8D67-00AA00BDCE1D}" r:id="rId1" ax:persistence="persistStorage"/>
-</file>
-
-<file path=word\activeX\activeX21.xml><?xml version="1.0" encoding="utf-8"?>
-<ax:ocx xmlns:ax="http://schemas.microsoft.com/office/2006/activeX" xmlns:r="http://schemas.openxmlformats.org/officeDocument/2006/relationships" ax:classid="{5512D118-5CC6-11CF-8D67-00AA00BDCE1D}" r:id="rId1" ax:persistence="persistStorage"/>
-</file>
-
-<file path=word\activeX\activeX22.xml><?xml version="1.0" encoding="utf-8"?>
-<ax:ocx xmlns:ax="http://schemas.microsoft.com/office/2006/activeX" xmlns:r="http://schemas.openxmlformats.org/officeDocument/2006/relationships" ax:classid="{5512D118-5CC6-11CF-8D67-00AA00BDCE1D}" r:id="rId1" ax:persistence="persistStorage"/>
-</file>
-
-<file path=word\activeX\activeX23.xml><?xml version="1.0" encoding="utf-8"?>
-<ax:ocx xmlns:ax="http://schemas.microsoft.com/office/2006/activeX" xmlns:r="http://schemas.openxmlformats.org/officeDocument/2006/relationships" ax:classid="{5512D118-5CC6-11CF-8D67-00AA00BDCE1D}" r:id="rId1" ax:persistence="persistStorage"/>
-</file>
-
-<file path=word\activeX\activeX24.xml><?xml version="1.0" encoding="utf-8"?>
-<ax:ocx xmlns:ax="http://schemas.microsoft.com/office/2006/activeX" xmlns:r="http://schemas.openxmlformats.org/officeDocument/2006/relationships" ax:classid="{5512D118-5CC6-11CF-8D67-00AA00BDCE1D}" r:id="rId1" ax:persistence="persistStorage"/>
-</file>
-
-<file path=word\activeX\activeX25.xml><?xml version="1.0" encoding="utf-8"?>
-<ax:ocx xmlns:ax="http://schemas.microsoft.com/office/2006/activeX" xmlns:r="http://schemas.openxmlformats.org/officeDocument/2006/relationships" ax:classid="{5512D118-5CC6-11CF-8D67-00AA00BDCE1D}" r:id="rId1" ax:persistence="persistStorage"/>
-</file>
-
-<file path=word\activeX\activeX26.xml><?xml version="1.0" encoding="utf-8"?>
-<ax:ocx xmlns:ax="http://schemas.microsoft.com/office/2006/activeX" xmlns:r="http://schemas.openxmlformats.org/officeDocument/2006/relationships" ax:classid="{5512D118-5CC6-11CF-8D67-00AA00BDCE1D}" r:id="rId1" ax:persistence="persistStorage"/>
-</file>
-
-<file path=word\activeX\activeX27.xml><?xml version="1.0" encoding="utf-8"?>
-<ax:ocx xmlns:ax="http://schemas.microsoft.com/office/2006/activeX" xmlns:r="http://schemas.openxmlformats.org/officeDocument/2006/relationships" ax:classid="{5512D118-5CC6-11CF-8D67-00AA00BDCE1D}" r:id="rId1" ax:persistence="persistStorage"/>
-</file>
-
-<file path=word\activeX\activeX28.xml><?xml version="1.0" encoding="utf-8"?>
-<ax:ocx xmlns:ax="http://schemas.microsoft.com/office/2006/activeX" xmlns:r="http://schemas.openxmlformats.org/officeDocument/2006/relationships" ax:classid="{5512D118-5CC6-11CF-8D67-00AA00BDCE1D}" r:id="rId1" ax:persistence="persistStorage"/>
-</file>
-
-<file path=word\activeX\activeX29.xml><?xml version="1.0" encoding="utf-8"?>
-<ax:ocx xmlns:ax="http://schemas.microsoft.com/office/2006/activeX" xmlns:r="http://schemas.openxmlformats.org/officeDocument/2006/relationships" ax:classid="{5512D118-5CC6-11CF-8D67-00AA00BDCE1D}" r:id="rId1" ax:persistence="persistStorage"/>
-</file>
-
-<file path=word\activeX\activeX3.xml><?xml version="1.0" encoding="utf-8"?>
-<ax:ocx xmlns:ax="http://schemas.microsoft.com/office/2006/activeX" xmlns:r="http://schemas.openxmlformats.org/officeDocument/2006/relationships" ax:classid="{5512D118-5CC6-11CF-8D67-00AA00BDCE1D}" r:id="rId1" ax:persistence="persistStorage"/>
-</file>
-
-<file path=word\activeX\activeX30.xml><?xml version="1.0" encoding="utf-8"?>
-<ax:ocx xmlns:ax="http://schemas.microsoft.com/office/2006/activeX" xmlns:r="http://schemas.openxmlformats.org/officeDocument/2006/relationships" ax:classid="{5512D118-5CC6-11CF-8D67-00AA00BDCE1D}" r:id="rId1" ax:persistence="persistStorage"/>
-</file>
-
-<file path=word\activeX\activeX31.xml><?xml version="1.0" encoding="utf-8"?>
-<ax:ocx xmlns:ax="http://schemas.microsoft.com/office/2006/activeX" xmlns:r="http://schemas.openxmlformats.org/officeDocument/2006/relationships" ax:classid="{5512D118-5CC6-11CF-8D67-00AA00BDCE1D}" r:id="rId1" ax:persistence="persistStorage"/>
-</file>
-
-<file path=word\activeX\activeX32.xml><?xml version="1.0" encoding="utf-8"?>
-<ax:ocx xmlns:ax="http://schemas.microsoft.com/office/2006/activeX" xmlns:r="http://schemas.openxmlformats.org/officeDocument/2006/relationships" ax:classid="{5512D118-5CC6-11CF-8D67-00AA00BDCE1D}" r:id="rId1" ax:persistence="persistStorage"/>
-</file>
-
-<file path=word\activeX\activeX33.xml><?xml version="1.0" encoding="utf-8"?>
-<ax:ocx xmlns:ax="http://schemas.microsoft.com/office/2006/activeX" xmlns:r="http://schemas.openxmlformats.org/officeDocument/2006/relationships" ax:classid="{5512D118-5CC6-11CF-8D67-00AA00BDCE1D}" r:id="rId1" ax:persistence="persistStorage"/>
-</file>
-
-<file path=word\activeX\activeX34.xml><?xml version="1.0" encoding="utf-8"?>
-<ax:ocx xmlns:ax="http://schemas.microsoft.com/office/2006/activeX" xmlns:r="http://schemas.openxmlformats.org/officeDocument/2006/relationships" ax:classid="{5512D118-5CC6-11CF-8D67-00AA00BDCE1D}" r:id="rId1" ax:persistence="persistStorage"/>
-</file>
-
-<file path=word\activeX\activeX35.xml><?xml version="1.0" encoding="utf-8"?>
-<ax:ocx xmlns:ax="http://schemas.microsoft.com/office/2006/activeX" xmlns:r="http://schemas.openxmlformats.org/officeDocument/2006/relationships" ax:classid="{5512D118-5CC6-11CF-8D67-00AA00BDCE1D}" r:id="rId1" ax:persistence="persistStorage"/>
-</file>
-
-<file path=word\activeX\activeX36.xml><?xml version="1.0" encoding="utf-8"?>
-<ax:ocx xmlns:ax="http://schemas.microsoft.com/office/2006/activeX" xmlns:r="http://schemas.openxmlformats.org/officeDocument/2006/relationships" ax:classid="{5512D118-5CC6-11CF-8D67-00AA00BDCE1D}" r:id="rId1" ax:persistence="persistStorage"/>
-</file>
-
-<file path=word\activeX\activeX37.xml><?xml version="1.0" encoding="utf-8"?>
-<ax:ocx xmlns:ax="http://schemas.microsoft.com/office/2006/activeX" xmlns:r="http://schemas.openxmlformats.org/officeDocument/2006/relationships" ax:classid="{5512D118-5CC6-11CF-8D67-00AA00BDCE1D}" r:id="rId1" ax:persistence="persistStorage"/>
-</file>
-
-<file path=word\activeX\activeX38.xml><?xml version="1.0" encoding="utf-8"?>
-<ax:ocx xmlns:ax="http://schemas.microsoft.com/office/2006/activeX" xmlns:r="http://schemas.openxmlformats.org/officeDocument/2006/relationships" ax:classid="{5512D118-5CC6-11CF-8D67-00AA00BDCE1D}" r:id="rId1" ax:persistence="persistStorage"/>
-</file>
-
-<file path=word\activeX\activeX39.xml><?xml version="1.0" encoding="utf-8"?>
-<ax:ocx xmlns:ax="http://schemas.microsoft.com/office/2006/activeX" xmlns:r="http://schemas.openxmlformats.org/officeDocument/2006/relationships" ax:classid="{5512D118-5CC6-11CF-8D67-00AA00BDCE1D}" r:id="rId1" ax:persistence="persistStorage"/>
-</file>
-
-<file path=word\activeX\activeX4.xml><?xml version="1.0" encoding="utf-8"?>
-<ax:ocx xmlns:ax="http://schemas.microsoft.com/office/2006/activeX" xmlns:r="http://schemas.openxmlformats.org/officeDocument/2006/relationships" ax:classid="{5512D118-5CC6-11CF-8D67-00AA00BDCE1D}" r:id="rId1" ax:persistence="persistStorage"/>
-</file>
-
-<file path=word\activeX\activeX40.xml><?xml version="1.0" encoding="utf-8"?>
-<ax:ocx xmlns:ax="http://schemas.microsoft.com/office/2006/activeX" xmlns:r="http://schemas.openxmlformats.org/officeDocument/2006/relationships" ax:classid="{5512D118-5CC6-11CF-8D67-00AA00BDCE1D}" r:id="rId1" ax:persistence="persistStorage"/>
-</file>
-
-<file path=word\activeX\activeX41.xml><?xml version="1.0" encoding="utf-8"?>
-<ax:ocx xmlns:ax="http://schemas.microsoft.com/office/2006/activeX" xmlns:r="http://schemas.openxmlformats.org/officeDocument/2006/relationships" ax:classid="{5512D118-5CC6-11CF-8D67-00AA00BDCE1D}" r:id="rId1" ax:persistence="persistStorage"/>
-</file>
-
-<file path=word\activeX\activeX42.xml><?xml version="1.0" encoding="utf-8"?>
-<ax:ocx xmlns:ax="http://schemas.microsoft.com/office/2006/activeX" xmlns:r="http://schemas.openxmlformats.org/officeDocument/2006/relationships" ax:classid="{5512D118-5CC6-11CF-8D67-00AA00BDCE1D}" r:id="rId1" ax:persistence="persistStorage"/>
-</file>
-
-<file path=word\activeX\activeX43.xml><?xml version="1.0" encoding="utf-8"?>
-<ax:ocx xmlns:ax="http://schemas.microsoft.com/office/2006/activeX" xmlns:r="http://schemas.openxmlformats.org/officeDocument/2006/relationships" ax:classid="{5512D118-5CC6-11CF-8D67-00AA00BDCE1D}" r:id="rId1" ax:persistence="persistStorage"/>
-</file>
-
-<file path=word\activeX\activeX44.xml><?xml version="1.0" encoding="utf-8"?>
-<ax:ocx xmlns:ax="http://schemas.microsoft.com/office/2006/activeX" xmlns:r="http://schemas.openxmlformats.org/officeDocument/2006/relationships" ax:classid="{5512D118-5CC6-11CF-8D67-00AA00BDCE1D}" r:id="rId1" ax:persistence="persistStorage"/>
-</file>
-
-<file path=word\activeX\activeX45.xml><?xml version="1.0" encoding="utf-8"?>
-<ax:ocx xmlns:ax="http://schemas.microsoft.com/office/2006/activeX" xmlns:r="http://schemas.openxmlformats.org/officeDocument/2006/relationships" ax:classid="{5512D118-5CC6-11CF-8D67-00AA00BDCE1D}" r:id="rId1" ax:persistence="persistStorage"/>
-</file>
-
-<file path=word\activeX\activeX46.xml><?xml version="1.0" encoding="utf-8"?>
-<ax:ocx xmlns:ax="http://schemas.microsoft.com/office/2006/activeX" xmlns:r="http://schemas.openxmlformats.org/officeDocument/2006/relationships" ax:classid="{5512D118-5CC6-11CF-8D67-00AA00BDCE1D}" r:id="rId1" ax:persistence="persistStorage"/>
-</file>
-
-<file path=word\activeX\activeX47.xml><?xml version="1.0" encoding="utf-8"?>
-<ax:ocx xmlns:ax="http://schemas.microsoft.com/office/2006/activeX" xmlns:r="http://schemas.openxmlformats.org/officeDocument/2006/relationships" ax:classid="{5512D118-5CC6-11CF-8D67-00AA00BDCE1D}" r:id="rId1" ax:persistence="persistStorage"/>
-</file>
-
-<file path=word\activeX\activeX48.xml><?xml version="1.0" encoding="utf-8"?>
-<ax:ocx xmlns:ax="http://schemas.microsoft.com/office/2006/activeX" xmlns:r="http://schemas.openxmlformats.org/officeDocument/2006/relationships" ax:classid="{5512D118-5CC6-11CF-8D67-00AA00BDCE1D}" r:id="rId1" ax:persistence="persistStorage"/>
-</file>
-
-<file path=word\activeX\activeX49.xml><?xml version="1.0" encoding="utf-8"?>
-<ax:ocx xmlns:ax="http://schemas.microsoft.com/office/2006/activeX" xmlns:r="http://schemas.openxmlformats.org/officeDocument/2006/relationships" ax:classid="{5512D118-5CC6-11CF-8D67-00AA00BDCE1D}" r:id="rId1" ax:persistence="persistStorage"/>
-</file>
-
-<file path=word\activeX\activeX5.xml><?xml version="1.0" encoding="utf-8"?>
-<ax:ocx xmlns:ax="http://schemas.microsoft.com/office/2006/activeX" xmlns:r="http://schemas.openxmlformats.org/officeDocument/2006/relationships" ax:classid="{5512D118-5CC6-11CF-8D67-00AA00BDCE1D}" r:id="rId1" ax:persistence="persistStorage"/>
-</file>
-
-<file path=word\activeX\activeX50.xml><?xml version="1.0" encoding="utf-8"?>
-<ax:ocx xmlns:ax="http://schemas.microsoft.com/office/2006/activeX" xmlns:r="http://schemas.openxmlformats.org/officeDocument/2006/relationships" ax:classid="{5512D118-5CC6-11CF-8D67-00AA00BDCE1D}" r:id="rId1" ax:persistence="persistStorage"/>
-</file>
-
-<file path=word\activeX\activeX51.xml><?xml version="1.0" encoding="utf-8"?>
-<ax:ocx xmlns:ax="http://schemas.microsoft.com/office/2006/activeX" xmlns:r="http://schemas.openxmlformats.org/officeDocument/2006/relationships" ax:classid="{5512D118-5CC6-11CF-8D67-00AA00BDCE1D}" r:id="rId1" ax:persistence="persistStorage"/>
-</file>
-
-<file path=word\activeX\activeX52.xml><?xml version="1.0" encoding="utf-8"?>
-<ax:ocx xmlns:ax="http://schemas.microsoft.com/office/2006/activeX" xmlns:r="http://schemas.openxmlformats.org/officeDocument/2006/relationships" ax:classid="{5512D118-5CC6-11CF-8D67-00AA00BDCE1D}" r:id="rId1" ax:persistence="persistStorage"/>
-</file>
-
-<file path=word\activeX\activeX53.xml><?xml version="1.0" encoding="utf-8"?>
-<ax:ocx xmlns:ax="http://schemas.microsoft.com/office/2006/activeX" xmlns:r="http://schemas.openxmlformats.org/officeDocument/2006/relationships" ax:classid="{5512D118-5CC6-11CF-8D67-00AA00BDCE1D}" r:id="rId1" ax:persistence="persistStorage"/>
-</file>
-
-<file path=word\activeX\activeX54.xml><?xml version="1.0" encoding="utf-8"?>
-<ax:ocx xmlns:ax="http://schemas.microsoft.com/office/2006/activeX" xmlns:r="http://schemas.openxmlformats.org/officeDocument/2006/relationships" ax:classid="{5512D118-5CC6-11CF-8D67-00AA00BDCE1D}" r:id="rId1" ax:persistence="persistStorage"/>
-</file>
-
-<file path=word\activeX\activeX55.xml><?xml version="1.0" encoding="utf-8"?>
-<ax:ocx xmlns:ax="http://schemas.microsoft.com/office/2006/activeX" xmlns:r="http://schemas.openxmlformats.org/officeDocument/2006/relationships" ax:classid="{5512D118-5CC6-11CF-8D67-00AA00BDCE1D}" r:id="rId1" ax:persistence="persistStorage"/>
-</file>
-
-<file path=word\activeX\activeX56.xml><?xml version="1.0" encoding="utf-8"?>
-<ax:ocx xmlns:ax="http://schemas.microsoft.com/office/2006/activeX" xmlns:r="http://schemas.openxmlformats.org/officeDocument/2006/relationships" ax:classid="{5512D118-5CC6-11CF-8D67-00AA00BDCE1D}" r:id="rId1" ax:persistence="persistStorage"/>
-</file>
-
-<file path=word\activeX\activeX57.xml><?xml version="1.0" encoding="utf-8"?>
-<ax:ocx xmlns:ax="http://schemas.microsoft.com/office/2006/activeX" xmlns:r="http://schemas.openxmlformats.org/officeDocument/2006/relationships" ax:classid="{5512D118-5CC6-11CF-8D67-00AA00BDCE1D}" r:id="rId1" ax:persistence="persistStorage"/>
-</file>
-
-<file path=word\activeX\activeX58.xml><?xml version="1.0" encoding="utf-8"?>
-<ax:ocx xmlns:ax="http://schemas.microsoft.com/office/2006/activeX" xmlns:r="http://schemas.openxmlformats.org/officeDocument/2006/relationships" ax:classid="{5512D118-5CC6-11CF-8D67-00AA00BDCE1D}" r:id="rId1" ax:persistence="persistStorage"/>
-</file>
-
-<file path=word\activeX\activeX59.xml><?xml version="1.0" encoding="utf-8"?>
-<ax:ocx xmlns:ax="http://schemas.microsoft.com/office/2006/activeX" xmlns:r="http://schemas.openxmlformats.org/officeDocument/2006/relationships" ax:classid="{5512D118-5CC6-11CF-8D67-00AA00BDCE1D}" r:id="rId1" ax:persistence="persistStorage"/>
-</file>
-
-<file path=word\activeX\activeX6.xml><?xml version="1.0" encoding="utf-8"?>
-<ax:ocx xmlns:ax="http://schemas.microsoft.com/office/2006/activeX" xmlns:r="http://schemas.openxmlformats.org/officeDocument/2006/relationships" ax:classid="{5512D118-5CC6-11CF-8D67-00AA00BDCE1D}" r:id="rId1" ax:persistence="persistStorage"/>
-</file>
-
-<file path=word\activeX\activeX60.xml><?xml version="1.0" encoding="utf-8"?>
-<ax:ocx xmlns:ax="http://schemas.microsoft.com/office/2006/activeX" xmlns:r="http://schemas.openxmlformats.org/officeDocument/2006/relationships" ax:classid="{5512D118-5CC6-11CF-8D67-00AA00BDCE1D}" r:id="rId1" ax:persistence="persistStorage"/>
-</file>
-
-<file path=word\activeX\activeX61.xml><?xml version="1.0" encoding="utf-8"?>
-<ax:ocx xmlns:ax="http://schemas.microsoft.com/office/2006/activeX" xmlns:r="http://schemas.openxmlformats.org/officeDocument/2006/relationships" ax:classid="{5512D118-5CC6-11CF-8D67-00AA00BDCE1D}" r:id="rId1" ax:persistence="persistStorage"/>
-</file>
-
-<file path=word\activeX\activeX62.xml><?xml version="1.0" encoding="utf-8"?>
-<ax:ocx xmlns:ax="http://schemas.microsoft.com/office/2006/activeX" xmlns:r="http://schemas.openxmlformats.org/officeDocument/2006/relationships" ax:classid="{5512D118-5CC6-11CF-8D67-00AA00BDCE1D}" r:id="rId1" ax:persistence="persistStorage"/>
-</file>
-
-<file path=word\activeX\activeX63.xml><?xml version="1.0" encoding="utf-8"?>
-<ax:ocx xmlns:ax="http://schemas.microsoft.com/office/2006/activeX" xmlns:r="http://schemas.openxmlformats.org/officeDocument/2006/relationships" ax:classid="{5512D118-5CC6-11CF-8D67-00AA00BDCE1D}" r:id="rId1" ax:persistence="persistStorage"/>
-</file>
-
-<file path=word\activeX\activeX64.xml><?xml version="1.0" encoding="utf-8"?>
-<ax:ocx xmlns:ax="http://schemas.microsoft.com/office/2006/activeX" xmlns:r="http://schemas.openxmlformats.org/officeDocument/2006/relationships" ax:classid="{5512D118-5CC6-11CF-8D67-00AA00BDCE1D}" r:id="rId1" ax:persistence="persistStorage"/>
-</file>
-
-<file path=word\activeX\activeX65.xml><?xml version="1.0" encoding="utf-8"?>
-<ax:ocx xmlns:ax="http://schemas.microsoft.com/office/2006/activeX" xmlns:r="http://schemas.openxmlformats.org/officeDocument/2006/relationships" ax:classid="{5512D118-5CC6-11CF-8D67-00AA00BDCE1D}" r:id="rId1" ax:persistence="persistStorage"/>
-</file>
-
-<file path=word\activeX\activeX66.xml><?xml version="1.0" encoding="utf-8"?>
-<ax:ocx xmlns:ax="http://schemas.microsoft.com/office/2006/activeX" xmlns:r="http://schemas.openxmlformats.org/officeDocument/2006/relationships" ax:classid="{5512D118-5CC6-11CF-8D67-00AA00BDCE1D}" r:id="rId1" ax:persistence="persistStorage"/>
-</file>
-
-<file path=word\activeX\activeX67.xml><?xml version="1.0" encoding="utf-8"?>
-<ax:ocx xmlns:ax="http://schemas.microsoft.com/office/2006/activeX" xmlns:r="http://schemas.openxmlformats.org/officeDocument/2006/relationships" ax:classid="{5512D118-5CC6-11CF-8D67-00AA00BDCE1D}" r:id="rId1" ax:persistence="persistStorage"/>
-</file>
-
-<file path=word\activeX\activeX68.xml><?xml version="1.0" encoding="utf-8"?>
-<ax:ocx xmlns:ax="http://schemas.microsoft.com/office/2006/activeX" xmlns:r="http://schemas.openxmlformats.org/officeDocument/2006/relationships" ax:classid="{5512D118-5CC6-11CF-8D67-00AA00BDCE1D}" r:id="rId1" ax:persistence="persistStorage"/>
-</file>
-
-<file path=word\activeX\activeX69.xml><?xml version="1.0" encoding="utf-8"?>
-<ax:ocx xmlns:ax="http://schemas.microsoft.com/office/2006/activeX" xmlns:r="http://schemas.openxmlformats.org/officeDocument/2006/relationships" ax:classid="{5512D118-5CC6-11CF-8D67-00AA00BDCE1D}" r:id="rId1" ax:persistence="persistStorage"/>
-</file>
-
-<file path=word\activeX\activeX7.xml><?xml version="1.0" encoding="utf-8"?>
-<ax:ocx xmlns:ax="http://schemas.microsoft.com/office/2006/activeX" xmlns:r="http://schemas.openxmlformats.org/officeDocument/2006/relationships" ax:classid="{5512D118-5CC6-11CF-8D67-00AA00BDCE1D}" r:id="rId1" ax:persistence="persistStorage"/>
-</file>
-
-<file path=word\activeX\activeX70.xml><?xml version="1.0" encoding="utf-8"?>
-<ax:ocx xmlns:ax="http://schemas.microsoft.com/office/2006/activeX" xmlns:r="http://schemas.openxmlformats.org/officeDocument/2006/relationships" ax:classid="{5512D118-5CC6-11CF-8D67-00AA00BDCE1D}" r:id="rId1" ax:persistence="persistStorage"/>
-</file>
-
-<file path=word\activeX\activeX71.xml><?xml version="1.0" encoding="utf-8"?>
-<ax:ocx xmlns:ax="http://schemas.microsoft.com/office/2006/activeX" xmlns:r="http://schemas.openxmlformats.org/officeDocument/2006/relationships" ax:classid="{5512D118-5CC6-11CF-8D67-00AA00BDCE1D}" r:id="rId1" ax:persistence="persistStorage"/>
-</file>
-
-<file path=word\activeX\activeX72.xml><?xml version="1.0" encoding="utf-8"?>
-<ax:ocx xmlns:ax="http://schemas.microsoft.com/office/2006/activeX" xmlns:r="http://schemas.openxmlformats.org/officeDocument/2006/relationships" ax:classid="{5512D118-5CC6-11CF-8D67-00AA00BDCE1D}" r:id="rId1" ax:persistence="persistStorage"/>
-</file>
-
-<file path=word\activeX\activeX73.xml><?xml version="1.0" encoding="utf-8"?>
-<ax:ocx xmlns:ax="http://schemas.microsoft.com/office/2006/activeX" xmlns:r="http://schemas.openxmlformats.org/officeDocument/2006/relationships" ax:classid="{5512D118-5CC6-11CF-8D67-00AA00BDCE1D}" r:id="rId1" ax:persistence="persistStorage"/>
-</file>
-
-<file path=word\activeX\activeX74.xml><?xml version="1.0" encoding="utf-8"?>
-<ax:ocx xmlns:ax="http://schemas.microsoft.com/office/2006/activeX" xmlns:r="http://schemas.openxmlformats.org/officeDocument/2006/relationships" ax:classid="{5512D118-5CC6-11CF-8D67-00AA00BDCE1D}" r:id="rId1" ax:persistence="persistStorage"/>
-</file>
-
-<file path=word\activeX\activeX75.xml><?xml version="1.0" encoding="utf-8"?>
-<ax:ocx xmlns:ax="http://schemas.microsoft.com/office/2006/activeX" xmlns:r="http://schemas.openxmlformats.org/officeDocument/2006/relationships" ax:classid="{5512D118-5CC6-11CF-8D67-00AA00BDCE1D}" r:id="rId1" ax:persistence="persistStorage"/>
-</file>
-
-<file path=word\activeX\activeX76.xml><?xml version="1.0" encoding="utf-8"?>
-<ax:ocx xmlns:ax="http://schemas.microsoft.com/office/2006/activeX" xmlns:r="http://schemas.openxmlformats.org/officeDocument/2006/relationships" ax:classid="{5512D118-5CC6-11CF-8D67-00AA00BDCE1D}" r:id="rId1" ax:persistence="persistStorage"/>
-</file>
-
-<file path=word\activeX\activeX77.xml><?xml version="1.0" encoding="utf-8"?>
-<ax:ocx xmlns:ax="http://schemas.microsoft.com/office/2006/activeX" xmlns:r="http://schemas.openxmlformats.org/officeDocument/2006/relationships" ax:classid="{5512D118-5CC6-11CF-8D67-00AA00BDCE1D}" r:id="rId1" ax:persistence="persistStorage"/>
-</file>
-
-<file path=word\activeX\activeX78.xml><?xml version="1.0" encoding="utf-8"?>
-<ax:ocx xmlns:ax="http://schemas.microsoft.com/office/2006/activeX" xmlns:r="http://schemas.openxmlformats.org/officeDocument/2006/relationships" ax:classid="{5512D118-5CC6-11CF-8D67-00AA00BDCE1D}" r:id="rId1" ax:persistence="persistStorage"/>
-</file>
-
-<file path=word\activeX\activeX79.xml><?xml version="1.0" encoding="utf-8"?>
-<ax:ocx xmlns:ax="http://schemas.microsoft.com/office/2006/activeX" xmlns:r="http://schemas.openxmlformats.org/officeDocument/2006/relationships" ax:classid="{5512D118-5CC6-11CF-8D67-00AA00BDCE1D}" r:id="rId1" ax:persistence="persistStorage"/>
-</file>
-
-<file path=word\activeX\activeX8.xml><?xml version="1.0" encoding="utf-8"?>
-<ax:ocx xmlns:ax="http://schemas.microsoft.com/office/2006/activeX" xmlns:r="http://schemas.openxmlformats.org/officeDocument/2006/relationships" ax:classid="{5512D118-5CC6-11CF-8D67-00AA00BDCE1D}" r:id="rId1" ax:persistence="persistStorage"/>
-</file>
-
-<file path=word\activeX\activeX80.xml><?xml version="1.0" encoding="utf-8"?>
-<ax:ocx xmlns:ax="http://schemas.microsoft.com/office/2006/activeX" xmlns:r="http://schemas.openxmlformats.org/officeDocument/2006/relationships" ax:classid="{5512D118-5CC6-11CF-8D67-00AA00BDCE1D}" r:id="rId1" ax:persistence="persistStorage"/>
-</file>
-
-<file path=word\activeX\activeX81.xml><?xml version="1.0" encoding="utf-8"?>
-<ax:ocx xmlns:ax="http://schemas.microsoft.com/office/2006/activeX" xmlns:r="http://schemas.openxmlformats.org/officeDocument/2006/relationships" ax:classid="{5512D118-5CC6-11CF-8D67-00AA00BDCE1D}" r:id="rId1" ax:persistence="persistStorage"/>
-</file>
-
-<file path=word\activeX\activeX82.xml><?xml version="1.0" encoding="utf-8"?>
-<ax:ocx xmlns:ax="http://schemas.microsoft.com/office/2006/activeX" xmlns:r="http://schemas.openxmlformats.org/officeDocument/2006/relationships" ax:classid="{5512D118-5CC6-11CF-8D67-00AA00BDCE1D}" r:id="rId1" ax:persistence="persistStorage"/>
-</file>
-
-<file path=word\activeX\activeX83.xml><?xml version="1.0" encoding="utf-8"?>
-<ax:ocx xmlns:ax="http://schemas.microsoft.com/office/2006/activeX" xmlns:r="http://schemas.openxmlformats.org/officeDocument/2006/relationships" ax:classid="{5512D118-5CC6-11CF-8D67-00AA00BDCE1D}" r:id="rId1" ax:persistence="persistStorage"/>
-</file>
-
-<file path=word\activeX\activeX84.xml><?xml version="1.0" encoding="utf-8"?>
-<ax:ocx xmlns:ax="http://schemas.microsoft.com/office/2006/activeX" xmlns:r="http://schemas.openxmlformats.org/officeDocument/2006/relationships" ax:classid="{5512D118-5CC6-11CF-8D67-00AA00BDCE1D}" r:id="rId1" ax:persistence="persistStorage"/>
-</file>
-
-<file path=word\activeX\activeX85.xml><?xml version="1.0" encoding="utf-8"?>
-<ax:ocx xmlns:ax="http://schemas.microsoft.com/office/2006/activeX" xmlns:r="http://schemas.openxmlformats.org/officeDocument/2006/relationships" ax:classid="{5512D118-5CC6-11CF-8D67-00AA00BDCE1D}" r:id="rId1" ax:persistence="persistStorage"/>
-</file>
-
-<file path=word\activeX\activeX86.xml><?xml version="1.0" encoding="utf-8"?>
-<ax:ocx xmlns:ax="http://schemas.microsoft.com/office/2006/activeX" xmlns:r="http://schemas.openxmlformats.org/officeDocument/2006/relationships" ax:classid="{5512D118-5CC6-11CF-8D67-00AA00BDCE1D}" r:id="rId1" ax:persistence="persistStorage"/>
-</file>
-
-<file path=word\activeX\activeX87.xml><?xml version="1.0" encoding="utf-8"?>
-<ax:ocx xmlns:ax="http://schemas.microsoft.com/office/2006/activeX" xmlns:r="http://schemas.openxmlformats.org/officeDocument/2006/relationships" ax:classid="{5512D118-5CC6-11CF-8D67-00AA00BDCE1D}" r:id="rId1" ax:persistence="persistStorage"/>
-</file>
-
-<file path=word\activeX\activeX88.xml><?xml version="1.0" encoding="utf-8"?>
-<ax:ocx xmlns:ax="http://schemas.microsoft.com/office/2006/activeX" xmlns:r="http://schemas.openxmlformats.org/officeDocument/2006/relationships" ax:classid="{5512D118-5CC6-11CF-8D67-00AA00BDCE1D}" r:id="rId1" ax:persistence="persistStorage"/>
-</file>
-
-<file path=word\activeX\activeX89.xml><?xml version="1.0" encoding="utf-8"?>
-<ax:ocx xmlns:ax="http://schemas.microsoft.com/office/2006/activeX" xmlns:r="http://schemas.openxmlformats.org/officeDocument/2006/relationships" ax:classid="{5512D118-5CC6-11CF-8D67-00AA00BDCE1D}" r:id="rId1" ax:persistence="persistStorage"/>
-</file>
-
-<file path=word\activeX\activeX9.xml><?xml version="1.0" encoding="utf-8"?>
-<ax:ocx xmlns:ax="http://schemas.microsoft.com/office/2006/activeX" xmlns:r="http://schemas.openxmlformats.org/officeDocument/2006/relationships" ax:classid="{5512D118-5CC6-11CF-8D67-00AA00BDCE1D}" r:id="rId1" ax:persistence="persistStorage"/>
-</file>
-
-<file path=word\activeX\activeX90.xml><?xml version="1.0" encoding="utf-8"?>
-<ax:ocx xmlns:ax="http://schemas.microsoft.com/office/2006/activeX" xmlns:r="http://schemas.openxmlformats.org/officeDocument/2006/relationships" ax:classid="{5512D118-5CC6-11CF-8D67-00AA00BDCE1D}" r:id="rId1" ax:persistence="persistStorage"/>
-</file>
-
-<file path=word\activeX\activeX91.xml><?xml version="1.0" encoding="utf-8"?>
-<ax:ocx xmlns:ax="http://schemas.microsoft.com/office/2006/activeX" xmlns:r="http://schemas.openxmlformats.org/officeDocument/2006/relationships" ax:classid="{5512D118-5CC6-11CF-8D67-00AA00BDCE1D}" r:id="rId1" ax:persistence="persistStorage"/>
-</file>
-
-<file path=word\activeX\activeX92.xml><?xml version="1.0" encoding="utf-8"?>
-<ax:ocx xmlns:ax="http://schemas.microsoft.com/office/2006/activeX" xmlns:r="http://schemas.openxmlformats.org/officeDocument/2006/relationships" ax:classid="{5512D118-5CC6-11CF-8D67-00AA00BDCE1D}" r:id="rId1" ax:persistence="persistStorage"/>
-</file>
-
-<file path=word\activeX\activeX93.xml><?xml version="1.0" encoding="utf-8"?>
-<ax:ocx xmlns:ax="http://schemas.microsoft.com/office/2006/activeX" xmlns:r="http://schemas.openxmlformats.org/officeDocument/2006/relationships" ax:classid="{5512D118-5CC6-11CF-8D67-00AA00BDCE1D}" r:id="rId1" ax:persistence="persistStorage"/>
-</file>
-
-<file path=word\activeX\activeX94.xml><?xml version="1.0" encoding="utf-8"?>
-<ax:ocx xmlns:ax="http://schemas.microsoft.com/office/2006/activeX" xmlns:r="http://schemas.openxmlformats.org/officeDocument/2006/relationships" ax:classid="{5512D118-5CC6-11CF-8D67-00AA00BDCE1D}" r:id="rId1" ax:persistence="persistStorage"/>
-</file>
-
-<file path=word\activeX\activeX95.xml><?xml version="1.0" encoding="utf-8"?>
-<ax:ocx xmlns:ax="http://schemas.microsoft.com/office/2006/activeX" xmlns:r="http://schemas.openxmlformats.org/officeDocument/2006/relationships" ax:classid="{5512D118-5CC6-11CF-8D67-00AA00BDCE1D}" r:id="rId1" ax:persistence="persistStorage"/>
-</file>
-
-<file path=word\activeX\activeX96.xml><?xml version="1.0" encoding="utf-8"?>
-<ax:ocx xmlns:ax="http://schemas.microsoft.com/office/2006/activeX" xmlns:r="http://schemas.openxmlformats.org/officeDocument/2006/relationships" ax:classid="{5512D118-5CC6-11CF-8D67-00AA00BDCE1D}" r:id="rId1" ax:persistence="persistStorage"/>
-</file>
-
-<file path=word\activeX\activeX97.xml><?xml version="1.0" encoding="utf-8"?>
-<ax:ocx xmlns:ax="http://schemas.microsoft.com/office/2006/activeX" xmlns:r="http://schemas.openxmlformats.org/officeDocument/2006/relationships" ax:classid="{5512D118-5CC6-11CF-8D67-00AA00BDCE1D}" r:id="rId1" ax:persistence="persistStorage"/>
-</file>
-
-<file path=word\activeX\activeX98.xml><?xml version="1.0" encoding="utf-8"?>
-<ax:ocx xmlns:ax="http://schemas.microsoft.com/office/2006/activeX" xmlns:r="http://schemas.openxmlformats.org/officeDocument/2006/relationships" ax:classid="{5512D118-5CC6-11CF-8D67-00AA00BDCE1D}" r:id="rId1" ax:persistence="persistStorage"/>
-</file>
-
-<file path=word\activeX\activeX99.xml><?xml version="1.0" encoding="utf-8"?>
-<ax:ocx xmlns:ax="http://schemas.microsoft.com/office/2006/activeX" xmlns:r="http://schemas.openxmlformats.org/officeDocument/2006/relationships" ax:classid="{5512D118-5CC6-11CF-8D67-00AA00BDCE1D}" r:id="rId1" ax:persistence="persistStorage"/>
-</file>
-
-<file path=word\document.xml><?xml version="1.0" encoding="utf-8"?>
+<file path=word/document.xml><?xml version="1.0" encoding="utf-8"?>
 <w:document xmlns:w="http://schemas.openxmlformats.org/wordprocessingml/2006/main" xmlns:r="http://schemas.openxmlformats.org/officeDocument/2006/relationships" xmlns:wp="http://schemas.openxmlformats.org/drawingml/2006/wordprocessingDrawing" xmlns:a="http://schemas.openxmlformats.org/drawingml/2006/main" xmlns:pic="http://schemas.openxmlformats.org/drawingml/2006/picture">
   <w:body>
     <w:p>
@@ -779,23 +245,23 @@
               </w:rPr>
               <w:drawing>
                 <wp:inline distT="0" distB="0" distL="0" distR="0">
-                  <wp:extent cx="2571750" cy="2857500"/>
+                  <wp:extent cx="257175" cy="200025"/>
                   <wp:effectExtent l="0" t="0" r="0" b="0"/>
-                  <wp:docPr id="101" name="Picture 101" descr="image"/>
+                  <wp:docPr id="230" name="Picture 230" descr="image"/>
                   <wp:cNvGraphicFramePr>
-                    <a:graphicFrameLocks xmlns:a="http://schemas.openxmlformats.org/drawingml/2006/main" noChangeAspect="1"/>
+                    <a:graphicFrameLocks noChangeAspect="1"/>
                   </wp:cNvGraphicFramePr>
-                  <a:graphic xmlns:a="http://schemas.openxmlformats.org/drawingml/2006/main">
+                  <a:graphic>
                     <a:graphicData uri="http://schemas.openxmlformats.org/drawingml/2006/picture">
-                      <pic:pic xmlns:pic="http://schemas.openxmlformats.org/drawingml/2006/picture">
+                      <pic:pic>
                         <pic:nvPicPr>
-                          <pic:cNvPr id="101" name="Picture 101" descr="image"/>
+                          <pic:cNvPr id="230" name="Picture 230" descr="image"/>
                           <pic:cNvPicPr>
                             <a:picLocks noChangeAspect="1"/>
                           </pic:cNvPicPr>
                         </pic:nvPicPr>
                         <pic:blipFill>
-                          <a:blip r:embed="rId5|rId6"/>
+                          <a:blip r:embed="rId5"/>
                           <a:stretch>
                             <a:fillRect/>
                           </a:stretch>
@@ -803,7 +269,44 @@
                         <pic:spPr>
                           <a:xfrm>
                             <a:off x="0" y="0"/>
-                            <a:ext cx="2571750" cy="2857500"/>
+                            <a:ext cx="257175" cy="200025"/>
+                          </a:xfrm>
+                          <a:prstGeom prst="rect">
+                            <a:avLst/>
+                          </a:prstGeom>
+                        </pic:spPr>
+                      </pic:pic>
+                    </a:graphicData>
+                  </a:graphic>
+                </wp:inline>
+              </w:drawing>
+              <w:drawing>
+                <wp:inline distT="0" distB="0" distL="0" distR="0">
+                  <wp:extent cx="762000" cy="762000"/>
+                  <wp:effectExtent l="0" t="0" r="0" b="0"/>
+                  <wp:docPr id="231" name="Picture 231" descr="image"/>
+                  <wp:cNvGraphicFramePr>
+                    <a:graphicFrameLocks noChangeAspect="1"/>
+                  </wp:cNvGraphicFramePr>
+                  <a:graphic>
+                    <a:graphicData uri="http://schemas.openxmlformats.org/drawingml/2006/picture">
+                      <pic:pic>
+                        <pic:nvPicPr>
+                          <pic:cNvPr id="231" name="Picture 231" descr="image"/>
+                          <pic:cNvPicPr>
+                            <a:picLocks noChangeAspect="1"/>
+                          </pic:cNvPicPr>
+                        </pic:nvPicPr>
+                        <pic:blipFill>
+                          <a:blip r:embed="rId6"/>
+                          <a:stretch>
+                            <a:fillRect/>
+                          </a:stretch>
+                        </pic:blipFill>
+                        <pic:spPr>
+                          <a:xfrm>
+                            <a:off x="0" y="0"/>
+                            <a:ext cx="762000" cy="762000"/>
                           </a:xfrm>
                           <a:prstGeom prst="rect">
                             <a:avLst/>
@@ -867,23 +370,23 @@
               </w:rPr>
               <w:drawing>
                 <wp:inline distT="0" distB="0" distL="0" distR="0">
-                  <wp:extent cx="2571750" cy="2857500"/>
+                  <wp:extent cx="257175" cy="200025"/>
                   <wp:effectExtent l="0" t="0" r="0" b="0"/>
-                  <wp:docPr id="102" name="Picture 102" descr="image"/>
+                  <wp:docPr id="232" name="Picture 232" descr="image"/>
                   <wp:cNvGraphicFramePr>
-                    <a:graphicFrameLocks xmlns:a="http://schemas.openxmlformats.org/drawingml/2006/main" noChangeAspect="1"/>
+                    <a:graphicFrameLocks noChangeAspect="1"/>
                   </wp:cNvGraphicFramePr>
-                  <a:graphic xmlns:a="http://schemas.openxmlformats.org/drawingml/2006/main">
+                  <a:graphic>
                     <a:graphicData uri="http://schemas.openxmlformats.org/drawingml/2006/picture">
-                      <pic:pic xmlns:pic="http://schemas.openxmlformats.org/drawingml/2006/picture">
+                      <pic:pic>
                         <pic:nvPicPr>
-                          <pic:cNvPr id="102" name="Picture 102" descr="image"/>
+                          <pic:cNvPr id="232" name="Picture 232" descr="image"/>
                           <pic:cNvPicPr>
                             <a:picLocks noChangeAspect="1"/>
                           </pic:cNvPicPr>
                         </pic:nvPicPr>
                         <pic:blipFill>
-                          <a:blip r:embed="rId8|rId9"/>
+                          <a:blip r:embed="rId8"/>
                           <a:stretch>
                             <a:fillRect/>
                           </a:stretch>
@@ -891,7 +394,44 @@
                         <pic:spPr>
                           <a:xfrm>
                             <a:off x="0" y="0"/>
-                            <a:ext cx="2571750" cy="2857500"/>
+                            <a:ext cx="257175" cy="200025"/>
+                          </a:xfrm>
+                          <a:prstGeom prst="rect">
+                            <a:avLst/>
+                          </a:prstGeom>
+                        </pic:spPr>
+                      </pic:pic>
+                    </a:graphicData>
+                  </a:graphic>
+                </wp:inline>
+              </w:drawing>
+              <w:drawing>
+                <wp:inline distT="0" distB="0" distL="0" distR="0">
+                  <wp:extent cx="762000" cy="762000"/>
+                  <wp:effectExtent l="0" t="0" r="0" b="0"/>
+                  <wp:docPr id="233" name="Picture 233" descr="image"/>
+                  <wp:cNvGraphicFramePr>
+                    <a:graphicFrameLocks noChangeAspect="1"/>
+                  </wp:cNvGraphicFramePr>
+                  <a:graphic>
+                    <a:graphicData uri="http://schemas.openxmlformats.org/drawingml/2006/picture">
+                      <pic:pic>
+                        <pic:nvPicPr>
+                          <pic:cNvPr id="233" name="Picture 233" descr="image"/>
+                          <pic:cNvPicPr>
+                            <a:picLocks noChangeAspect="1"/>
+                          </pic:cNvPicPr>
+                        </pic:nvPicPr>
+                        <pic:blipFill>
+                          <a:blip r:embed="rId9"/>
+                          <a:stretch>
+                            <a:fillRect/>
+                          </a:stretch>
+                        </pic:blipFill>
+                        <pic:spPr>
+                          <a:xfrm>
+                            <a:off x="0" y="0"/>
+                            <a:ext cx="762000" cy="762000"/>
                           </a:xfrm>
                           <a:prstGeom prst="rect">
                             <a:avLst/>
@@ -960,23 +500,23 @@
               </w:rPr>
               <w:drawing>
                 <wp:inline distT="0" distB="0" distL="0" distR="0">
-                  <wp:extent cx="2571750" cy="2857500"/>
+                  <wp:extent cx="257175" cy="200025"/>
                   <wp:effectExtent l="0" t="0" r="0" b="0"/>
-                  <wp:docPr id="103" name="Picture 103" descr="image"/>
+                  <wp:docPr id="234" name="Picture 234" descr="image"/>
                   <wp:cNvGraphicFramePr>
-                    <a:graphicFrameLocks xmlns:a="http://schemas.openxmlformats.org/drawingml/2006/main" noChangeAspect="1"/>
+                    <a:graphicFrameLocks noChangeAspect="1"/>
                   </wp:cNvGraphicFramePr>
-                  <a:graphic xmlns:a="http://schemas.openxmlformats.org/drawingml/2006/main">
+                  <a:graphic>
                     <a:graphicData uri="http://schemas.openxmlformats.org/drawingml/2006/picture">
-                      <pic:pic xmlns:pic="http://schemas.openxmlformats.org/drawingml/2006/picture">
+                      <pic:pic>
                         <pic:nvPicPr>
-                          <pic:cNvPr id="103" name="Picture 103" descr="image"/>
+                          <pic:cNvPr id="234" name="Picture 234" descr="image"/>
                           <pic:cNvPicPr>
                             <a:picLocks noChangeAspect="1"/>
                           </pic:cNvPicPr>
                         </pic:nvPicPr>
                         <pic:blipFill>
-                          <a:blip r:embed="rId5|rId11"/>
+                          <a:blip r:embed="rId5"/>
                           <a:stretch>
                             <a:fillRect/>
                           </a:stretch>
@@ -984,7 +524,44 @@
                         <pic:spPr>
                           <a:xfrm>
                             <a:off x="0" y="0"/>
-                            <a:ext cx="2571750" cy="2857500"/>
+                            <a:ext cx="257175" cy="200025"/>
+                          </a:xfrm>
+                          <a:prstGeom prst="rect">
+                            <a:avLst/>
+                          </a:prstGeom>
+                        </pic:spPr>
+                      </pic:pic>
+                    </a:graphicData>
+                  </a:graphic>
+                </wp:inline>
+              </w:drawing>
+              <w:drawing>
+                <wp:inline distT="0" distB="0" distL="0" distR="0">
+                  <wp:extent cx="762000" cy="762000"/>
+                  <wp:effectExtent l="0" t="0" r="0" b="0"/>
+                  <wp:docPr id="235" name="Picture 235" descr="image"/>
+                  <wp:cNvGraphicFramePr>
+                    <a:graphicFrameLocks noChangeAspect="1"/>
+                  </wp:cNvGraphicFramePr>
+                  <a:graphic>
+                    <a:graphicData uri="http://schemas.openxmlformats.org/drawingml/2006/picture">
+                      <pic:pic>
+                        <pic:nvPicPr>
+                          <pic:cNvPr id="235" name="Picture 235" descr="image"/>
+                          <pic:cNvPicPr>
+                            <a:picLocks noChangeAspect="1"/>
+                          </pic:cNvPicPr>
+                        </pic:nvPicPr>
+                        <pic:blipFill>
+                          <a:blip r:embed="rId11"/>
+                          <a:stretch>
+                            <a:fillRect/>
+                          </a:stretch>
+                        </pic:blipFill>
+                        <pic:spPr>
+                          <a:xfrm>
+                            <a:off x="0" y="0"/>
+                            <a:ext cx="762000" cy="762000"/>
                           </a:xfrm>
                           <a:prstGeom prst="rect">
                             <a:avLst/>
@@ -1048,23 +625,23 @@
               </w:rPr>
               <w:drawing>
                 <wp:inline distT="0" distB="0" distL="0" distR="0">
-                  <wp:extent cx="2571750" cy="2857500"/>
+                  <wp:extent cx="257175" cy="200025"/>
                   <wp:effectExtent l="0" t="0" r="0" b="0"/>
-                  <wp:docPr id="104" name="Picture 104" descr="image"/>
+                  <wp:docPr id="236" name="Picture 236" descr="image"/>
                   <wp:cNvGraphicFramePr>
-                    <a:graphicFrameLocks xmlns:a="http://schemas.openxmlformats.org/drawingml/2006/main" noChangeAspect="1"/>
+                    <a:graphicFrameLocks noChangeAspect="1"/>
                   </wp:cNvGraphicFramePr>
-                  <a:graphic xmlns:a="http://schemas.openxmlformats.org/drawingml/2006/main">
+                  <a:graphic>
                     <a:graphicData uri="http://schemas.openxmlformats.org/drawingml/2006/picture">
-                      <pic:pic xmlns:pic="http://schemas.openxmlformats.org/drawingml/2006/picture">
+                      <pic:pic>
                         <pic:nvPicPr>
-                          <pic:cNvPr id="104" name="Picture 104" descr="image"/>
+                          <pic:cNvPr id="236" name="Picture 236" descr="image"/>
                           <pic:cNvPicPr>
                             <a:picLocks noChangeAspect="1"/>
                           </pic:cNvPicPr>
                         </pic:nvPicPr>
                         <pic:blipFill>
-                          <a:blip r:embed="rId5|rId13"/>
+                          <a:blip r:embed="rId5"/>
                           <a:stretch>
                             <a:fillRect/>
                           </a:stretch>
@@ -1072,7 +649,44 @@
                         <pic:spPr>
                           <a:xfrm>
                             <a:off x="0" y="0"/>
-                            <a:ext cx="2571750" cy="2857500"/>
+                            <a:ext cx="257175" cy="200025"/>
+                          </a:xfrm>
+                          <a:prstGeom prst="rect">
+                            <a:avLst/>
+                          </a:prstGeom>
+                        </pic:spPr>
+                      </pic:pic>
+                    </a:graphicData>
+                  </a:graphic>
+                </wp:inline>
+              </w:drawing>
+              <w:drawing>
+                <wp:inline distT="0" distB="0" distL="0" distR="0">
+                  <wp:extent cx="762000" cy="742950"/>
+                  <wp:effectExtent l="0" t="0" r="0" b="0"/>
+                  <wp:docPr id="237" name="Picture 237" descr="image"/>
+                  <wp:cNvGraphicFramePr>
+                    <a:graphicFrameLocks noChangeAspect="1"/>
+                  </wp:cNvGraphicFramePr>
+                  <a:graphic>
+                    <a:graphicData uri="http://schemas.openxmlformats.org/drawingml/2006/picture">
+                      <pic:pic>
+                        <pic:nvPicPr>
+                          <pic:cNvPr id="237" name="Picture 237" descr="image"/>
+                          <pic:cNvPicPr>
+                            <a:picLocks noChangeAspect="1"/>
+                          </pic:cNvPicPr>
+                        </pic:nvPicPr>
+                        <pic:blipFill>
+                          <a:blip r:embed="rId13"/>
+                          <a:stretch>
+                            <a:fillRect/>
+                          </a:stretch>
+                        </pic:blipFill>
+                        <pic:spPr>
+                          <a:xfrm>
+                            <a:off x="0" y="0"/>
+                            <a:ext cx="762000" cy="742950"/>
                           </a:xfrm>
                           <a:prstGeom prst="rect">
                             <a:avLst/>
@@ -1668,23 +1282,23 @@
               </w:rPr>
               <w:drawing>
                 <wp:inline distT="0" distB="0" distL="0" distR="0">
-                  <wp:extent cx="2571750" cy="2857500"/>
+                  <wp:extent cx="257175" cy="200025"/>
                   <wp:effectExtent l="0" t="0" r="0" b="0"/>
-                  <wp:docPr id="111" name="Picture 111" descr="image"/>
+                  <wp:docPr id="238" name="Picture 238" descr="image"/>
                   <wp:cNvGraphicFramePr>
-                    <a:graphicFrameLocks xmlns:a="http://schemas.openxmlformats.org/drawingml/2006/main" noChangeAspect="1"/>
+                    <a:graphicFrameLocks noChangeAspect="1"/>
                   </wp:cNvGraphicFramePr>
-                  <a:graphic xmlns:a="http://schemas.openxmlformats.org/drawingml/2006/main">
+                  <a:graphic>
                     <a:graphicData uri="http://schemas.openxmlformats.org/drawingml/2006/picture">
-                      <pic:pic xmlns:pic="http://schemas.openxmlformats.org/drawingml/2006/picture">
+                      <pic:pic>
                         <pic:nvPicPr>
-                          <pic:cNvPr id="111" name="Picture 111" descr="image"/>
+                          <pic:cNvPr id="238" name="Picture 238" descr="image"/>
                           <pic:cNvPicPr>
                             <a:picLocks noChangeAspect="1"/>
                           </pic:cNvPicPr>
                         </pic:nvPicPr>
                         <pic:blipFill>
-                          <a:blip r:embed="rId5|rId21"/>
+                          <a:blip r:embed="rId5"/>
                           <a:stretch>
                             <a:fillRect/>
                           </a:stretch>
@@ -1692,7 +1306,44 @@
                         <pic:spPr>
                           <a:xfrm>
                             <a:off x="0" y="0"/>
-                            <a:ext cx="2571750" cy="2857500"/>
+                            <a:ext cx="257175" cy="200025"/>
+                          </a:xfrm>
+                          <a:prstGeom prst="rect">
+                            <a:avLst/>
+                          </a:prstGeom>
+                        </pic:spPr>
+                      </pic:pic>
+                    </a:graphicData>
+                  </a:graphic>
+                </wp:inline>
+              </w:drawing>
+              <w:drawing>
+                <wp:inline distT="0" distB="0" distL="0" distR="0">
+                  <wp:extent cx="571500" cy="619125"/>
+                  <wp:effectExtent l="0" t="0" r="0" b="0"/>
+                  <wp:docPr id="239" name="Picture 239" descr="image"/>
+                  <wp:cNvGraphicFramePr>
+                    <a:graphicFrameLocks noChangeAspect="1"/>
+                  </wp:cNvGraphicFramePr>
+                  <a:graphic>
+                    <a:graphicData uri="http://schemas.openxmlformats.org/drawingml/2006/picture">
+                      <pic:pic>
+                        <pic:nvPicPr>
+                          <pic:cNvPr id="239" name="Picture 239" descr="image"/>
+                          <pic:cNvPicPr>
+                            <a:picLocks noChangeAspect="1"/>
+                          </pic:cNvPicPr>
+                        </pic:nvPicPr>
+                        <pic:blipFill>
+                          <a:blip r:embed="rId21"/>
+                          <a:stretch>
+                            <a:fillRect/>
+                          </a:stretch>
+                        </pic:blipFill>
+                        <pic:spPr>
+                          <a:xfrm>
+                            <a:off x="0" y="0"/>
+                            <a:ext cx="571500" cy="619125"/>
                           </a:xfrm>
                           <a:prstGeom prst="rect">
                             <a:avLst/>
@@ -1756,23 +1407,23 @@
               </w:rPr>
               <w:drawing>
                 <wp:inline distT="0" distB="0" distL="0" distR="0">
-                  <wp:extent cx="2571750" cy="2857500"/>
+                  <wp:extent cx="257175" cy="200025"/>
                   <wp:effectExtent l="0" t="0" r="0" b="0"/>
-                  <wp:docPr id="112" name="Picture 112" descr="image"/>
+                  <wp:docPr id="240" name="Picture 240" descr="image"/>
                   <wp:cNvGraphicFramePr>
-                    <a:graphicFrameLocks xmlns:a="http://schemas.openxmlformats.org/drawingml/2006/main" noChangeAspect="1"/>
+                    <a:graphicFrameLocks noChangeAspect="1"/>
                   </wp:cNvGraphicFramePr>
-                  <a:graphic xmlns:a="http://schemas.openxmlformats.org/drawingml/2006/main">
+                  <a:graphic>
                     <a:graphicData uri="http://schemas.openxmlformats.org/drawingml/2006/picture">
-                      <pic:pic xmlns:pic="http://schemas.openxmlformats.org/drawingml/2006/picture">
+                      <pic:pic>
                         <pic:nvPicPr>
-                          <pic:cNvPr id="112" name="Picture 112" descr="image"/>
+                          <pic:cNvPr id="240" name="Picture 240" descr="image"/>
                           <pic:cNvPicPr>
                             <a:picLocks noChangeAspect="1"/>
                           </pic:cNvPicPr>
                         </pic:nvPicPr>
                         <pic:blipFill>
-                          <a:blip r:embed="rId5|rId23"/>
+                          <a:blip r:embed="rId5"/>
                           <a:stretch>
                             <a:fillRect/>
                           </a:stretch>
@@ -1780,7 +1431,44 @@
                         <pic:spPr>
                           <a:xfrm>
                             <a:off x="0" y="0"/>
-                            <a:ext cx="2571750" cy="2857500"/>
+                            <a:ext cx="257175" cy="200025"/>
+                          </a:xfrm>
+                          <a:prstGeom prst="rect">
+                            <a:avLst/>
+                          </a:prstGeom>
+                        </pic:spPr>
+                      </pic:pic>
+                    </a:graphicData>
+                  </a:graphic>
+                </wp:inline>
+              </w:drawing>
+              <w:drawing>
+                <wp:inline distT="0" distB="0" distL="0" distR="0">
+                  <wp:extent cx="571500" cy="533400"/>
+                  <wp:effectExtent l="0" t="0" r="0" b="0"/>
+                  <wp:docPr id="241" name="Picture 241" descr="image"/>
+                  <wp:cNvGraphicFramePr>
+                    <a:graphicFrameLocks noChangeAspect="1"/>
+                  </wp:cNvGraphicFramePr>
+                  <a:graphic>
+                    <a:graphicData uri="http://schemas.openxmlformats.org/drawingml/2006/picture">
+                      <pic:pic>
+                        <pic:nvPicPr>
+                          <pic:cNvPr id="241" name="Picture 241" descr="image"/>
+                          <pic:cNvPicPr>
+                            <a:picLocks noChangeAspect="1"/>
+                          </pic:cNvPicPr>
+                        </pic:nvPicPr>
+                        <pic:blipFill>
+                          <a:blip r:embed="rId23"/>
+                          <a:stretch>
+                            <a:fillRect/>
+                          </a:stretch>
+                        </pic:blipFill>
+                        <pic:spPr>
+                          <a:xfrm>
+                            <a:off x="0" y="0"/>
+                            <a:ext cx="571500" cy="533400"/>
                           </a:xfrm>
                           <a:prstGeom prst="rect">
                             <a:avLst/>
@@ -1849,23 +1537,23 @@
               </w:rPr>
               <w:drawing>
                 <wp:inline distT="0" distB="0" distL="0" distR="0">
-                  <wp:extent cx="2571750" cy="2857500"/>
+                  <wp:extent cx="257175" cy="200025"/>
                   <wp:effectExtent l="0" t="0" r="0" b="0"/>
-                  <wp:docPr id="113" name="Picture 113" descr="image"/>
+                  <wp:docPr id="242" name="Picture 242" descr="image"/>
                   <wp:cNvGraphicFramePr>
-                    <a:graphicFrameLocks xmlns:a="http://schemas.openxmlformats.org/drawingml/2006/main" noChangeAspect="1"/>
+                    <a:graphicFrameLocks noChangeAspect="1"/>
                   </wp:cNvGraphicFramePr>
-                  <a:graphic xmlns:a="http://schemas.openxmlformats.org/drawingml/2006/main">
+                  <a:graphic>
                     <a:graphicData uri="http://schemas.openxmlformats.org/drawingml/2006/picture">
-                      <pic:pic xmlns:pic="http://schemas.openxmlformats.org/drawingml/2006/picture">
+                      <pic:pic>
                         <pic:nvPicPr>
-                          <pic:cNvPr id="113" name="Picture 113" descr="image"/>
+                          <pic:cNvPr id="242" name="Picture 242" descr="image"/>
                           <pic:cNvPicPr>
                             <a:picLocks noChangeAspect="1"/>
                           </pic:cNvPicPr>
                         </pic:nvPicPr>
                         <pic:blipFill>
-                          <a:blip r:embed="rId8|rId25"/>
+                          <a:blip r:embed="rId8"/>
                           <a:stretch>
                             <a:fillRect/>
                           </a:stretch>
@@ -1873,7 +1561,44 @@
                         <pic:spPr>
                           <a:xfrm>
                             <a:off x="0" y="0"/>
-                            <a:ext cx="2571750" cy="2857500"/>
+                            <a:ext cx="257175" cy="200025"/>
+                          </a:xfrm>
+                          <a:prstGeom prst="rect">
+                            <a:avLst/>
+                          </a:prstGeom>
+                        </pic:spPr>
+                      </pic:pic>
+                    </a:graphicData>
+                  </a:graphic>
+                </wp:inline>
+              </w:drawing>
+              <w:drawing>
+                <wp:inline distT="0" distB="0" distL="0" distR="0">
+                  <wp:extent cx="571500" cy="552450"/>
+                  <wp:effectExtent l="0" t="0" r="0" b="0"/>
+                  <wp:docPr id="243" name="Picture 243" descr="image"/>
+                  <wp:cNvGraphicFramePr>
+                    <a:graphicFrameLocks noChangeAspect="1"/>
+                  </wp:cNvGraphicFramePr>
+                  <a:graphic>
+                    <a:graphicData uri="http://schemas.openxmlformats.org/drawingml/2006/picture">
+                      <pic:pic>
+                        <pic:nvPicPr>
+                          <pic:cNvPr id="243" name="Picture 243" descr="image"/>
+                          <pic:cNvPicPr>
+                            <a:picLocks noChangeAspect="1"/>
+                          </pic:cNvPicPr>
+                        </pic:nvPicPr>
+                        <pic:blipFill>
+                          <a:blip r:embed="rId25"/>
+                          <a:stretch>
+                            <a:fillRect/>
+                          </a:stretch>
+                        </pic:blipFill>
+                        <pic:spPr>
+                          <a:xfrm>
+                            <a:off x="0" y="0"/>
+                            <a:ext cx="571500" cy="552450"/>
                           </a:xfrm>
                           <a:prstGeom prst="rect">
                             <a:avLst/>
@@ -1937,23 +1662,23 @@
               </w:rPr>
               <w:drawing>
                 <wp:inline distT="0" distB="0" distL="0" distR="0">
-                  <wp:extent cx="2571750" cy="2857500"/>
+                  <wp:extent cx="257175" cy="200025"/>
                   <wp:effectExtent l="0" t="0" r="0" b="0"/>
-                  <wp:docPr id="114" name="Picture 114" descr="image"/>
+                  <wp:docPr id="244" name="Picture 244" descr="image"/>
                   <wp:cNvGraphicFramePr>
-                    <a:graphicFrameLocks xmlns:a="http://schemas.openxmlformats.org/drawingml/2006/main" noChangeAspect="1"/>
+                    <a:graphicFrameLocks noChangeAspect="1"/>
                   </wp:cNvGraphicFramePr>
-                  <a:graphic xmlns:a="http://schemas.openxmlformats.org/drawingml/2006/main">
+                  <a:graphic>
                     <a:graphicData uri="http://schemas.openxmlformats.org/drawingml/2006/picture">
-                      <pic:pic xmlns:pic="http://schemas.openxmlformats.org/drawingml/2006/picture">
+                      <pic:pic>
                         <pic:nvPicPr>
-                          <pic:cNvPr id="114" name="Picture 114" descr="image"/>
+                          <pic:cNvPr id="244" name="Picture 244" descr="image"/>
                           <pic:cNvPicPr>
                             <a:picLocks noChangeAspect="1"/>
                           </pic:cNvPicPr>
                         </pic:nvPicPr>
                         <pic:blipFill>
-                          <a:blip r:embed="rId5|rId27"/>
+                          <a:blip r:embed="rId5"/>
                           <a:stretch>
                             <a:fillRect/>
                           </a:stretch>
@@ -1961,7 +1686,44 @@
                         <pic:spPr>
                           <a:xfrm>
                             <a:off x="0" y="0"/>
-                            <a:ext cx="2571750" cy="2857500"/>
+                            <a:ext cx="257175" cy="200025"/>
+                          </a:xfrm>
+                          <a:prstGeom prst="rect">
+                            <a:avLst/>
+                          </a:prstGeom>
+                        </pic:spPr>
+                      </pic:pic>
+                    </a:graphicData>
+                  </a:graphic>
+                </wp:inline>
+              </w:drawing>
+              <w:drawing>
+                <wp:inline distT="0" distB="0" distL="0" distR="0">
+                  <wp:extent cx="571500" cy="571500"/>
+                  <wp:effectExtent l="0" t="0" r="0" b="0"/>
+                  <wp:docPr id="245" name="Picture 245" descr="image"/>
+                  <wp:cNvGraphicFramePr>
+                    <a:graphicFrameLocks noChangeAspect="1"/>
+                  </wp:cNvGraphicFramePr>
+                  <a:graphic>
+                    <a:graphicData uri="http://schemas.openxmlformats.org/drawingml/2006/picture">
+                      <pic:pic>
+                        <pic:nvPicPr>
+                          <pic:cNvPr id="245" name="Picture 245" descr="image"/>
+                          <pic:cNvPicPr>
+                            <a:picLocks noChangeAspect="1"/>
+                          </pic:cNvPicPr>
+                        </pic:nvPicPr>
+                        <pic:blipFill>
+                          <a:blip r:embed="rId27"/>
+                          <a:stretch>
+                            <a:fillRect/>
+                          </a:stretch>
+                        </pic:blipFill>
+                        <pic:spPr>
+                          <a:xfrm>
+                            <a:off x="0" y="0"/>
+                            <a:ext cx="571500" cy="571500"/>
                           </a:xfrm>
                           <a:prstGeom prst="rect">
                             <a:avLst/>
@@ -2146,23 +1908,23 @@
               </w:rPr>
               <w:drawing>
                 <wp:inline distT="0" distB="0" distL="0" distR="0">
-                  <wp:extent cx="2571750" cy="2857500"/>
+                  <wp:extent cx="257175" cy="200025"/>
                   <wp:effectExtent l="0" t="0" r="0" b="0"/>
-                  <wp:docPr id="116" name="Picture 116" descr="image"/>
+                  <wp:docPr id="246" name="Picture 246" descr="image"/>
                   <wp:cNvGraphicFramePr>
-                    <a:graphicFrameLocks xmlns:a="http://schemas.openxmlformats.org/drawingml/2006/main" noChangeAspect="1"/>
+                    <a:graphicFrameLocks noChangeAspect="1"/>
                   </wp:cNvGraphicFramePr>
-                  <a:graphic xmlns:a="http://schemas.openxmlformats.org/drawingml/2006/main">
+                  <a:graphic>
                     <a:graphicData uri="http://schemas.openxmlformats.org/drawingml/2006/picture">
-                      <pic:pic xmlns:pic="http://schemas.openxmlformats.org/drawingml/2006/picture">
+                      <pic:pic>
                         <pic:nvPicPr>
-                          <pic:cNvPr id="116" name="Picture 116" descr="image"/>
+                          <pic:cNvPr id="246" name="Picture 246" descr="image"/>
                           <pic:cNvPicPr>
                             <a:picLocks noChangeAspect="1"/>
                           </pic:cNvPicPr>
                         </pic:nvPicPr>
                         <pic:blipFill>
-                          <a:blip r:embed="rId8|rId30"/>
+                          <a:blip r:embed="rId8"/>
                           <a:stretch>
                             <a:fillRect/>
                           </a:stretch>
@@ -2170,7 +1932,44 @@
                         <pic:spPr>
                           <a:xfrm>
                             <a:off x="0" y="0"/>
-                            <a:ext cx="2571750" cy="2857500"/>
+                            <a:ext cx="257175" cy="200025"/>
+                          </a:xfrm>
+                          <a:prstGeom prst="rect">
+                            <a:avLst/>
+                          </a:prstGeom>
+                        </pic:spPr>
+                      </pic:pic>
+                    </a:graphicData>
+                  </a:graphic>
+                </wp:inline>
+              </w:drawing>
+              <w:drawing>
+                <wp:inline distT="0" distB="0" distL="0" distR="0">
+                  <wp:extent cx="762000" cy="781050"/>
+                  <wp:effectExtent l="0" t="0" r="0" b="0"/>
+                  <wp:docPr id="247" name="Picture 247" descr="image"/>
+                  <wp:cNvGraphicFramePr>
+                    <a:graphicFrameLocks noChangeAspect="1"/>
+                  </wp:cNvGraphicFramePr>
+                  <a:graphic>
+                    <a:graphicData uri="http://schemas.openxmlformats.org/drawingml/2006/picture">
+                      <pic:pic>
+                        <pic:nvPicPr>
+                          <pic:cNvPr id="247" name="Picture 247" descr="image"/>
+                          <pic:cNvPicPr>
+                            <a:picLocks noChangeAspect="1"/>
+                          </pic:cNvPicPr>
+                        </pic:nvPicPr>
+                        <pic:blipFill>
+                          <a:blip r:embed="rId30"/>
+                          <a:stretch>
+                            <a:fillRect/>
+                          </a:stretch>
+                        </pic:blipFill>
+                        <pic:spPr>
+                          <a:xfrm>
+                            <a:off x="0" y="0"/>
+                            <a:ext cx="762000" cy="781050"/>
                           </a:xfrm>
                           <a:prstGeom prst="rect">
                             <a:avLst/>
@@ -2234,23 +2033,23 @@
               </w:rPr>
               <w:drawing>
                 <wp:inline distT="0" distB="0" distL="0" distR="0">
-                  <wp:extent cx="2571750" cy="2857500"/>
+                  <wp:extent cx="257175" cy="200025"/>
                   <wp:effectExtent l="0" t="0" r="0" b="0"/>
-                  <wp:docPr id="117" name="Picture 117" descr="image"/>
+                  <wp:docPr id="248" name="Picture 248" descr="image"/>
                   <wp:cNvGraphicFramePr>
-                    <a:graphicFrameLocks xmlns:a="http://schemas.openxmlformats.org/drawingml/2006/main" noChangeAspect="1"/>
+                    <a:graphicFrameLocks noChangeAspect="1"/>
                   </wp:cNvGraphicFramePr>
-                  <a:graphic xmlns:a="http://schemas.openxmlformats.org/drawingml/2006/main">
+                  <a:graphic>
                     <a:graphicData uri="http://schemas.openxmlformats.org/drawingml/2006/picture">
-                      <pic:pic xmlns:pic="http://schemas.openxmlformats.org/drawingml/2006/picture">
+                      <pic:pic>
                         <pic:nvPicPr>
-                          <pic:cNvPr id="117" name="Picture 117" descr="image"/>
+                          <pic:cNvPr id="248" name="Picture 248" descr="image"/>
                           <pic:cNvPicPr>
                             <a:picLocks noChangeAspect="1"/>
                           </pic:cNvPicPr>
                         </pic:nvPicPr>
                         <pic:blipFill>
-                          <a:blip r:embed="rId5|rId32"/>
+                          <a:blip r:embed="rId5"/>
                           <a:stretch>
                             <a:fillRect/>
                           </a:stretch>
@@ -2258,7 +2057,44 @@
                         <pic:spPr>
                           <a:xfrm>
                             <a:off x="0" y="0"/>
-                            <a:ext cx="2571750" cy="2857500"/>
+                            <a:ext cx="257175" cy="200025"/>
+                          </a:xfrm>
+                          <a:prstGeom prst="rect">
+                            <a:avLst/>
+                          </a:prstGeom>
+                        </pic:spPr>
+                      </pic:pic>
+                    </a:graphicData>
+                  </a:graphic>
+                </wp:inline>
+              </w:drawing>
+              <w:drawing>
+                <wp:inline distT="0" distB="0" distL="0" distR="0">
+                  <wp:extent cx="666750" cy="685800"/>
+                  <wp:effectExtent l="0" t="0" r="0" b="0"/>
+                  <wp:docPr id="249" name="Picture 249" descr="image"/>
+                  <wp:cNvGraphicFramePr>
+                    <a:graphicFrameLocks noChangeAspect="1"/>
+                  </wp:cNvGraphicFramePr>
+                  <a:graphic>
+                    <a:graphicData uri="http://schemas.openxmlformats.org/drawingml/2006/picture">
+                      <pic:pic>
+                        <pic:nvPicPr>
+                          <pic:cNvPr id="249" name="Picture 249" descr="image"/>
+                          <pic:cNvPicPr>
+                            <a:picLocks noChangeAspect="1"/>
+                          </pic:cNvPicPr>
+                        </pic:nvPicPr>
+                        <pic:blipFill>
+                          <a:blip r:embed="rId32"/>
+                          <a:stretch>
+                            <a:fillRect/>
+                          </a:stretch>
+                        </pic:blipFill>
+                        <pic:spPr>
+                          <a:xfrm>
+                            <a:off x="0" y="0"/>
+                            <a:ext cx="666750" cy="685800"/>
                           </a:xfrm>
                           <a:prstGeom prst="rect">
                             <a:avLst/>
@@ -2327,23 +2163,23 @@
               </w:rPr>
               <w:drawing>
                 <wp:inline distT="0" distB="0" distL="0" distR="0">
-                  <wp:extent cx="2571750" cy="2857500"/>
+                  <wp:extent cx="257175" cy="200025"/>
                   <wp:effectExtent l="0" t="0" r="0" b="0"/>
-                  <wp:docPr id="118" name="Picture 118" descr="image"/>
+                  <wp:docPr id="250" name="Picture 250" descr="image"/>
                   <wp:cNvGraphicFramePr>
-                    <a:graphicFrameLocks xmlns:a="http://schemas.openxmlformats.org/drawingml/2006/main" noChangeAspect="1"/>
+                    <a:graphicFrameLocks noChangeAspect="1"/>
                   </wp:cNvGraphicFramePr>
-                  <a:graphic xmlns:a="http://schemas.openxmlformats.org/drawingml/2006/main">
+                  <a:graphic>
                     <a:graphicData uri="http://schemas.openxmlformats.org/drawingml/2006/picture">
-                      <pic:pic xmlns:pic="http://schemas.openxmlformats.org/drawingml/2006/picture">
+                      <pic:pic>
                         <pic:nvPicPr>
-                          <pic:cNvPr id="118" name="Picture 118" descr="image"/>
+                          <pic:cNvPr id="250" name="Picture 250" descr="image"/>
                           <pic:cNvPicPr>
                             <a:picLocks noChangeAspect="1"/>
                           </pic:cNvPicPr>
                         </pic:nvPicPr>
                         <pic:blipFill>
-                          <a:blip r:embed="rId5|rId34"/>
+                          <a:blip r:embed="rId5"/>
                           <a:stretch>
                             <a:fillRect/>
                           </a:stretch>
@@ -2351,7 +2187,44 @@
                         <pic:spPr>
                           <a:xfrm>
                             <a:off x="0" y="0"/>
-                            <a:ext cx="2571750" cy="2857500"/>
+                            <a:ext cx="257175" cy="200025"/>
+                          </a:xfrm>
+                          <a:prstGeom prst="rect">
+                            <a:avLst/>
+                          </a:prstGeom>
+                        </pic:spPr>
+                      </pic:pic>
+                    </a:graphicData>
+                  </a:graphic>
+                </wp:inline>
+              </w:drawing>
+              <w:drawing>
+                <wp:inline distT="0" distB="0" distL="0" distR="0">
+                  <wp:extent cx="590550" cy="685800"/>
+                  <wp:effectExtent l="0" t="0" r="0" b="0"/>
+                  <wp:docPr id="251" name="Picture 251" descr="image"/>
+                  <wp:cNvGraphicFramePr>
+                    <a:graphicFrameLocks noChangeAspect="1"/>
+                  </wp:cNvGraphicFramePr>
+                  <a:graphic>
+                    <a:graphicData uri="http://schemas.openxmlformats.org/drawingml/2006/picture">
+                      <pic:pic>
+                        <pic:nvPicPr>
+                          <pic:cNvPr id="251" name="Picture 251" descr="image"/>
+                          <pic:cNvPicPr>
+                            <a:picLocks noChangeAspect="1"/>
+                          </pic:cNvPicPr>
+                        </pic:nvPicPr>
+                        <pic:blipFill>
+                          <a:blip r:embed="rId34"/>
+                          <a:stretch>
+                            <a:fillRect/>
+                          </a:stretch>
+                        </pic:blipFill>
+                        <pic:spPr>
+                          <a:xfrm>
+                            <a:off x="0" y="0"/>
+                            <a:ext cx="590550" cy="685800"/>
                           </a:xfrm>
                           <a:prstGeom prst="rect">
                             <a:avLst/>
@@ -2415,23 +2288,23 @@
               </w:rPr>
               <w:drawing>
                 <wp:inline distT="0" distB="0" distL="0" distR="0">
-                  <wp:extent cx="2571750" cy="2857500"/>
+                  <wp:extent cx="257175" cy="200025"/>
                   <wp:effectExtent l="0" t="0" r="0" b="0"/>
-                  <wp:docPr id="119" name="Picture 119" descr="image"/>
+                  <wp:docPr id="252" name="Picture 252" descr="image"/>
                   <wp:cNvGraphicFramePr>
-                    <a:graphicFrameLocks xmlns:a="http://schemas.openxmlformats.org/drawingml/2006/main" noChangeAspect="1"/>
+                    <a:graphicFrameLocks noChangeAspect="1"/>
                   </wp:cNvGraphicFramePr>
-                  <a:graphic xmlns:a="http://schemas.openxmlformats.org/drawingml/2006/main">
+                  <a:graphic>
                     <a:graphicData uri="http://schemas.openxmlformats.org/drawingml/2006/picture">
-                      <pic:pic xmlns:pic="http://schemas.openxmlformats.org/drawingml/2006/picture">
+                      <pic:pic>
                         <pic:nvPicPr>
-                          <pic:cNvPr id="119" name="Picture 119" descr="image"/>
+                          <pic:cNvPr id="252" name="Picture 252" descr="image"/>
                           <pic:cNvPicPr>
                             <a:picLocks noChangeAspect="1"/>
                           </pic:cNvPicPr>
                         </pic:nvPicPr>
                         <pic:blipFill>
-                          <a:blip r:embed="rId5|rId36"/>
+                          <a:blip r:embed="rId5"/>
                           <a:stretch>
                             <a:fillRect/>
                           </a:stretch>
@@ -2439,7 +2312,44 @@
                         <pic:spPr>
                           <a:xfrm>
                             <a:off x="0" y="0"/>
-                            <a:ext cx="2571750" cy="2857500"/>
+                            <a:ext cx="257175" cy="200025"/>
+                          </a:xfrm>
+                          <a:prstGeom prst="rect">
+                            <a:avLst/>
+                          </a:prstGeom>
+                        </pic:spPr>
+                      </pic:pic>
+                    </a:graphicData>
+                  </a:graphic>
+                </wp:inline>
+              </w:drawing>
+              <w:drawing>
+                <wp:inline distT="0" distB="0" distL="0" distR="0">
+                  <wp:extent cx="609600" cy="590550"/>
+                  <wp:effectExtent l="0" t="0" r="0" b="0"/>
+                  <wp:docPr id="253" name="Picture 253" descr="image"/>
+                  <wp:cNvGraphicFramePr>
+                    <a:graphicFrameLocks noChangeAspect="1"/>
+                  </wp:cNvGraphicFramePr>
+                  <a:graphic>
+                    <a:graphicData uri="http://schemas.openxmlformats.org/drawingml/2006/picture">
+                      <pic:pic>
+                        <pic:nvPicPr>
+                          <pic:cNvPr id="253" name="Picture 253" descr="image"/>
+                          <pic:cNvPicPr>
+                            <a:picLocks noChangeAspect="1"/>
+                          </pic:cNvPicPr>
+                        </pic:nvPicPr>
+                        <pic:blipFill>
+                          <a:blip r:embed="rId36"/>
+                          <a:stretch>
+                            <a:fillRect/>
+                          </a:stretch>
+                        </pic:blipFill>
+                        <pic:spPr>
+                          <a:xfrm>
+                            <a:off x="0" y="0"/>
+                            <a:ext cx="609600" cy="590550"/>
                           </a:xfrm>
                           <a:prstGeom prst="rect">
                             <a:avLst/>
@@ -3035,23 +2945,23 @@
               </w:rPr>
               <w:drawing>
                 <wp:inline distT="0" distB="0" distL="0" distR="0">
-                  <wp:extent cx="2571750" cy="2857500"/>
+                  <wp:extent cx="257175" cy="200025"/>
                   <wp:effectExtent l="0" t="0" r="0" b="0"/>
-                  <wp:docPr id="126" name="Picture 126" descr="image"/>
+                  <wp:docPr id="254" name="Picture 254" descr="image"/>
                   <wp:cNvGraphicFramePr>
-                    <a:graphicFrameLocks xmlns:a="http://schemas.openxmlformats.org/drawingml/2006/main" noChangeAspect="1"/>
+                    <a:graphicFrameLocks noChangeAspect="1"/>
                   </wp:cNvGraphicFramePr>
-                  <a:graphic xmlns:a="http://schemas.openxmlformats.org/drawingml/2006/main">
+                  <a:graphic>
                     <a:graphicData uri="http://schemas.openxmlformats.org/drawingml/2006/picture">
-                      <pic:pic xmlns:pic="http://schemas.openxmlformats.org/drawingml/2006/picture">
+                      <pic:pic>
                         <pic:nvPicPr>
-                          <pic:cNvPr id="126" name="Picture 126" descr="image"/>
+                          <pic:cNvPr id="254" name="Picture 254" descr="image"/>
                           <pic:cNvPicPr>
                             <a:picLocks noChangeAspect="1"/>
                           </pic:cNvPicPr>
                         </pic:nvPicPr>
                         <pic:blipFill>
-                          <a:blip r:embed="rId5|rId44"/>
+                          <a:blip r:embed="rId5"/>
                           <a:stretch>
                             <a:fillRect/>
                           </a:stretch>
@@ -3059,7 +2969,44 @@
                         <pic:spPr>
                           <a:xfrm>
                             <a:off x="0" y="0"/>
-                            <a:ext cx="2571750" cy="2857500"/>
+                            <a:ext cx="257175" cy="200025"/>
+                          </a:xfrm>
+                          <a:prstGeom prst="rect">
+                            <a:avLst/>
+                          </a:prstGeom>
+                        </pic:spPr>
+                      </pic:pic>
+                    </a:graphicData>
+                  </a:graphic>
+                </wp:inline>
+              </w:drawing>
+              <w:drawing>
+                <wp:inline distT="0" distB="0" distL="0" distR="0">
+                  <wp:extent cx="1714500" cy="1704975"/>
+                  <wp:effectExtent l="0" t="0" r="0" b="0"/>
+                  <wp:docPr id="255" name="Picture 255" descr="image"/>
+                  <wp:cNvGraphicFramePr>
+                    <a:graphicFrameLocks noChangeAspect="1"/>
+                  </wp:cNvGraphicFramePr>
+                  <a:graphic>
+                    <a:graphicData uri="http://schemas.openxmlformats.org/drawingml/2006/picture">
+                      <pic:pic>
+                        <pic:nvPicPr>
+                          <pic:cNvPr id="255" name="Picture 255" descr="image"/>
+                          <pic:cNvPicPr>
+                            <a:picLocks noChangeAspect="1"/>
+                          </pic:cNvPicPr>
+                        </pic:nvPicPr>
+                        <pic:blipFill>
+                          <a:blip r:embed="rId44"/>
+                          <a:stretch>
+                            <a:fillRect/>
+                          </a:stretch>
+                        </pic:blipFill>
+                        <pic:spPr>
+                          <a:xfrm>
+                            <a:off x="0" y="0"/>
+                            <a:ext cx="1714500" cy="1704975"/>
                           </a:xfrm>
                           <a:prstGeom prst="rect">
                             <a:avLst/>
@@ -3123,23 +3070,23 @@
               </w:rPr>
               <w:drawing>
                 <wp:inline distT="0" distB="0" distL="0" distR="0">
-                  <wp:extent cx="2571750" cy="2857500"/>
+                  <wp:extent cx="257175" cy="200025"/>
                   <wp:effectExtent l="0" t="0" r="0" b="0"/>
-                  <wp:docPr id="127" name="Picture 127" descr="image"/>
+                  <wp:docPr id="256" name="Picture 256" descr="image"/>
                   <wp:cNvGraphicFramePr>
-                    <a:graphicFrameLocks xmlns:a="http://schemas.openxmlformats.org/drawingml/2006/main" noChangeAspect="1"/>
+                    <a:graphicFrameLocks noChangeAspect="1"/>
                   </wp:cNvGraphicFramePr>
-                  <a:graphic xmlns:a="http://schemas.openxmlformats.org/drawingml/2006/main">
+                  <a:graphic>
                     <a:graphicData uri="http://schemas.openxmlformats.org/drawingml/2006/picture">
-                      <pic:pic xmlns:pic="http://schemas.openxmlformats.org/drawingml/2006/picture">
+                      <pic:pic>
                         <pic:nvPicPr>
-                          <pic:cNvPr id="127" name="Picture 127" descr="image"/>
+                          <pic:cNvPr id="256" name="Picture 256" descr="image"/>
                           <pic:cNvPicPr>
                             <a:picLocks noChangeAspect="1"/>
                           </pic:cNvPicPr>
                         </pic:nvPicPr>
                         <pic:blipFill>
-                          <a:blip r:embed="rId5|rId46"/>
+                          <a:blip r:embed="rId5"/>
                           <a:stretch>
                             <a:fillRect/>
                           </a:stretch>
@@ -3147,7 +3094,44 @@
                         <pic:spPr>
                           <a:xfrm>
                             <a:off x="0" y="0"/>
-                            <a:ext cx="2571750" cy="2857500"/>
+                            <a:ext cx="257175" cy="200025"/>
+                          </a:xfrm>
+                          <a:prstGeom prst="rect">
+                            <a:avLst/>
+                          </a:prstGeom>
+                        </pic:spPr>
+                      </pic:pic>
+                    </a:graphicData>
+                  </a:graphic>
+                </wp:inline>
+              </w:drawing>
+              <w:drawing>
+                <wp:inline distT="0" distB="0" distL="0" distR="0">
+                  <wp:extent cx="1714500" cy="1743075"/>
+                  <wp:effectExtent l="0" t="0" r="0" b="0"/>
+                  <wp:docPr id="257" name="Picture 257" descr="image"/>
+                  <wp:cNvGraphicFramePr>
+                    <a:graphicFrameLocks noChangeAspect="1"/>
+                  </wp:cNvGraphicFramePr>
+                  <a:graphic>
+                    <a:graphicData uri="http://schemas.openxmlformats.org/drawingml/2006/picture">
+                      <pic:pic>
+                        <pic:nvPicPr>
+                          <pic:cNvPr id="257" name="Picture 257" descr="image"/>
+                          <pic:cNvPicPr>
+                            <a:picLocks noChangeAspect="1"/>
+                          </pic:cNvPicPr>
+                        </pic:nvPicPr>
+                        <pic:blipFill>
+                          <a:blip r:embed="rId46"/>
+                          <a:stretch>
+                            <a:fillRect/>
+                          </a:stretch>
+                        </pic:blipFill>
+                        <pic:spPr>
+                          <a:xfrm>
+                            <a:off x="0" y="0"/>
+                            <a:ext cx="1714500" cy="1743075"/>
                           </a:xfrm>
                           <a:prstGeom prst="rect">
                             <a:avLst/>
@@ -3216,23 +3200,23 @@
               </w:rPr>
               <w:drawing>
                 <wp:inline distT="0" distB="0" distL="0" distR="0">
-                  <wp:extent cx="2571750" cy="2857500"/>
+                  <wp:extent cx="257175" cy="200025"/>
                   <wp:effectExtent l="0" t="0" r="0" b="0"/>
-                  <wp:docPr id="128" name="Picture 128" descr="image"/>
+                  <wp:docPr id="258" name="Picture 258" descr="image"/>
                   <wp:cNvGraphicFramePr>
-                    <a:graphicFrameLocks xmlns:a="http://schemas.openxmlformats.org/drawingml/2006/main" noChangeAspect="1"/>
+                    <a:graphicFrameLocks noChangeAspect="1"/>
                   </wp:cNvGraphicFramePr>
-                  <a:graphic xmlns:a="http://schemas.openxmlformats.org/drawingml/2006/main">
+                  <a:graphic>
                     <a:graphicData uri="http://schemas.openxmlformats.org/drawingml/2006/picture">
-                      <pic:pic xmlns:pic="http://schemas.openxmlformats.org/drawingml/2006/picture">
+                      <pic:pic>
                         <pic:nvPicPr>
-                          <pic:cNvPr id="128" name="Picture 128" descr="image"/>
+                          <pic:cNvPr id="258" name="Picture 258" descr="image"/>
                           <pic:cNvPicPr>
                             <a:picLocks noChangeAspect="1"/>
                           </pic:cNvPicPr>
                         </pic:nvPicPr>
                         <pic:blipFill>
-                          <a:blip r:embed="rId8|rId48"/>
+                          <a:blip r:embed="rId8"/>
                           <a:stretch>
                             <a:fillRect/>
                           </a:stretch>
@@ -3240,7 +3224,44 @@
                         <pic:spPr>
                           <a:xfrm>
                             <a:off x="0" y="0"/>
-                            <a:ext cx="2571750" cy="2857500"/>
+                            <a:ext cx="257175" cy="200025"/>
+                          </a:xfrm>
+                          <a:prstGeom prst="rect">
+                            <a:avLst/>
+                          </a:prstGeom>
+                        </pic:spPr>
+                      </pic:pic>
+                    </a:graphicData>
+                  </a:graphic>
+                </wp:inline>
+              </w:drawing>
+              <w:drawing>
+                <wp:inline distT="0" distB="0" distL="0" distR="0">
+                  <wp:extent cx="1714500" cy="1685925"/>
+                  <wp:effectExtent l="0" t="0" r="0" b="0"/>
+                  <wp:docPr id="259" name="Picture 259" descr="image"/>
+                  <wp:cNvGraphicFramePr>
+                    <a:graphicFrameLocks noChangeAspect="1"/>
+                  </wp:cNvGraphicFramePr>
+                  <a:graphic>
+                    <a:graphicData uri="http://schemas.openxmlformats.org/drawingml/2006/picture">
+                      <pic:pic>
+                        <pic:nvPicPr>
+                          <pic:cNvPr id="259" name="Picture 259" descr="image"/>
+                          <pic:cNvPicPr>
+                            <a:picLocks noChangeAspect="1"/>
+                          </pic:cNvPicPr>
+                        </pic:nvPicPr>
+                        <pic:blipFill>
+                          <a:blip r:embed="rId48"/>
+                          <a:stretch>
+                            <a:fillRect/>
+                          </a:stretch>
+                        </pic:blipFill>
+                        <pic:spPr>
+                          <a:xfrm>
+                            <a:off x="0" y="0"/>
+                            <a:ext cx="1714500" cy="1685925"/>
                           </a:xfrm>
                           <a:prstGeom prst="rect">
                             <a:avLst/>
@@ -3304,23 +3325,23 @@
               </w:rPr>
               <w:drawing>
                 <wp:inline distT="0" distB="0" distL="0" distR="0">
-                  <wp:extent cx="2571750" cy="2857500"/>
+                  <wp:extent cx="257175" cy="200025"/>
                   <wp:effectExtent l="0" t="0" r="0" b="0"/>
-                  <wp:docPr id="129" name="Picture 129" descr="image"/>
+                  <wp:docPr id="260" name="Picture 260" descr="image"/>
                   <wp:cNvGraphicFramePr>
-                    <a:graphicFrameLocks xmlns:a="http://schemas.openxmlformats.org/drawingml/2006/main" noChangeAspect="1"/>
+                    <a:graphicFrameLocks noChangeAspect="1"/>
                   </wp:cNvGraphicFramePr>
-                  <a:graphic xmlns:a="http://schemas.openxmlformats.org/drawingml/2006/main">
+                  <a:graphic>
                     <a:graphicData uri="http://schemas.openxmlformats.org/drawingml/2006/picture">
-                      <pic:pic xmlns:pic="http://schemas.openxmlformats.org/drawingml/2006/picture">
+                      <pic:pic>
                         <pic:nvPicPr>
-                          <pic:cNvPr id="129" name="Picture 129" descr="image"/>
+                          <pic:cNvPr id="260" name="Picture 260" descr="image"/>
                           <pic:cNvPicPr>
                             <a:picLocks noChangeAspect="1"/>
                           </pic:cNvPicPr>
                         </pic:nvPicPr>
                         <pic:blipFill>
-                          <a:blip r:embed="rId5|rId50"/>
+                          <a:blip r:embed="rId5"/>
                           <a:stretch>
                             <a:fillRect/>
                           </a:stretch>
@@ -3328,7 +3349,44 @@
                         <pic:spPr>
                           <a:xfrm>
                             <a:off x="0" y="0"/>
-                            <a:ext cx="2571750" cy="2857500"/>
+                            <a:ext cx="257175" cy="200025"/>
+                          </a:xfrm>
+                          <a:prstGeom prst="rect">
+                            <a:avLst/>
+                          </a:prstGeom>
+                        </pic:spPr>
+                      </pic:pic>
+                    </a:graphicData>
+                  </a:graphic>
+                </wp:inline>
+              </w:drawing>
+              <w:drawing>
+                <wp:inline distT="0" distB="0" distL="0" distR="0">
+                  <wp:extent cx="1714500" cy="1724025"/>
+                  <wp:effectExtent l="0" t="0" r="0" b="0"/>
+                  <wp:docPr id="261" name="Picture 261" descr="image"/>
+                  <wp:cNvGraphicFramePr>
+                    <a:graphicFrameLocks noChangeAspect="1"/>
+                  </wp:cNvGraphicFramePr>
+                  <a:graphic>
+                    <a:graphicData uri="http://schemas.openxmlformats.org/drawingml/2006/picture">
+                      <pic:pic>
+                        <pic:nvPicPr>
+                          <pic:cNvPr id="261" name="Picture 261" descr="image"/>
+                          <pic:cNvPicPr>
+                            <a:picLocks noChangeAspect="1"/>
+                          </pic:cNvPicPr>
+                        </pic:nvPicPr>
+                        <pic:blipFill>
+                          <a:blip r:embed="rId50"/>
+                          <a:stretch>
+                            <a:fillRect/>
+                          </a:stretch>
+                        </pic:blipFill>
+                        <pic:spPr>
+                          <a:xfrm>
+                            <a:off x="0" y="0"/>
+                            <a:ext cx="1714500" cy="1724025"/>
                           </a:xfrm>
                           <a:prstGeom prst="rect">
                             <a:avLst/>
@@ -3456,23 +3514,23 @@
               </w:rPr>
               <w:drawing>
                 <wp:inline distT="0" distB="0" distL="0" distR="0">
-                  <wp:extent cx="2571750" cy="2857500"/>
+                  <wp:extent cx="257175" cy="200025"/>
                   <wp:effectExtent l="0" t="0" r="0" b="0"/>
-                  <wp:docPr id="130" name="Picture 130" descr="image"/>
+                  <wp:docPr id="262" name="Picture 262" descr="image"/>
                   <wp:cNvGraphicFramePr>
-                    <a:graphicFrameLocks xmlns:a="http://schemas.openxmlformats.org/drawingml/2006/main" noChangeAspect="1"/>
+                    <a:graphicFrameLocks noChangeAspect="1"/>
                   </wp:cNvGraphicFramePr>
-                  <a:graphic xmlns:a="http://schemas.openxmlformats.org/drawingml/2006/main">
+                  <a:graphic>
                     <a:graphicData uri="http://schemas.openxmlformats.org/drawingml/2006/picture">
-                      <pic:pic xmlns:pic="http://schemas.openxmlformats.org/drawingml/2006/picture">
+                      <pic:pic>
                         <pic:nvPicPr>
-                          <pic:cNvPr id="130" name="Picture 130" descr="image"/>
+                          <pic:cNvPr id="262" name="Picture 262" descr="image"/>
                           <pic:cNvPicPr>
                             <a:picLocks noChangeAspect="1"/>
                           </pic:cNvPicPr>
                         </pic:nvPicPr>
                         <pic:blipFill>
-                          <a:blip r:embed="rId5|rId52"/>
+                          <a:blip r:embed="rId5"/>
                           <a:stretch>
                             <a:fillRect/>
                           </a:stretch>
@@ -3480,7 +3538,44 @@
                         <pic:spPr>
                           <a:xfrm>
                             <a:off x="0" y="0"/>
-                            <a:ext cx="2571750" cy="2857500"/>
+                            <a:ext cx="257175" cy="200025"/>
+                          </a:xfrm>
+                          <a:prstGeom prst="rect">
+                            <a:avLst/>
+                          </a:prstGeom>
+                        </pic:spPr>
+                      </pic:pic>
+                    </a:graphicData>
+                  </a:graphic>
+                </wp:inline>
+              </w:drawing>
+              <w:drawing>
+                <wp:inline distT="0" distB="0" distL="0" distR="0">
+                  <wp:extent cx="2381250" cy="781050"/>
+                  <wp:effectExtent l="0" t="0" r="0" b="0"/>
+                  <wp:docPr id="263" name="Picture 263" descr="image"/>
+                  <wp:cNvGraphicFramePr>
+                    <a:graphicFrameLocks noChangeAspect="1"/>
+                  </wp:cNvGraphicFramePr>
+                  <a:graphic>
+                    <a:graphicData uri="http://schemas.openxmlformats.org/drawingml/2006/picture">
+                      <pic:pic>
+                        <pic:nvPicPr>
+                          <pic:cNvPr id="263" name="Picture 263" descr="image"/>
+                          <pic:cNvPicPr>
+                            <a:picLocks noChangeAspect="1"/>
+                          </pic:cNvPicPr>
+                        </pic:nvPicPr>
+                        <pic:blipFill>
+                          <a:blip r:embed="rId52"/>
+                          <a:stretch>
+                            <a:fillRect/>
+                          </a:stretch>
+                        </pic:blipFill>
+                        <pic:spPr>
+                          <a:xfrm>
+                            <a:off x="0" y="0"/>
+                            <a:ext cx="2381250" cy="781050"/>
                           </a:xfrm>
                           <a:prstGeom prst="rect">
                             <a:avLst/>
@@ -3544,23 +3639,23 @@
               </w:rPr>
               <w:drawing>
                 <wp:inline distT="0" distB="0" distL="0" distR="0">
-                  <wp:extent cx="2571750" cy="2857500"/>
+                  <wp:extent cx="257175" cy="200025"/>
                   <wp:effectExtent l="0" t="0" r="0" b="0"/>
-                  <wp:docPr id="131" name="Picture 131" descr="image"/>
+                  <wp:docPr id="264" name="Picture 264" descr="image"/>
                   <wp:cNvGraphicFramePr>
-                    <a:graphicFrameLocks xmlns:a="http://schemas.openxmlformats.org/drawingml/2006/main" noChangeAspect="1"/>
+                    <a:graphicFrameLocks noChangeAspect="1"/>
                   </wp:cNvGraphicFramePr>
-                  <a:graphic xmlns:a="http://schemas.openxmlformats.org/drawingml/2006/main">
+                  <a:graphic>
                     <a:graphicData uri="http://schemas.openxmlformats.org/drawingml/2006/picture">
-                      <pic:pic xmlns:pic="http://schemas.openxmlformats.org/drawingml/2006/picture">
+                      <pic:pic>
                         <pic:nvPicPr>
-                          <pic:cNvPr id="131" name="Picture 131" descr="image"/>
+                          <pic:cNvPr id="264" name="Picture 264" descr="image"/>
                           <pic:cNvPicPr>
                             <a:picLocks noChangeAspect="1"/>
                           </pic:cNvPicPr>
                         </pic:nvPicPr>
                         <pic:blipFill>
-                          <a:blip r:embed="rId5|rId54"/>
+                          <a:blip r:embed="rId5"/>
                           <a:stretch>
                             <a:fillRect/>
                           </a:stretch>
@@ -3568,7 +3663,44 @@
                         <pic:spPr>
                           <a:xfrm>
                             <a:off x="0" y="0"/>
-                            <a:ext cx="2571750" cy="2857500"/>
+                            <a:ext cx="257175" cy="200025"/>
+                          </a:xfrm>
+                          <a:prstGeom prst="rect">
+                            <a:avLst/>
+                          </a:prstGeom>
+                        </pic:spPr>
+                      </pic:pic>
+                    </a:graphicData>
+                  </a:graphic>
+                </wp:inline>
+              </w:drawing>
+              <w:drawing>
+                <wp:inline distT="0" distB="0" distL="0" distR="0">
+                  <wp:extent cx="2381250" cy="723900"/>
+                  <wp:effectExtent l="0" t="0" r="0" b="0"/>
+                  <wp:docPr id="265" name="Picture 265" descr="image"/>
+                  <wp:cNvGraphicFramePr>
+                    <a:graphicFrameLocks noChangeAspect="1"/>
+                  </wp:cNvGraphicFramePr>
+                  <a:graphic>
+                    <a:graphicData uri="http://schemas.openxmlformats.org/drawingml/2006/picture">
+                      <pic:pic>
+                        <pic:nvPicPr>
+                          <pic:cNvPr id="265" name="Picture 265" descr="image"/>
+                          <pic:cNvPicPr>
+                            <a:picLocks noChangeAspect="1"/>
+                          </pic:cNvPicPr>
+                        </pic:nvPicPr>
+                        <pic:blipFill>
+                          <a:blip r:embed="rId54"/>
+                          <a:stretch>
+                            <a:fillRect/>
+                          </a:stretch>
+                        </pic:blipFill>
+                        <pic:spPr>
+                          <a:xfrm>
+                            <a:off x="0" y="0"/>
+                            <a:ext cx="2381250" cy="723900"/>
                           </a:xfrm>
                           <a:prstGeom prst="rect">
                             <a:avLst/>
@@ -3637,23 +3769,23 @@
               </w:rPr>
               <w:drawing>
                 <wp:inline distT="0" distB="0" distL="0" distR="0">
-                  <wp:extent cx="2571750" cy="2857500"/>
+                  <wp:extent cx="257175" cy="200025"/>
                   <wp:effectExtent l="0" t="0" r="0" b="0"/>
-                  <wp:docPr id="132" name="Picture 132" descr="image"/>
+                  <wp:docPr id="266" name="Picture 266" descr="image"/>
                   <wp:cNvGraphicFramePr>
-                    <a:graphicFrameLocks xmlns:a="http://schemas.openxmlformats.org/drawingml/2006/main" noChangeAspect="1"/>
+                    <a:graphicFrameLocks noChangeAspect="1"/>
                   </wp:cNvGraphicFramePr>
-                  <a:graphic xmlns:a="http://schemas.openxmlformats.org/drawingml/2006/main">
+                  <a:graphic>
                     <a:graphicData uri="http://schemas.openxmlformats.org/drawingml/2006/picture">
-                      <pic:pic xmlns:pic="http://schemas.openxmlformats.org/drawingml/2006/picture">
+                      <pic:pic>
                         <pic:nvPicPr>
-                          <pic:cNvPr id="132" name="Picture 132" descr="image"/>
+                          <pic:cNvPr id="266" name="Picture 266" descr="image"/>
                           <pic:cNvPicPr>
                             <a:picLocks noChangeAspect="1"/>
                           </pic:cNvPicPr>
                         </pic:nvPicPr>
                         <pic:blipFill>
-                          <a:blip r:embed="rId5|rId56"/>
+                          <a:blip r:embed="rId5"/>
                           <a:stretch>
                             <a:fillRect/>
                           </a:stretch>
@@ -3661,7 +3793,44 @@
                         <pic:spPr>
                           <a:xfrm>
                             <a:off x="0" y="0"/>
-                            <a:ext cx="2571750" cy="2857500"/>
+                            <a:ext cx="257175" cy="200025"/>
+                          </a:xfrm>
+                          <a:prstGeom prst="rect">
+                            <a:avLst/>
+                          </a:prstGeom>
+                        </pic:spPr>
+                      </pic:pic>
+                    </a:graphicData>
+                  </a:graphic>
+                </wp:inline>
+              </w:drawing>
+              <w:drawing>
+                <wp:inline distT="0" distB="0" distL="0" distR="0">
+                  <wp:extent cx="2381250" cy="762000"/>
+                  <wp:effectExtent l="0" t="0" r="0" b="0"/>
+                  <wp:docPr id="267" name="Picture 267" descr="image"/>
+                  <wp:cNvGraphicFramePr>
+                    <a:graphicFrameLocks noChangeAspect="1"/>
+                  </wp:cNvGraphicFramePr>
+                  <a:graphic>
+                    <a:graphicData uri="http://schemas.openxmlformats.org/drawingml/2006/picture">
+                      <pic:pic>
+                        <pic:nvPicPr>
+                          <pic:cNvPr id="267" name="Picture 267" descr="image"/>
+                          <pic:cNvPicPr>
+                            <a:picLocks noChangeAspect="1"/>
+                          </pic:cNvPicPr>
+                        </pic:nvPicPr>
+                        <pic:blipFill>
+                          <a:blip r:embed="rId56"/>
+                          <a:stretch>
+                            <a:fillRect/>
+                          </a:stretch>
+                        </pic:blipFill>
+                        <pic:spPr>
+                          <a:xfrm>
+                            <a:off x="0" y="0"/>
+                            <a:ext cx="2381250" cy="762000"/>
                           </a:xfrm>
                           <a:prstGeom prst="rect">
                             <a:avLst/>
@@ -3725,23 +3894,23 @@
               </w:rPr>
               <w:drawing>
                 <wp:inline distT="0" distB="0" distL="0" distR="0">
-                  <wp:extent cx="2571750" cy="2857500"/>
+                  <wp:extent cx="257175" cy="200025"/>
                   <wp:effectExtent l="0" t="0" r="0" b="0"/>
-                  <wp:docPr id="133" name="Picture 133" descr="image"/>
+                  <wp:docPr id="268" name="Picture 268" descr="image"/>
                   <wp:cNvGraphicFramePr>
-                    <a:graphicFrameLocks xmlns:a="http://schemas.openxmlformats.org/drawingml/2006/main" noChangeAspect="1"/>
+                    <a:graphicFrameLocks noChangeAspect="1"/>
                   </wp:cNvGraphicFramePr>
-                  <a:graphic xmlns:a="http://schemas.openxmlformats.org/drawingml/2006/main">
+                  <a:graphic>
                     <a:graphicData uri="http://schemas.openxmlformats.org/drawingml/2006/picture">
-                      <pic:pic xmlns:pic="http://schemas.openxmlformats.org/drawingml/2006/picture">
+                      <pic:pic>
                         <pic:nvPicPr>
-                          <pic:cNvPr id="133" name="Picture 133" descr="image"/>
+                          <pic:cNvPr id="268" name="Picture 268" descr="image"/>
                           <pic:cNvPicPr>
                             <a:picLocks noChangeAspect="1"/>
                           </pic:cNvPicPr>
                         </pic:nvPicPr>
                         <pic:blipFill>
-                          <a:blip r:embed="rId8|rId58"/>
+                          <a:blip r:embed="rId8"/>
                           <a:stretch>
                             <a:fillRect/>
                           </a:stretch>
@@ -3749,7 +3918,44 @@
                         <pic:spPr>
                           <a:xfrm>
                             <a:off x="0" y="0"/>
-                            <a:ext cx="2571750" cy="2857500"/>
+                            <a:ext cx="257175" cy="200025"/>
+                          </a:xfrm>
+                          <a:prstGeom prst="rect">
+                            <a:avLst/>
+                          </a:prstGeom>
+                        </pic:spPr>
+                      </pic:pic>
+                    </a:graphicData>
+                  </a:graphic>
+                </wp:inline>
+              </w:drawing>
+              <w:drawing>
+                <wp:inline distT="0" distB="0" distL="0" distR="0">
+                  <wp:extent cx="2381250" cy="847725"/>
+                  <wp:effectExtent l="0" t="0" r="0" b="0"/>
+                  <wp:docPr id="269" name="Picture 269" descr="image"/>
+                  <wp:cNvGraphicFramePr>
+                    <a:graphicFrameLocks noChangeAspect="1"/>
+                  </wp:cNvGraphicFramePr>
+                  <a:graphic>
+                    <a:graphicData uri="http://schemas.openxmlformats.org/drawingml/2006/picture">
+                      <pic:pic>
+                        <pic:nvPicPr>
+                          <pic:cNvPr id="269" name="Picture 269" descr="image"/>
+                          <pic:cNvPicPr>
+                            <a:picLocks noChangeAspect="1"/>
+                          </pic:cNvPicPr>
+                        </pic:nvPicPr>
+                        <pic:blipFill>
+                          <a:blip r:embed="rId58"/>
+                          <a:stretch>
+                            <a:fillRect/>
+                          </a:stretch>
+                        </pic:blipFill>
+                        <pic:spPr>
+                          <a:xfrm>
+                            <a:off x="0" y="0"/>
+                            <a:ext cx="2381250" cy="847725"/>
                           </a:xfrm>
                           <a:prstGeom prst="rect">
                             <a:avLst/>
@@ -3876,23 +4082,23 @@
         </w:rPr>
         <w:drawing>
           <wp:inline distT="0" distB="0" distL="0" distR="0">
-            <wp:extent cx="3132000" cy="1905000"/>
+            <wp:extent cx="1905000" cy="6734175"/>
             <wp:effectExtent l="0" t="0" r="0" b="0"/>
-            <wp:docPr id="135" name="Picture 135" descr="image"/>
+            <wp:docPr id="270" name="Picture 270" descr="image"/>
             <wp:cNvGraphicFramePr>
-              <a:graphicFrameLocks xmlns:a="http://schemas.openxmlformats.org/drawingml/2006/main" noChangeAspect="1"/>
+              <a:graphicFrameLocks noChangeAspect="1"/>
             </wp:cNvGraphicFramePr>
-            <a:graphic xmlns:a="http://schemas.openxmlformats.org/drawingml/2006/main">
+            <a:graphic>
               <a:graphicData uri="http://schemas.openxmlformats.org/drawingml/2006/picture">
-                <pic:pic xmlns:pic="http://schemas.openxmlformats.org/drawingml/2006/picture">
+                <pic:pic>
                   <pic:nvPicPr>
-                    <pic:cNvPr id="135" name="Picture 135" descr="image"/>
+                    <pic:cNvPr id="270" name="Picture 270" descr="image"/>
                     <pic:cNvPicPr>
                       <a:picLocks noChangeAspect="1"/>
                     </pic:cNvPicPr>
                   </pic:nvPicPr>
                   <pic:blipFill>
-                    <a:blip r:embed="rId60|rId61"/>
+                    <a:blip r:embed="rId60"/>
                     <a:stretch>
                       <a:fillRect/>
                     </a:stretch>
@@ -3900,7 +4106,44 @@
                   <pic:spPr>
                     <a:xfrm>
                       <a:off x="0" y="0"/>
-                      <a:ext cx="3132000" cy="1905000"/>
+                      <a:ext cx="1905000" cy="6734175"/>
+                    </a:xfrm>
+                    <a:prstGeom prst="rect">
+                      <a:avLst/>
+                    </a:prstGeom>
+                  </pic:spPr>
+                </pic:pic>
+              </a:graphicData>
+            </a:graphic>
+          </wp:inline>
+        </w:drawing>
+        <w:drawing>
+          <wp:inline distT="0" distB="0" distL="0" distR="0">
+            <wp:extent cx="2381250" cy="7086600"/>
+            <wp:effectExtent l="0" t="0" r="0" b="0"/>
+            <wp:docPr id="271" name="Picture 271" descr="image"/>
+            <wp:cNvGraphicFramePr>
+              <a:graphicFrameLocks noChangeAspect="1"/>
+            </wp:cNvGraphicFramePr>
+            <a:graphic>
+              <a:graphicData uri="http://schemas.openxmlformats.org/drawingml/2006/picture">
+                <pic:pic>
+                  <pic:nvPicPr>
+                    <pic:cNvPr id="271" name="Picture 271" descr="image"/>
+                    <pic:cNvPicPr>
+                      <a:picLocks noChangeAspect="1"/>
+                    </pic:cNvPicPr>
+                  </pic:nvPicPr>
+                  <pic:blipFill>
+                    <a:blip r:embed="rId61"/>
+                    <a:stretch>
+                      <a:fillRect/>
+                    </a:stretch>
+                  </pic:blipFill>
+                  <pic:spPr>
+                    <a:xfrm>
+                      <a:off x="0" y="0"/>
+                      <a:ext cx="2381250" cy="7086600"/>
                     </a:xfrm>
                     <a:prstGeom prst="rect">
                       <a:avLst/>
@@ -4345,23 +4588,23 @@
               </w:rPr>
               <w:drawing>
                 <wp:inline distT="0" distB="0" distL="0" distR="0">
-                  <wp:extent cx="2571750" cy="2857500"/>
+                  <wp:extent cx="257175" cy="200025"/>
                   <wp:effectExtent l="0" t="0" r="0" b="0"/>
-                  <wp:docPr id="140" name="Picture 140" descr="image"/>
+                  <wp:docPr id="272" name="Picture 272" descr="image"/>
                   <wp:cNvGraphicFramePr>
-                    <a:graphicFrameLocks xmlns:a="http://schemas.openxmlformats.org/drawingml/2006/main" noChangeAspect="1"/>
+                    <a:graphicFrameLocks noChangeAspect="1"/>
                   </wp:cNvGraphicFramePr>
-                  <a:graphic xmlns:a="http://schemas.openxmlformats.org/drawingml/2006/main">
+                  <a:graphic>
                     <a:graphicData uri="http://schemas.openxmlformats.org/drawingml/2006/picture">
-                      <pic:pic xmlns:pic="http://schemas.openxmlformats.org/drawingml/2006/picture">
+                      <pic:pic>
                         <pic:nvPicPr>
-                          <pic:cNvPr id="140" name="Picture 140" descr="image"/>
+                          <pic:cNvPr id="272" name="Picture 272" descr="image"/>
                           <pic:cNvPicPr>
                             <a:picLocks noChangeAspect="1"/>
                           </pic:cNvPicPr>
                         </pic:nvPicPr>
                         <pic:blipFill>
-                          <a:blip r:embed="rId8|rId67"/>
+                          <a:blip r:embed="rId8"/>
                           <a:stretch>
                             <a:fillRect/>
                           </a:stretch>
@@ -4369,7 +4612,44 @@
                         <pic:spPr>
                           <a:xfrm>
                             <a:off x="0" y="0"/>
-                            <a:ext cx="2571750" cy="2857500"/>
+                            <a:ext cx="257175" cy="200025"/>
+                          </a:xfrm>
+                          <a:prstGeom prst="rect">
+                            <a:avLst/>
+                          </a:prstGeom>
+                        </pic:spPr>
+                      </pic:pic>
+                    </a:graphicData>
+                  </a:graphic>
+                </wp:inline>
+              </w:drawing>
+              <w:drawing>
+                <wp:inline distT="0" distB="0" distL="0" distR="0">
+                  <wp:extent cx="1905000" cy="4019550"/>
+                  <wp:effectExtent l="0" t="0" r="0" b="0"/>
+                  <wp:docPr id="273" name="Picture 273" descr="image"/>
+                  <wp:cNvGraphicFramePr>
+                    <a:graphicFrameLocks noChangeAspect="1"/>
+                  </wp:cNvGraphicFramePr>
+                  <a:graphic>
+                    <a:graphicData uri="http://schemas.openxmlformats.org/drawingml/2006/picture">
+                      <pic:pic>
+                        <pic:nvPicPr>
+                          <pic:cNvPr id="273" name="Picture 273" descr="image"/>
+                          <pic:cNvPicPr>
+                            <a:picLocks noChangeAspect="1"/>
+                          </pic:cNvPicPr>
+                        </pic:nvPicPr>
+                        <pic:blipFill>
+                          <a:blip r:embed="rId67"/>
+                          <a:stretch>
+                            <a:fillRect/>
+                          </a:stretch>
+                        </pic:blipFill>
+                        <pic:spPr>
+                          <a:xfrm>
+                            <a:off x="0" y="0"/>
+                            <a:ext cx="1905000" cy="4019550"/>
                           </a:xfrm>
                           <a:prstGeom prst="rect">
                             <a:avLst/>
@@ -4433,23 +4713,23 @@
               </w:rPr>
               <w:drawing>
                 <wp:inline distT="0" distB="0" distL="0" distR="0">
-                  <wp:extent cx="2571750" cy="2857500"/>
+                  <wp:extent cx="257175" cy="200025"/>
                   <wp:effectExtent l="0" t="0" r="0" b="0"/>
-                  <wp:docPr id="141" name="Picture 141" descr="image"/>
+                  <wp:docPr id="274" name="Picture 274" descr="image"/>
                   <wp:cNvGraphicFramePr>
-                    <a:graphicFrameLocks xmlns:a="http://schemas.openxmlformats.org/drawingml/2006/main" noChangeAspect="1"/>
+                    <a:graphicFrameLocks noChangeAspect="1"/>
                   </wp:cNvGraphicFramePr>
-                  <a:graphic xmlns:a="http://schemas.openxmlformats.org/drawingml/2006/main">
+                  <a:graphic>
                     <a:graphicData uri="http://schemas.openxmlformats.org/drawingml/2006/picture">
-                      <pic:pic xmlns:pic="http://schemas.openxmlformats.org/drawingml/2006/picture">
+                      <pic:pic>
                         <pic:nvPicPr>
-                          <pic:cNvPr id="141" name="Picture 141" descr="image"/>
+                          <pic:cNvPr id="274" name="Picture 274" descr="image"/>
                           <pic:cNvPicPr>
                             <a:picLocks noChangeAspect="1"/>
                           </pic:cNvPicPr>
                         </pic:nvPicPr>
                         <pic:blipFill>
-                          <a:blip r:embed="rId5|rId69"/>
+                          <a:blip r:embed="rId5"/>
                           <a:stretch>
                             <a:fillRect/>
                           </a:stretch>
@@ -4457,7 +4737,44 @@
                         <pic:spPr>
                           <a:xfrm>
                             <a:off x="0" y="0"/>
-                            <a:ext cx="2571750" cy="2857500"/>
+                            <a:ext cx="257175" cy="200025"/>
+                          </a:xfrm>
+                          <a:prstGeom prst="rect">
+                            <a:avLst/>
+                          </a:prstGeom>
+                        </pic:spPr>
+                      </pic:pic>
+                    </a:graphicData>
+                  </a:graphic>
+                </wp:inline>
+              </w:drawing>
+              <w:drawing>
+                <wp:inline distT="0" distB="0" distL="0" distR="0">
+                  <wp:extent cx="1905000" cy="4295775"/>
+                  <wp:effectExtent l="0" t="0" r="0" b="0"/>
+                  <wp:docPr id="275" name="Picture 275" descr="image"/>
+                  <wp:cNvGraphicFramePr>
+                    <a:graphicFrameLocks noChangeAspect="1"/>
+                  </wp:cNvGraphicFramePr>
+                  <a:graphic>
+                    <a:graphicData uri="http://schemas.openxmlformats.org/drawingml/2006/picture">
+                      <pic:pic>
+                        <pic:nvPicPr>
+                          <pic:cNvPr id="275" name="Picture 275" descr="image"/>
+                          <pic:cNvPicPr>
+                            <a:picLocks noChangeAspect="1"/>
+                          </pic:cNvPicPr>
+                        </pic:nvPicPr>
+                        <pic:blipFill>
+                          <a:blip r:embed="rId69"/>
+                          <a:stretch>
+                            <a:fillRect/>
+                          </a:stretch>
+                        </pic:blipFill>
+                        <pic:spPr>
+                          <a:xfrm>
+                            <a:off x="0" y="0"/>
+                            <a:ext cx="1905000" cy="4295775"/>
                           </a:xfrm>
                           <a:prstGeom prst="rect">
                             <a:avLst/>
@@ -4526,23 +4843,23 @@
               </w:rPr>
               <w:drawing>
                 <wp:inline distT="0" distB="0" distL="0" distR="0">
-                  <wp:extent cx="2571750" cy="2857500"/>
+                  <wp:extent cx="257175" cy="200025"/>
                   <wp:effectExtent l="0" t="0" r="0" b="0"/>
-                  <wp:docPr id="142" name="Picture 142" descr="image"/>
+                  <wp:docPr id="276" name="Picture 276" descr="image"/>
                   <wp:cNvGraphicFramePr>
-                    <a:graphicFrameLocks xmlns:a="http://schemas.openxmlformats.org/drawingml/2006/main" noChangeAspect="1"/>
+                    <a:graphicFrameLocks noChangeAspect="1"/>
                   </wp:cNvGraphicFramePr>
-                  <a:graphic xmlns:a="http://schemas.openxmlformats.org/drawingml/2006/main">
+                  <a:graphic>
                     <a:graphicData uri="http://schemas.openxmlformats.org/drawingml/2006/picture">
-                      <pic:pic xmlns:pic="http://schemas.openxmlformats.org/drawingml/2006/picture">
+                      <pic:pic>
                         <pic:nvPicPr>
-                          <pic:cNvPr id="142" name="Picture 142" descr="image"/>
+                          <pic:cNvPr id="276" name="Picture 276" descr="image"/>
                           <pic:cNvPicPr>
                             <a:picLocks noChangeAspect="1"/>
                           </pic:cNvPicPr>
                         </pic:nvPicPr>
                         <pic:blipFill>
-                          <a:blip r:embed="rId5|rId71"/>
+                          <a:blip r:embed="rId5"/>
                           <a:stretch>
                             <a:fillRect/>
                           </a:stretch>
@@ -4550,7 +4867,44 @@
                         <pic:spPr>
                           <a:xfrm>
                             <a:off x="0" y="0"/>
-                            <a:ext cx="2571750" cy="2857500"/>
+                            <a:ext cx="257175" cy="200025"/>
+                          </a:xfrm>
+                          <a:prstGeom prst="rect">
+                            <a:avLst/>
+                          </a:prstGeom>
+                        </pic:spPr>
+                      </pic:pic>
+                    </a:graphicData>
+                  </a:graphic>
+                </wp:inline>
+              </w:drawing>
+              <w:drawing>
+                <wp:inline distT="0" distB="0" distL="0" distR="0">
+                  <wp:extent cx="1905000" cy="4324350"/>
+                  <wp:effectExtent l="0" t="0" r="0" b="0"/>
+                  <wp:docPr id="277" name="Picture 277" descr="image"/>
+                  <wp:cNvGraphicFramePr>
+                    <a:graphicFrameLocks noChangeAspect="1"/>
+                  </wp:cNvGraphicFramePr>
+                  <a:graphic>
+                    <a:graphicData uri="http://schemas.openxmlformats.org/drawingml/2006/picture">
+                      <pic:pic>
+                        <pic:nvPicPr>
+                          <pic:cNvPr id="277" name="Picture 277" descr="image"/>
+                          <pic:cNvPicPr>
+                            <a:picLocks noChangeAspect="1"/>
+                          </pic:cNvPicPr>
+                        </pic:nvPicPr>
+                        <pic:blipFill>
+                          <a:blip r:embed="rId71"/>
+                          <a:stretch>
+                            <a:fillRect/>
+                          </a:stretch>
+                        </pic:blipFill>
+                        <pic:spPr>
+                          <a:xfrm>
+                            <a:off x="0" y="0"/>
+                            <a:ext cx="1905000" cy="4324350"/>
                           </a:xfrm>
                           <a:prstGeom prst="rect">
                             <a:avLst/>
@@ -4614,23 +4968,23 @@
               </w:rPr>
               <w:drawing>
                 <wp:inline distT="0" distB="0" distL="0" distR="0">
-                  <wp:extent cx="2571750" cy="2857500"/>
+                  <wp:extent cx="257175" cy="200025"/>
                   <wp:effectExtent l="0" t="0" r="0" b="0"/>
-                  <wp:docPr id="143" name="Picture 143" descr="image"/>
+                  <wp:docPr id="278" name="Picture 278" descr="image"/>
                   <wp:cNvGraphicFramePr>
-                    <a:graphicFrameLocks xmlns:a="http://schemas.openxmlformats.org/drawingml/2006/main" noChangeAspect="1"/>
+                    <a:graphicFrameLocks noChangeAspect="1"/>
                   </wp:cNvGraphicFramePr>
-                  <a:graphic xmlns:a="http://schemas.openxmlformats.org/drawingml/2006/main">
+                  <a:graphic>
                     <a:graphicData uri="http://schemas.openxmlformats.org/drawingml/2006/picture">
-                      <pic:pic xmlns:pic="http://schemas.openxmlformats.org/drawingml/2006/picture">
+                      <pic:pic>
                         <pic:nvPicPr>
-                          <pic:cNvPr id="143" name="Picture 143" descr="image"/>
+                          <pic:cNvPr id="278" name="Picture 278" descr="image"/>
                           <pic:cNvPicPr>
                             <a:picLocks noChangeAspect="1"/>
                           </pic:cNvPicPr>
                         </pic:nvPicPr>
                         <pic:blipFill>
-                          <a:blip r:embed="rId5|rId73"/>
+                          <a:blip r:embed="rId5"/>
                           <a:stretch>
                             <a:fillRect/>
                           </a:stretch>
@@ -4638,7 +4992,44 @@
                         <pic:spPr>
                           <a:xfrm>
                             <a:off x="0" y="0"/>
-                            <a:ext cx="2571750" cy="2857500"/>
+                            <a:ext cx="257175" cy="200025"/>
+                          </a:xfrm>
+                          <a:prstGeom prst="rect">
+                            <a:avLst/>
+                          </a:prstGeom>
+                        </pic:spPr>
+                      </pic:pic>
+                    </a:graphicData>
+                  </a:graphic>
+                </wp:inline>
+              </w:drawing>
+              <w:drawing>
+                <wp:inline distT="0" distB="0" distL="0" distR="0">
+                  <wp:extent cx="1905000" cy="4038600"/>
+                  <wp:effectExtent l="0" t="0" r="0" b="0"/>
+                  <wp:docPr id="279" name="Picture 279" descr="image"/>
+                  <wp:cNvGraphicFramePr>
+                    <a:graphicFrameLocks noChangeAspect="1"/>
+                  </wp:cNvGraphicFramePr>
+                  <a:graphic>
+                    <a:graphicData uri="http://schemas.openxmlformats.org/drawingml/2006/picture">
+                      <pic:pic>
+                        <pic:nvPicPr>
+                          <pic:cNvPr id="279" name="Picture 279" descr="image"/>
+                          <pic:cNvPicPr>
+                            <a:picLocks noChangeAspect="1"/>
+                          </pic:cNvPicPr>
+                        </pic:nvPicPr>
+                        <pic:blipFill>
+                          <a:blip r:embed="rId73"/>
+                          <a:stretch>
+                            <a:fillRect/>
+                          </a:stretch>
+                        </pic:blipFill>
+                        <pic:spPr>
+                          <a:xfrm>
+                            <a:off x="0" y="0"/>
+                            <a:ext cx="1905000" cy="4038600"/>
                           </a:xfrm>
                           <a:prstGeom prst="rect">
                             <a:avLst/>
@@ -4708,23 +5099,23 @@
         </w:rPr>
         <w:drawing>
           <wp:inline distT="0" distB="0" distL="0" distR="0">
-            <wp:extent cx="3132000" cy="1905000"/>
+            <wp:extent cx="1905000" cy="3609975"/>
             <wp:effectExtent l="0" t="0" r="0" b="0"/>
-            <wp:docPr id="144" name="Picture 144" descr="image"/>
+            <wp:docPr id="280" name="Picture 280" descr="image"/>
             <wp:cNvGraphicFramePr>
-              <a:graphicFrameLocks xmlns:a="http://schemas.openxmlformats.org/drawingml/2006/main" noChangeAspect="1"/>
+              <a:graphicFrameLocks noChangeAspect="1"/>
             </wp:cNvGraphicFramePr>
-            <a:graphic xmlns:a="http://schemas.openxmlformats.org/drawingml/2006/main">
+            <a:graphic>
               <a:graphicData uri="http://schemas.openxmlformats.org/drawingml/2006/picture">
-                <pic:pic xmlns:pic="http://schemas.openxmlformats.org/drawingml/2006/picture">
+                <pic:pic>
                   <pic:nvPicPr>
-                    <pic:cNvPr id="144" name="Picture 144" descr="image"/>
+                    <pic:cNvPr id="280" name="Picture 280" descr="image"/>
                     <pic:cNvPicPr>
                       <a:picLocks noChangeAspect="1"/>
                     </pic:cNvPicPr>
                   </pic:nvPicPr>
                   <pic:blipFill>
-                    <a:blip r:embed="rId74|rId75|rId76"/>
+                    <a:blip r:embed="rId74"/>
                     <a:stretch>
                       <a:fillRect/>
                     </a:stretch>
@@ -4732,7 +5123,44 @@
                   <pic:spPr>
                     <a:xfrm>
                       <a:off x="0" y="0"/>
-                      <a:ext cx="3132000" cy="1905000"/>
+                      <a:ext cx="1905000" cy="3609975"/>
+                    </a:xfrm>
+                    <a:prstGeom prst="rect">
+                      <a:avLst/>
+                    </a:prstGeom>
+                  </pic:spPr>
+                </pic:pic>
+              </a:graphicData>
+            </a:graphic>
+          </wp:inline>
+        </w:drawing>
+        <w:drawing>
+          <wp:inline distT="0" distB="0" distL="0" distR="0">
+            <wp:extent cx="1905000" cy="2486025"/>
+            <wp:effectExtent l="0" t="0" r="0" b="0"/>
+            <wp:docPr id="281" name="Picture 281" descr="image"/>
+            <wp:cNvGraphicFramePr>
+              <a:graphicFrameLocks noChangeAspect="1"/>
+            </wp:cNvGraphicFramePr>
+            <a:graphic>
+              <a:graphicData uri="http://schemas.openxmlformats.org/drawingml/2006/picture">
+                <pic:pic>
+                  <pic:nvPicPr>
+                    <pic:cNvPr id="281" name="Picture 281" descr="image"/>
+                    <pic:cNvPicPr>
+                      <a:picLocks noChangeAspect="1"/>
+                    </pic:cNvPicPr>
+                  </pic:nvPicPr>
+                  <pic:blipFill>
+                    <a:blip r:embed="rId76"/>
+                    <a:stretch>
+                      <a:fillRect/>
+                    </a:stretch>
+                  </pic:blipFill>
+                  <pic:spPr>
+                    <a:xfrm>
+                      <a:off x="0" y="0"/>
+                      <a:ext cx="1905000" cy="2486025"/>
                     </a:xfrm>
                     <a:prstGeom prst="rect">
                       <a:avLst/>
@@ -5234,23 +5662,23 @@
               </w:rPr>
               <w:drawing>
                 <wp:inline distT="0" distB="0" distL="0" distR="0">
-                  <wp:extent cx="2571750" cy="2857500"/>
+                  <wp:extent cx="257175" cy="200025"/>
                   <wp:effectExtent l="0" t="0" r="0" b="0"/>
-                  <wp:docPr id="150" name="Picture 150" descr="image"/>
+                  <wp:docPr id="282" name="Picture 282" descr="image"/>
                   <wp:cNvGraphicFramePr>
-                    <a:graphicFrameLocks xmlns:a="http://schemas.openxmlformats.org/drawingml/2006/main" noChangeAspect="1"/>
+                    <a:graphicFrameLocks noChangeAspect="1"/>
                   </wp:cNvGraphicFramePr>
-                  <a:graphic xmlns:a="http://schemas.openxmlformats.org/drawingml/2006/main">
+                  <a:graphic>
                     <a:graphicData uri="http://schemas.openxmlformats.org/drawingml/2006/picture">
-                      <pic:pic xmlns:pic="http://schemas.openxmlformats.org/drawingml/2006/picture">
+                      <pic:pic>
                         <pic:nvPicPr>
-                          <pic:cNvPr id="150" name="Picture 150" descr="image"/>
+                          <pic:cNvPr id="282" name="Picture 282" descr="image"/>
                           <pic:cNvPicPr>
                             <a:picLocks noChangeAspect="1"/>
                           </pic:cNvPicPr>
                         </pic:nvPicPr>
                         <pic:blipFill>
-                          <a:blip r:embed="rId8|rId83"/>
+                          <a:blip r:embed="rId8"/>
                           <a:stretch>
                             <a:fillRect/>
                           </a:stretch>
@@ -5258,7 +5686,44 @@
                         <pic:spPr>
                           <a:xfrm>
                             <a:off x="0" y="0"/>
-                            <a:ext cx="2571750" cy="2857500"/>
+                            <a:ext cx="257175" cy="200025"/>
+                          </a:xfrm>
+                          <a:prstGeom prst="rect">
+                            <a:avLst/>
+                          </a:prstGeom>
+                        </pic:spPr>
+                      </pic:pic>
+                    </a:graphicData>
+                  </a:graphic>
+                </wp:inline>
+              </w:drawing>
+              <w:drawing>
+                <wp:inline distT="0" distB="0" distL="0" distR="0">
+                  <wp:extent cx="2381250" cy="2771775"/>
+                  <wp:effectExtent l="0" t="0" r="0" b="0"/>
+                  <wp:docPr id="283" name="Picture 283" descr="image"/>
+                  <wp:cNvGraphicFramePr>
+                    <a:graphicFrameLocks noChangeAspect="1"/>
+                  </wp:cNvGraphicFramePr>
+                  <a:graphic>
+                    <a:graphicData uri="http://schemas.openxmlformats.org/drawingml/2006/picture">
+                      <pic:pic>
+                        <pic:nvPicPr>
+                          <pic:cNvPr id="283" name="Picture 283" descr="image"/>
+                          <pic:cNvPicPr>
+                            <a:picLocks noChangeAspect="1"/>
+                          </pic:cNvPicPr>
+                        </pic:nvPicPr>
+                        <pic:blipFill>
+                          <a:blip r:embed="rId83"/>
+                          <a:stretch>
+                            <a:fillRect/>
+                          </a:stretch>
+                        </pic:blipFill>
+                        <pic:spPr>
+                          <a:xfrm>
+                            <a:off x="0" y="0"/>
+                            <a:ext cx="2381250" cy="2771775"/>
                           </a:xfrm>
                           <a:prstGeom prst="rect">
                             <a:avLst/>
@@ -5322,23 +5787,23 @@
               </w:rPr>
               <w:drawing>
                 <wp:inline distT="0" distB="0" distL="0" distR="0">
-                  <wp:extent cx="2571750" cy="2857500"/>
+                  <wp:extent cx="257175" cy="200025"/>
                   <wp:effectExtent l="0" t="0" r="0" b="0"/>
-                  <wp:docPr id="151" name="Picture 151" descr="image"/>
+                  <wp:docPr id="284" name="Picture 284" descr="image"/>
                   <wp:cNvGraphicFramePr>
-                    <a:graphicFrameLocks xmlns:a="http://schemas.openxmlformats.org/drawingml/2006/main" noChangeAspect="1"/>
+                    <a:graphicFrameLocks noChangeAspect="1"/>
                   </wp:cNvGraphicFramePr>
-                  <a:graphic xmlns:a="http://schemas.openxmlformats.org/drawingml/2006/main">
+                  <a:graphic>
                     <a:graphicData uri="http://schemas.openxmlformats.org/drawingml/2006/picture">
-                      <pic:pic xmlns:pic="http://schemas.openxmlformats.org/drawingml/2006/picture">
+                      <pic:pic>
                         <pic:nvPicPr>
-                          <pic:cNvPr id="151" name="Picture 151" descr="image"/>
+                          <pic:cNvPr id="284" name="Picture 284" descr="image"/>
                           <pic:cNvPicPr>
                             <a:picLocks noChangeAspect="1"/>
                           </pic:cNvPicPr>
                         </pic:nvPicPr>
                         <pic:blipFill>
-                          <a:blip r:embed="rId5|rId85"/>
+                          <a:blip r:embed="rId5"/>
                           <a:stretch>
                             <a:fillRect/>
                           </a:stretch>
@@ -5346,7 +5811,44 @@
                         <pic:spPr>
                           <a:xfrm>
                             <a:off x="0" y="0"/>
-                            <a:ext cx="2571750" cy="2857500"/>
+                            <a:ext cx="257175" cy="200025"/>
+                          </a:xfrm>
+                          <a:prstGeom prst="rect">
+                            <a:avLst/>
+                          </a:prstGeom>
+                        </pic:spPr>
+                      </pic:pic>
+                    </a:graphicData>
+                  </a:graphic>
+                </wp:inline>
+              </w:drawing>
+              <w:drawing>
+                <wp:inline distT="0" distB="0" distL="0" distR="0">
+                  <wp:extent cx="2381250" cy="2809875"/>
+                  <wp:effectExtent l="0" t="0" r="0" b="0"/>
+                  <wp:docPr id="285" name="Picture 285" descr="image"/>
+                  <wp:cNvGraphicFramePr>
+                    <a:graphicFrameLocks noChangeAspect="1"/>
+                  </wp:cNvGraphicFramePr>
+                  <a:graphic>
+                    <a:graphicData uri="http://schemas.openxmlformats.org/drawingml/2006/picture">
+                      <pic:pic>
+                        <pic:nvPicPr>
+                          <pic:cNvPr id="285" name="Picture 285" descr="image"/>
+                          <pic:cNvPicPr>
+                            <a:picLocks noChangeAspect="1"/>
+                          </pic:cNvPicPr>
+                        </pic:nvPicPr>
+                        <pic:blipFill>
+                          <a:blip r:embed="rId85"/>
+                          <a:stretch>
+                            <a:fillRect/>
+                          </a:stretch>
+                        </pic:blipFill>
+                        <pic:spPr>
+                          <a:xfrm>
+                            <a:off x="0" y="0"/>
+                            <a:ext cx="2381250" cy="2809875"/>
                           </a:xfrm>
                           <a:prstGeom prst="rect">
                             <a:avLst/>
@@ -5415,23 +5917,23 @@
               </w:rPr>
               <w:drawing>
                 <wp:inline distT="0" distB="0" distL="0" distR="0">
-                  <wp:extent cx="2571750" cy="2857500"/>
+                  <wp:extent cx="257175" cy="200025"/>
                   <wp:effectExtent l="0" t="0" r="0" b="0"/>
-                  <wp:docPr id="152" name="Picture 152" descr="image"/>
+                  <wp:docPr id="286" name="Picture 286" descr="image"/>
                   <wp:cNvGraphicFramePr>
-                    <a:graphicFrameLocks xmlns:a="http://schemas.openxmlformats.org/drawingml/2006/main" noChangeAspect="1"/>
+                    <a:graphicFrameLocks noChangeAspect="1"/>
                   </wp:cNvGraphicFramePr>
-                  <a:graphic xmlns:a="http://schemas.openxmlformats.org/drawingml/2006/main">
+                  <a:graphic>
                     <a:graphicData uri="http://schemas.openxmlformats.org/drawingml/2006/picture">
-                      <pic:pic xmlns:pic="http://schemas.openxmlformats.org/drawingml/2006/picture">
+                      <pic:pic>
                         <pic:nvPicPr>
-                          <pic:cNvPr id="152" name="Picture 152" descr="image"/>
+                          <pic:cNvPr id="286" name="Picture 286" descr="image"/>
                           <pic:cNvPicPr>
                             <a:picLocks noChangeAspect="1"/>
                           </pic:cNvPicPr>
                         </pic:nvPicPr>
                         <pic:blipFill>
-                          <a:blip r:embed="rId5|rId87"/>
+                          <a:blip r:embed="rId5"/>
                           <a:stretch>
                             <a:fillRect/>
                           </a:stretch>
@@ -5439,7 +5941,44 @@
                         <pic:spPr>
                           <a:xfrm>
                             <a:off x="0" y="0"/>
-                            <a:ext cx="2571750" cy="2857500"/>
+                            <a:ext cx="257175" cy="200025"/>
+                          </a:xfrm>
+                          <a:prstGeom prst="rect">
+                            <a:avLst/>
+                          </a:prstGeom>
+                        </pic:spPr>
+                      </pic:pic>
+                    </a:graphicData>
+                  </a:graphic>
+                </wp:inline>
+              </w:drawing>
+              <w:drawing>
+                <wp:inline distT="0" distB="0" distL="0" distR="0">
+                  <wp:extent cx="2381250" cy="2743200"/>
+                  <wp:effectExtent l="0" t="0" r="0" b="0"/>
+                  <wp:docPr id="287" name="Picture 287" descr="image"/>
+                  <wp:cNvGraphicFramePr>
+                    <a:graphicFrameLocks noChangeAspect="1"/>
+                  </wp:cNvGraphicFramePr>
+                  <a:graphic>
+                    <a:graphicData uri="http://schemas.openxmlformats.org/drawingml/2006/picture">
+                      <pic:pic>
+                        <pic:nvPicPr>
+                          <pic:cNvPr id="287" name="Picture 287" descr="image"/>
+                          <pic:cNvPicPr>
+                            <a:picLocks noChangeAspect="1"/>
+                          </pic:cNvPicPr>
+                        </pic:nvPicPr>
+                        <pic:blipFill>
+                          <a:blip r:embed="rId87"/>
+                          <a:stretch>
+                            <a:fillRect/>
+                          </a:stretch>
+                        </pic:blipFill>
+                        <pic:spPr>
+                          <a:xfrm>
+                            <a:off x="0" y="0"/>
+                            <a:ext cx="2381250" cy="2743200"/>
                           </a:xfrm>
                           <a:prstGeom prst="rect">
                             <a:avLst/>
@@ -5503,23 +6042,23 @@
               </w:rPr>
               <w:drawing>
                 <wp:inline distT="0" distB="0" distL="0" distR="0">
-                  <wp:extent cx="2571750" cy="2857500"/>
+                  <wp:extent cx="257175" cy="200025"/>
                   <wp:effectExtent l="0" t="0" r="0" b="0"/>
-                  <wp:docPr id="153" name="Picture 153" descr="image"/>
+                  <wp:docPr id="288" name="Picture 288" descr="image"/>
                   <wp:cNvGraphicFramePr>
-                    <a:graphicFrameLocks xmlns:a="http://schemas.openxmlformats.org/drawingml/2006/main" noChangeAspect="1"/>
+                    <a:graphicFrameLocks noChangeAspect="1"/>
                   </wp:cNvGraphicFramePr>
-                  <a:graphic xmlns:a="http://schemas.openxmlformats.org/drawingml/2006/main">
+                  <a:graphic>
                     <a:graphicData uri="http://schemas.openxmlformats.org/drawingml/2006/picture">
-                      <pic:pic xmlns:pic="http://schemas.openxmlformats.org/drawingml/2006/picture">
+                      <pic:pic>
                         <pic:nvPicPr>
-                          <pic:cNvPr id="153" name="Picture 153" descr="image"/>
+                          <pic:cNvPr id="288" name="Picture 288" descr="image"/>
                           <pic:cNvPicPr>
                             <a:picLocks noChangeAspect="1"/>
                           </pic:cNvPicPr>
                         </pic:nvPicPr>
                         <pic:blipFill>
-                          <a:blip r:embed="rId5|rId89"/>
+                          <a:blip r:embed="rId5"/>
                           <a:stretch>
                             <a:fillRect/>
                           </a:stretch>
@@ -5527,7 +6066,44 @@
                         <pic:spPr>
                           <a:xfrm>
                             <a:off x="0" y="0"/>
-                            <a:ext cx="2571750" cy="2857500"/>
+                            <a:ext cx="257175" cy="200025"/>
+                          </a:xfrm>
+                          <a:prstGeom prst="rect">
+                            <a:avLst/>
+                          </a:prstGeom>
+                        </pic:spPr>
+                      </pic:pic>
+                    </a:graphicData>
+                  </a:graphic>
+                </wp:inline>
+              </w:drawing>
+              <w:drawing>
+                <wp:inline distT="0" distB="0" distL="0" distR="0">
+                  <wp:extent cx="2381250" cy="2714625"/>
+                  <wp:effectExtent l="0" t="0" r="0" b="0"/>
+                  <wp:docPr id="289" name="Picture 289" descr="image"/>
+                  <wp:cNvGraphicFramePr>
+                    <a:graphicFrameLocks noChangeAspect="1"/>
+                  </wp:cNvGraphicFramePr>
+                  <a:graphic>
+                    <a:graphicData uri="http://schemas.openxmlformats.org/drawingml/2006/picture">
+                      <pic:pic>
+                        <pic:nvPicPr>
+                          <pic:cNvPr id="289" name="Picture 289" descr="image"/>
+                          <pic:cNvPicPr>
+                            <a:picLocks noChangeAspect="1"/>
+                          </pic:cNvPicPr>
+                        </pic:nvPicPr>
+                        <pic:blipFill>
+                          <a:blip r:embed="rId89"/>
+                          <a:stretch>
+                            <a:fillRect/>
+                          </a:stretch>
+                        </pic:blipFill>
+                        <pic:spPr>
+                          <a:xfrm>
+                            <a:off x="0" y="0"/>
+                            <a:ext cx="2381250" cy="2714625"/>
                           </a:xfrm>
                           <a:prstGeom prst="rect">
                             <a:avLst/>
@@ -5712,23 +6288,23 @@
               </w:rPr>
               <w:drawing>
                 <wp:inline distT="0" distB="0" distL="0" distR="0">
-                  <wp:extent cx="2571750" cy="2857500"/>
+                  <wp:extent cx="257175" cy="200025"/>
                   <wp:effectExtent l="0" t="0" r="0" b="0"/>
-                  <wp:docPr id="155" name="Picture 155" descr="image"/>
+                  <wp:docPr id="290" name="Picture 290" descr="image"/>
                   <wp:cNvGraphicFramePr>
-                    <a:graphicFrameLocks xmlns:a="http://schemas.openxmlformats.org/drawingml/2006/main" noChangeAspect="1"/>
+                    <a:graphicFrameLocks noChangeAspect="1"/>
                   </wp:cNvGraphicFramePr>
-                  <a:graphic xmlns:a="http://schemas.openxmlformats.org/drawingml/2006/main">
+                  <a:graphic>
                     <a:graphicData uri="http://schemas.openxmlformats.org/drawingml/2006/picture">
-                      <pic:pic xmlns:pic="http://schemas.openxmlformats.org/drawingml/2006/picture">
+                      <pic:pic>
                         <pic:nvPicPr>
-                          <pic:cNvPr id="155" name="Picture 155" descr="image"/>
+                          <pic:cNvPr id="290" name="Picture 290" descr="image"/>
                           <pic:cNvPicPr>
                             <a:picLocks noChangeAspect="1"/>
                           </pic:cNvPicPr>
                         </pic:nvPicPr>
                         <pic:blipFill>
-                          <a:blip r:embed="rId5|rId92"/>
+                          <a:blip r:embed="rId5"/>
                           <a:stretch>
                             <a:fillRect/>
                           </a:stretch>
@@ -5736,7 +6312,44 @@
                         <pic:spPr>
                           <a:xfrm>
                             <a:off x="0" y="0"/>
-                            <a:ext cx="2571750" cy="2857500"/>
+                            <a:ext cx="257175" cy="200025"/>
+                          </a:xfrm>
+                          <a:prstGeom prst="rect">
+                            <a:avLst/>
+                          </a:prstGeom>
+                        </pic:spPr>
+                      </pic:pic>
+                    </a:graphicData>
+                  </a:graphic>
+                </wp:inline>
+              </w:drawing>
+              <w:drawing>
+                <wp:inline distT="0" distB="0" distL="0" distR="0">
+                  <wp:extent cx="1238250" cy="990600"/>
+                  <wp:effectExtent l="0" t="0" r="0" b="0"/>
+                  <wp:docPr id="291" name="Picture 291" descr="image"/>
+                  <wp:cNvGraphicFramePr>
+                    <a:graphicFrameLocks noChangeAspect="1"/>
+                  </wp:cNvGraphicFramePr>
+                  <a:graphic>
+                    <a:graphicData uri="http://schemas.openxmlformats.org/drawingml/2006/picture">
+                      <pic:pic>
+                        <pic:nvPicPr>
+                          <pic:cNvPr id="291" name="Picture 291" descr="image"/>
+                          <pic:cNvPicPr>
+                            <a:picLocks noChangeAspect="1"/>
+                          </pic:cNvPicPr>
+                        </pic:nvPicPr>
+                        <pic:blipFill>
+                          <a:blip r:embed="rId92"/>
+                          <a:stretch>
+                            <a:fillRect/>
+                          </a:stretch>
+                        </pic:blipFill>
+                        <pic:spPr>
+                          <a:xfrm>
+                            <a:off x="0" y="0"/>
+                            <a:ext cx="1238250" cy="990600"/>
                           </a:xfrm>
                           <a:prstGeom prst="rect">
                             <a:avLst/>
@@ -5800,23 +6413,23 @@
               </w:rPr>
               <w:drawing>
                 <wp:inline distT="0" distB="0" distL="0" distR="0">
-                  <wp:extent cx="2571750" cy="2857500"/>
+                  <wp:extent cx="257175" cy="200025"/>
                   <wp:effectExtent l="0" t="0" r="0" b="0"/>
-                  <wp:docPr id="156" name="Picture 156" descr="image"/>
+                  <wp:docPr id="292" name="Picture 292" descr="image"/>
                   <wp:cNvGraphicFramePr>
-                    <a:graphicFrameLocks xmlns:a="http://schemas.openxmlformats.org/drawingml/2006/main" noChangeAspect="1"/>
+                    <a:graphicFrameLocks noChangeAspect="1"/>
                   </wp:cNvGraphicFramePr>
-                  <a:graphic xmlns:a="http://schemas.openxmlformats.org/drawingml/2006/main">
+                  <a:graphic>
                     <a:graphicData uri="http://schemas.openxmlformats.org/drawingml/2006/picture">
-                      <pic:pic xmlns:pic="http://schemas.openxmlformats.org/drawingml/2006/picture">
+                      <pic:pic>
                         <pic:nvPicPr>
-                          <pic:cNvPr id="156" name="Picture 156" descr="image"/>
+                          <pic:cNvPr id="292" name="Picture 292" descr="image"/>
                           <pic:cNvPicPr>
                             <a:picLocks noChangeAspect="1"/>
                           </pic:cNvPicPr>
                         </pic:nvPicPr>
                         <pic:blipFill>
-                          <a:blip r:embed="rId5|rId94"/>
+                          <a:blip r:embed="rId5"/>
                           <a:stretch>
                             <a:fillRect/>
                           </a:stretch>
@@ -5824,7 +6437,44 @@
                         <pic:spPr>
                           <a:xfrm>
                             <a:off x="0" y="0"/>
-                            <a:ext cx="2571750" cy="2857500"/>
+                            <a:ext cx="257175" cy="200025"/>
+                          </a:xfrm>
+                          <a:prstGeom prst="rect">
+                            <a:avLst/>
+                          </a:prstGeom>
+                        </pic:spPr>
+                      </pic:pic>
+                    </a:graphicData>
+                  </a:graphic>
+                </wp:inline>
+              </w:drawing>
+              <w:drawing>
+                <wp:inline distT="0" distB="0" distL="0" distR="0">
+                  <wp:extent cx="1238250" cy="1057275"/>
+                  <wp:effectExtent l="0" t="0" r="0" b="0"/>
+                  <wp:docPr id="293" name="Picture 293" descr="image"/>
+                  <wp:cNvGraphicFramePr>
+                    <a:graphicFrameLocks noChangeAspect="1"/>
+                  </wp:cNvGraphicFramePr>
+                  <a:graphic>
+                    <a:graphicData uri="http://schemas.openxmlformats.org/drawingml/2006/picture">
+                      <pic:pic>
+                        <pic:nvPicPr>
+                          <pic:cNvPr id="293" name="Picture 293" descr="image"/>
+                          <pic:cNvPicPr>
+                            <a:picLocks noChangeAspect="1"/>
+                          </pic:cNvPicPr>
+                        </pic:nvPicPr>
+                        <pic:blipFill>
+                          <a:blip r:embed="rId94"/>
+                          <a:stretch>
+                            <a:fillRect/>
+                          </a:stretch>
+                        </pic:blipFill>
+                        <pic:spPr>
+                          <a:xfrm>
+                            <a:off x="0" y="0"/>
+                            <a:ext cx="1238250" cy="1057275"/>
                           </a:xfrm>
                           <a:prstGeom prst="rect">
                             <a:avLst/>
@@ -5893,23 +6543,23 @@
               </w:rPr>
               <w:drawing>
                 <wp:inline distT="0" distB="0" distL="0" distR="0">
-                  <wp:extent cx="2571750" cy="2857500"/>
+                  <wp:extent cx="257175" cy="200025"/>
                   <wp:effectExtent l="0" t="0" r="0" b="0"/>
-                  <wp:docPr id="157" name="Picture 157" descr="image"/>
+                  <wp:docPr id="294" name="Picture 294" descr="image"/>
                   <wp:cNvGraphicFramePr>
-                    <a:graphicFrameLocks xmlns:a="http://schemas.openxmlformats.org/drawingml/2006/main" noChangeAspect="1"/>
+                    <a:graphicFrameLocks noChangeAspect="1"/>
                   </wp:cNvGraphicFramePr>
-                  <a:graphic xmlns:a="http://schemas.openxmlformats.org/drawingml/2006/main">
+                  <a:graphic>
                     <a:graphicData uri="http://schemas.openxmlformats.org/drawingml/2006/picture">
-                      <pic:pic xmlns:pic="http://schemas.openxmlformats.org/drawingml/2006/picture">
+                      <pic:pic>
                         <pic:nvPicPr>
-                          <pic:cNvPr id="157" name="Picture 157" descr="image"/>
+                          <pic:cNvPr id="294" name="Picture 294" descr="image"/>
                           <pic:cNvPicPr>
                             <a:picLocks noChangeAspect="1"/>
                           </pic:cNvPicPr>
                         </pic:nvPicPr>
                         <pic:blipFill>
-                          <a:blip r:embed="rId8|rId96"/>
+                          <a:blip r:embed="rId8"/>
                           <a:stretch>
                             <a:fillRect/>
                           </a:stretch>
@@ -5917,7 +6567,44 @@
                         <pic:spPr>
                           <a:xfrm>
                             <a:off x="0" y="0"/>
-                            <a:ext cx="2571750" cy="2857500"/>
+                            <a:ext cx="257175" cy="200025"/>
+                          </a:xfrm>
+                          <a:prstGeom prst="rect">
+                            <a:avLst/>
+                          </a:prstGeom>
+                        </pic:spPr>
+                      </pic:pic>
+                    </a:graphicData>
+                  </a:graphic>
+                </wp:inline>
+              </w:drawing>
+              <w:drawing>
+                <wp:inline distT="0" distB="0" distL="0" distR="0">
+                  <wp:extent cx="1238250" cy="1038225"/>
+                  <wp:effectExtent l="0" t="0" r="0" b="0"/>
+                  <wp:docPr id="295" name="Picture 295" descr="image"/>
+                  <wp:cNvGraphicFramePr>
+                    <a:graphicFrameLocks noChangeAspect="1"/>
+                  </wp:cNvGraphicFramePr>
+                  <a:graphic>
+                    <a:graphicData uri="http://schemas.openxmlformats.org/drawingml/2006/picture">
+                      <pic:pic>
+                        <pic:nvPicPr>
+                          <pic:cNvPr id="295" name="Picture 295" descr="image"/>
+                          <pic:cNvPicPr>
+                            <a:picLocks noChangeAspect="1"/>
+                          </pic:cNvPicPr>
+                        </pic:nvPicPr>
+                        <pic:blipFill>
+                          <a:blip r:embed="rId96"/>
+                          <a:stretch>
+                            <a:fillRect/>
+                          </a:stretch>
+                        </pic:blipFill>
+                        <pic:spPr>
+                          <a:xfrm>
+                            <a:off x="0" y="0"/>
+                            <a:ext cx="1238250" cy="1038225"/>
                           </a:xfrm>
                           <a:prstGeom prst="rect">
                             <a:avLst/>
@@ -5981,23 +6668,23 @@
               </w:rPr>
               <w:drawing>
                 <wp:inline distT="0" distB="0" distL="0" distR="0">
-                  <wp:extent cx="2571750" cy="2857500"/>
+                  <wp:extent cx="257175" cy="200025"/>
                   <wp:effectExtent l="0" t="0" r="0" b="0"/>
-                  <wp:docPr id="158" name="Picture 158" descr="image"/>
+                  <wp:docPr id="296" name="Picture 296" descr="image"/>
                   <wp:cNvGraphicFramePr>
-                    <a:graphicFrameLocks xmlns:a="http://schemas.openxmlformats.org/drawingml/2006/main" noChangeAspect="1"/>
+                    <a:graphicFrameLocks noChangeAspect="1"/>
                   </wp:cNvGraphicFramePr>
-                  <a:graphic xmlns:a="http://schemas.openxmlformats.org/drawingml/2006/main">
+                  <a:graphic>
                     <a:graphicData uri="http://schemas.openxmlformats.org/drawingml/2006/picture">
-                      <pic:pic xmlns:pic="http://schemas.openxmlformats.org/drawingml/2006/picture">
+                      <pic:pic>
                         <pic:nvPicPr>
-                          <pic:cNvPr id="158" name="Picture 158" descr="image"/>
+                          <pic:cNvPr id="296" name="Picture 296" descr="image"/>
                           <pic:cNvPicPr>
                             <a:picLocks noChangeAspect="1"/>
                           </pic:cNvPicPr>
                         </pic:nvPicPr>
                         <pic:blipFill>
-                          <a:blip r:embed="rId5|rId98"/>
+                          <a:blip r:embed="rId5"/>
                           <a:stretch>
                             <a:fillRect/>
                           </a:stretch>
@@ -6005,7 +6692,44 @@
                         <pic:spPr>
                           <a:xfrm>
                             <a:off x="0" y="0"/>
-                            <a:ext cx="2571750" cy="2857500"/>
+                            <a:ext cx="257175" cy="200025"/>
+                          </a:xfrm>
+                          <a:prstGeom prst="rect">
+                            <a:avLst/>
+                          </a:prstGeom>
+                        </pic:spPr>
+                      </pic:pic>
+                    </a:graphicData>
+                  </a:graphic>
+                </wp:inline>
+              </w:drawing>
+              <w:drawing>
+                <wp:inline distT="0" distB="0" distL="0" distR="0">
+                  <wp:extent cx="1238250" cy="971550"/>
+                  <wp:effectExtent l="0" t="0" r="0" b="0"/>
+                  <wp:docPr id="297" name="Picture 297" descr="image"/>
+                  <wp:cNvGraphicFramePr>
+                    <a:graphicFrameLocks noChangeAspect="1"/>
+                  </wp:cNvGraphicFramePr>
+                  <a:graphic>
+                    <a:graphicData uri="http://schemas.openxmlformats.org/drawingml/2006/picture">
+                      <pic:pic>
+                        <pic:nvPicPr>
+                          <pic:cNvPr id="297" name="Picture 297" descr="image"/>
+                          <pic:cNvPicPr>
+                            <a:picLocks noChangeAspect="1"/>
+                          </pic:cNvPicPr>
+                        </pic:nvPicPr>
+                        <pic:blipFill>
+                          <a:blip r:embed="rId98"/>
+                          <a:stretch>
+                            <a:fillRect/>
+                          </a:stretch>
+                        </pic:blipFill>
+                        <pic:spPr>
+                          <a:xfrm>
+                            <a:off x="0" y="0"/>
+                            <a:ext cx="1238250" cy="971550"/>
                           </a:xfrm>
                           <a:prstGeom prst="rect">
                             <a:avLst/>
@@ -6190,23 +6914,23 @@
               </w:rPr>
               <w:drawing>
                 <wp:inline distT="0" distB="0" distL="0" distR="0">
-                  <wp:extent cx="2571750" cy="2857500"/>
+                  <wp:extent cx="257175" cy="200025"/>
                   <wp:effectExtent l="0" t="0" r="0" b="0"/>
-                  <wp:docPr id="160" name="Picture 160" descr="image"/>
+                  <wp:docPr id="298" name="Picture 298" descr="image"/>
                   <wp:cNvGraphicFramePr>
-                    <a:graphicFrameLocks xmlns:a="http://schemas.openxmlformats.org/drawingml/2006/main" noChangeAspect="1"/>
+                    <a:graphicFrameLocks noChangeAspect="1"/>
                   </wp:cNvGraphicFramePr>
-                  <a:graphic xmlns:a="http://schemas.openxmlformats.org/drawingml/2006/main">
+                  <a:graphic>
                     <a:graphicData uri="http://schemas.openxmlformats.org/drawingml/2006/picture">
-                      <pic:pic xmlns:pic="http://schemas.openxmlformats.org/drawingml/2006/picture">
+                      <pic:pic>
                         <pic:nvPicPr>
-                          <pic:cNvPr id="160" name="Picture 160" descr="image"/>
+                          <pic:cNvPr id="298" name="Picture 298" descr="image"/>
                           <pic:cNvPicPr>
                             <a:picLocks noChangeAspect="1"/>
                           </pic:cNvPicPr>
                         </pic:nvPicPr>
                         <pic:blipFill>
-                          <a:blip r:embed="rId5|rId101"/>
+                          <a:blip r:embed="rId5"/>
                           <a:stretch>
                             <a:fillRect/>
                           </a:stretch>
@@ -6214,7 +6938,44 @@
                         <pic:spPr>
                           <a:xfrm>
                             <a:off x="0" y="0"/>
-                            <a:ext cx="2571750" cy="2857500"/>
+                            <a:ext cx="257175" cy="200025"/>
+                          </a:xfrm>
+                          <a:prstGeom prst="rect">
+                            <a:avLst/>
+                          </a:prstGeom>
+                        </pic:spPr>
+                      </pic:pic>
+                    </a:graphicData>
+                  </a:graphic>
+                </wp:inline>
+              </w:drawing>
+              <w:drawing>
+                <wp:inline distT="0" distB="0" distL="0" distR="0">
+                  <wp:extent cx="1905000" cy="857250"/>
+                  <wp:effectExtent l="0" t="0" r="0" b="0"/>
+                  <wp:docPr id="299" name="Picture 299" descr="image"/>
+                  <wp:cNvGraphicFramePr>
+                    <a:graphicFrameLocks noChangeAspect="1"/>
+                  </wp:cNvGraphicFramePr>
+                  <a:graphic>
+                    <a:graphicData uri="http://schemas.openxmlformats.org/drawingml/2006/picture">
+                      <pic:pic>
+                        <pic:nvPicPr>
+                          <pic:cNvPr id="299" name="Picture 299" descr="image"/>
+                          <pic:cNvPicPr>
+                            <a:picLocks noChangeAspect="1"/>
+                          </pic:cNvPicPr>
+                        </pic:nvPicPr>
+                        <pic:blipFill>
+                          <a:blip r:embed="rId101"/>
+                          <a:stretch>
+                            <a:fillRect/>
+                          </a:stretch>
+                        </pic:blipFill>
+                        <pic:spPr>
+                          <a:xfrm>
+                            <a:off x="0" y="0"/>
+                            <a:ext cx="1905000" cy="857250"/>
                           </a:xfrm>
                           <a:prstGeom prst="rect">
                             <a:avLst/>
@@ -6278,23 +7039,23 @@
               </w:rPr>
               <w:drawing>
                 <wp:inline distT="0" distB="0" distL="0" distR="0">
-                  <wp:extent cx="2571750" cy="2857500"/>
+                  <wp:extent cx="257175" cy="200025"/>
                   <wp:effectExtent l="0" t="0" r="0" b="0"/>
-                  <wp:docPr id="161" name="Picture 161" descr="image"/>
+                  <wp:docPr id="300" name="Picture 300" descr="image"/>
                   <wp:cNvGraphicFramePr>
-                    <a:graphicFrameLocks xmlns:a="http://schemas.openxmlformats.org/drawingml/2006/main" noChangeAspect="1"/>
+                    <a:graphicFrameLocks noChangeAspect="1"/>
                   </wp:cNvGraphicFramePr>
-                  <a:graphic xmlns:a="http://schemas.openxmlformats.org/drawingml/2006/main">
+                  <a:graphic>
                     <a:graphicData uri="http://schemas.openxmlformats.org/drawingml/2006/picture">
-                      <pic:pic xmlns:pic="http://schemas.openxmlformats.org/drawingml/2006/picture">
+                      <pic:pic>
                         <pic:nvPicPr>
-                          <pic:cNvPr id="161" name="Picture 161" descr="image"/>
+                          <pic:cNvPr id="300" name="Picture 300" descr="image"/>
                           <pic:cNvPicPr>
                             <a:picLocks noChangeAspect="1"/>
                           </pic:cNvPicPr>
                         </pic:nvPicPr>
                         <pic:blipFill>
-                          <a:blip r:embed="rId8|rId103"/>
+                          <a:blip r:embed="rId8"/>
                           <a:stretch>
                             <a:fillRect/>
                           </a:stretch>
@@ -6302,7 +7063,44 @@
                         <pic:spPr>
                           <a:xfrm>
                             <a:off x="0" y="0"/>
-                            <a:ext cx="2571750" cy="2857500"/>
+                            <a:ext cx="257175" cy="200025"/>
+                          </a:xfrm>
+                          <a:prstGeom prst="rect">
+                            <a:avLst/>
+                          </a:prstGeom>
+                        </pic:spPr>
+                      </pic:pic>
+                    </a:graphicData>
+                  </a:graphic>
+                </wp:inline>
+              </w:drawing>
+              <w:drawing>
+                <wp:inline distT="0" distB="0" distL="0" distR="0">
+                  <wp:extent cx="1905000" cy="771525"/>
+                  <wp:effectExtent l="0" t="0" r="0" b="0"/>
+                  <wp:docPr id="301" name="Picture 301" descr="image"/>
+                  <wp:cNvGraphicFramePr>
+                    <a:graphicFrameLocks noChangeAspect="1"/>
+                  </wp:cNvGraphicFramePr>
+                  <a:graphic>
+                    <a:graphicData uri="http://schemas.openxmlformats.org/drawingml/2006/picture">
+                      <pic:pic>
+                        <pic:nvPicPr>
+                          <pic:cNvPr id="301" name="Picture 301" descr="image"/>
+                          <pic:cNvPicPr>
+                            <a:picLocks noChangeAspect="1"/>
+                          </pic:cNvPicPr>
+                        </pic:nvPicPr>
+                        <pic:blipFill>
+                          <a:blip r:embed="rId103"/>
+                          <a:stretch>
+                            <a:fillRect/>
+                          </a:stretch>
+                        </pic:blipFill>
+                        <pic:spPr>
+                          <a:xfrm>
+                            <a:off x="0" y="0"/>
+                            <a:ext cx="1905000" cy="771525"/>
                           </a:xfrm>
                           <a:prstGeom prst="rect">
                             <a:avLst/>
@@ -6371,23 +7169,23 @@
               </w:rPr>
               <w:drawing>
                 <wp:inline distT="0" distB="0" distL="0" distR="0">
-                  <wp:extent cx="2571750" cy="2857500"/>
+                  <wp:extent cx="257175" cy="200025"/>
                   <wp:effectExtent l="0" t="0" r="0" b="0"/>
-                  <wp:docPr id="162" name="Picture 162" descr="image"/>
+                  <wp:docPr id="302" name="Picture 302" descr="image"/>
                   <wp:cNvGraphicFramePr>
-                    <a:graphicFrameLocks xmlns:a="http://schemas.openxmlformats.org/drawingml/2006/main" noChangeAspect="1"/>
+                    <a:graphicFrameLocks noChangeAspect="1"/>
                   </wp:cNvGraphicFramePr>
-                  <a:graphic xmlns:a="http://schemas.openxmlformats.org/drawingml/2006/main">
+                  <a:graphic>
                     <a:graphicData uri="http://schemas.openxmlformats.org/drawingml/2006/picture">
-                      <pic:pic xmlns:pic="http://schemas.openxmlformats.org/drawingml/2006/picture">
+                      <pic:pic>
                         <pic:nvPicPr>
-                          <pic:cNvPr id="162" name="Picture 162" descr="image"/>
+                          <pic:cNvPr id="302" name="Picture 302" descr="image"/>
                           <pic:cNvPicPr>
                             <a:picLocks noChangeAspect="1"/>
                           </pic:cNvPicPr>
                         </pic:nvPicPr>
                         <pic:blipFill>
-                          <a:blip r:embed="rId5|rId105"/>
+                          <a:blip r:embed="rId5"/>
                           <a:stretch>
                             <a:fillRect/>
                           </a:stretch>
@@ -6395,7 +7193,44 @@
                         <pic:spPr>
                           <a:xfrm>
                             <a:off x="0" y="0"/>
-                            <a:ext cx="2571750" cy="2857500"/>
+                            <a:ext cx="257175" cy="200025"/>
+                          </a:xfrm>
+                          <a:prstGeom prst="rect">
+                            <a:avLst/>
+                          </a:prstGeom>
+                        </pic:spPr>
+                      </pic:pic>
+                    </a:graphicData>
+                  </a:graphic>
+                </wp:inline>
+              </w:drawing>
+              <w:drawing>
+                <wp:inline distT="0" distB="0" distL="0" distR="0">
+                  <wp:extent cx="1905000" cy="781050"/>
+                  <wp:effectExtent l="0" t="0" r="0" b="0"/>
+                  <wp:docPr id="303" name="Picture 303" descr="image"/>
+                  <wp:cNvGraphicFramePr>
+                    <a:graphicFrameLocks noChangeAspect="1"/>
+                  </wp:cNvGraphicFramePr>
+                  <a:graphic>
+                    <a:graphicData uri="http://schemas.openxmlformats.org/drawingml/2006/picture">
+                      <pic:pic>
+                        <pic:nvPicPr>
+                          <pic:cNvPr id="303" name="Picture 303" descr="image"/>
+                          <pic:cNvPicPr>
+                            <a:picLocks noChangeAspect="1"/>
+                          </pic:cNvPicPr>
+                        </pic:nvPicPr>
+                        <pic:blipFill>
+                          <a:blip r:embed="rId105"/>
+                          <a:stretch>
+                            <a:fillRect/>
+                          </a:stretch>
+                        </pic:blipFill>
+                        <pic:spPr>
+                          <a:xfrm>
+                            <a:off x="0" y="0"/>
+                            <a:ext cx="1905000" cy="781050"/>
                           </a:xfrm>
                           <a:prstGeom prst="rect">
                             <a:avLst/>
@@ -6459,23 +7294,23 @@
               </w:rPr>
               <w:drawing>
                 <wp:inline distT="0" distB="0" distL="0" distR="0">
-                  <wp:extent cx="2571750" cy="2857500"/>
+                  <wp:extent cx="257175" cy="200025"/>
                   <wp:effectExtent l="0" t="0" r="0" b="0"/>
-                  <wp:docPr id="163" name="Picture 163" descr="image"/>
+                  <wp:docPr id="304" name="Picture 304" descr="image"/>
                   <wp:cNvGraphicFramePr>
-                    <a:graphicFrameLocks xmlns:a="http://schemas.openxmlformats.org/drawingml/2006/main" noChangeAspect="1"/>
+                    <a:graphicFrameLocks noChangeAspect="1"/>
                   </wp:cNvGraphicFramePr>
-                  <a:graphic xmlns:a="http://schemas.openxmlformats.org/drawingml/2006/main">
+                  <a:graphic>
                     <a:graphicData uri="http://schemas.openxmlformats.org/drawingml/2006/picture">
-                      <pic:pic xmlns:pic="http://schemas.openxmlformats.org/drawingml/2006/picture">
+                      <pic:pic>
                         <pic:nvPicPr>
-                          <pic:cNvPr id="163" name="Picture 163" descr="image"/>
+                          <pic:cNvPr id="304" name="Picture 304" descr="image"/>
                           <pic:cNvPicPr>
                             <a:picLocks noChangeAspect="1"/>
                           </pic:cNvPicPr>
                         </pic:nvPicPr>
                         <pic:blipFill>
-                          <a:blip r:embed="rId5|rId107"/>
+                          <a:blip r:embed="rId5"/>
                           <a:stretch>
                             <a:fillRect/>
                           </a:stretch>
@@ -6483,7 +7318,44 @@
                         <pic:spPr>
                           <a:xfrm>
                             <a:off x="0" y="0"/>
-                            <a:ext cx="2571750" cy="2857500"/>
+                            <a:ext cx="257175" cy="200025"/>
+                          </a:xfrm>
+                          <a:prstGeom prst="rect">
+                            <a:avLst/>
+                          </a:prstGeom>
+                        </pic:spPr>
+                      </pic:pic>
+                    </a:graphicData>
+                  </a:graphic>
+                </wp:inline>
+              </w:drawing>
+              <w:drawing>
+                <wp:inline distT="0" distB="0" distL="0" distR="0">
+                  <wp:extent cx="1905000" cy="742950"/>
+                  <wp:effectExtent l="0" t="0" r="0" b="0"/>
+                  <wp:docPr id="305" name="Picture 305" descr="image"/>
+                  <wp:cNvGraphicFramePr>
+                    <a:graphicFrameLocks noChangeAspect="1"/>
+                  </wp:cNvGraphicFramePr>
+                  <a:graphic>
+                    <a:graphicData uri="http://schemas.openxmlformats.org/drawingml/2006/picture">
+                      <pic:pic>
+                        <pic:nvPicPr>
+                          <pic:cNvPr id="305" name="Picture 305" descr="image"/>
+                          <pic:cNvPicPr>
+                            <a:picLocks noChangeAspect="1"/>
+                          </pic:cNvPicPr>
+                        </pic:nvPicPr>
+                        <pic:blipFill>
+                          <a:blip r:embed="rId107"/>
+                          <a:stretch>
+                            <a:fillRect/>
+                          </a:stretch>
+                        </pic:blipFill>
+                        <pic:spPr>
+                          <a:xfrm>
+                            <a:off x="0" y="0"/>
+                            <a:ext cx="1905000" cy="742950"/>
                           </a:xfrm>
                           <a:prstGeom prst="rect">
                             <a:avLst/>
@@ -8255,23 +9127,23 @@
               </w:rPr>
               <w:drawing>
                 <wp:inline distT="0" distB="0" distL="0" distR="0">
-                  <wp:extent cx="2571750" cy="2857500"/>
+                  <wp:extent cx="257175" cy="200025"/>
                   <wp:effectExtent l="0" t="0" r="0" b="0"/>
-                  <wp:docPr id="184" name="Picture 184" descr="image"/>
+                  <wp:docPr id="306" name="Picture 306" descr="image"/>
                   <wp:cNvGraphicFramePr>
-                    <a:graphicFrameLocks xmlns:a="http://schemas.openxmlformats.org/drawingml/2006/main" noChangeAspect="1"/>
+                    <a:graphicFrameLocks noChangeAspect="1"/>
                   </wp:cNvGraphicFramePr>
-                  <a:graphic xmlns:a="http://schemas.openxmlformats.org/drawingml/2006/main">
+                  <a:graphic>
                     <a:graphicData uri="http://schemas.openxmlformats.org/drawingml/2006/picture">
-                      <pic:pic xmlns:pic="http://schemas.openxmlformats.org/drawingml/2006/picture">
+                      <pic:pic>
                         <pic:nvPicPr>
-                          <pic:cNvPr id="184" name="Picture 184" descr="image"/>
+                          <pic:cNvPr id="306" name="Picture 306" descr="image"/>
                           <pic:cNvPicPr>
                             <a:picLocks noChangeAspect="1"/>
                           </pic:cNvPicPr>
                         </pic:nvPicPr>
                         <pic:blipFill>
-                          <a:blip r:embed="rId8|rId129"/>
+                          <a:blip r:embed="rId8"/>
                           <a:stretch>
                             <a:fillRect/>
                           </a:stretch>
@@ -8279,7 +9151,44 @@
                         <pic:spPr>
                           <a:xfrm>
                             <a:off x="0" y="0"/>
-                            <a:ext cx="2571750" cy="2857500"/>
+                            <a:ext cx="257175" cy="200025"/>
+                          </a:xfrm>
+                          <a:prstGeom prst="rect">
+                            <a:avLst/>
+                          </a:prstGeom>
+                        </pic:spPr>
+                      </pic:pic>
+                    </a:graphicData>
+                  </a:graphic>
+                </wp:inline>
+              </w:drawing>
+              <w:drawing>
+                <wp:inline distT="0" distB="0" distL="0" distR="0">
+                  <wp:extent cx="952500" cy="790575"/>
+                  <wp:effectExtent l="0" t="0" r="0" b="0"/>
+                  <wp:docPr id="307" name="Picture 307" descr="image"/>
+                  <wp:cNvGraphicFramePr>
+                    <a:graphicFrameLocks noChangeAspect="1"/>
+                  </wp:cNvGraphicFramePr>
+                  <a:graphic>
+                    <a:graphicData uri="http://schemas.openxmlformats.org/drawingml/2006/picture">
+                      <pic:pic>
+                        <pic:nvPicPr>
+                          <pic:cNvPr id="307" name="Picture 307" descr="image"/>
+                          <pic:cNvPicPr>
+                            <a:picLocks noChangeAspect="1"/>
+                          </pic:cNvPicPr>
+                        </pic:nvPicPr>
+                        <pic:blipFill>
+                          <a:blip r:embed="rId129"/>
+                          <a:stretch>
+                            <a:fillRect/>
+                          </a:stretch>
+                        </pic:blipFill>
+                        <pic:spPr>
+                          <a:xfrm>
+                            <a:off x="0" y="0"/>
+                            <a:ext cx="952500" cy="790575"/>
                           </a:xfrm>
                           <a:prstGeom prst="rect">
                             <a:avLst/>
@@ -8343,23 +9252,23 @@
               </w:rPr>
               <w:drawing>
                 <wp:inline distT="0" distB="0" distL="0" distR="0">
-                  <wp:extent cx="2571750" cy="2857500"/>
+                  <wp:extent cx="257175" cy="200025"/>
                   <wp:effectExtent l="0" t="0" r="0" b="0"/>
-                  <wp:docPr id="185" name="Picture 185" descr="image"/>
+                  <wp:docPr id="308" name="Picture 308" descr="image"/>
                   <wp:cNvGraphicFramePr>
-                    <a:graphicFrameLocks xmlns:a="http://schemas.openxmlformats.org/drawingml/2006/main" noChangeAspect="1"/>
+                    <a:graphicFrameLocks noChangeAspect="1"/>
                   </wp:cNvGraphicFramePr>
-                  <a:graphic xmlns:a="http://schemas.openxmlformats.org/drawingml/2006/main">
+                  <a:graphic>
                     <a:graphicData uri="http://schemas.openxmlformats.org/drawingml/2006/picture">
-                      <pic:pic xmlns:pic="http://schemas.openxmlformats.org/drawingml/2006/picture">
+                      <pic:pic>
                         <pic:nvPicPr>
-                          <pic:cNvPr id="185" name="Picture 185" descr="image"/>
+                          <pic:cNvPr id="308" name="Picture 308" descr="image"/>
                           <pic:cNvPicPr>
                             <a:picLocks noChangeAspect="1"/>
                           </pic:cNvPicPr>
                         </pic:nvPicPr>
                         <pic:blipFill>
-                          <a:blip r:embed="rId5|rId131"/>
+                          <a:blip r:embed="rId5"/>
                           <a:stretch>
                             <a:fillRect/>
                           </a:stretch>
@@ -8367,7 +9276,44 @@
                         <pic:spPr>
                           <a:xfrm>
                             <a:off x="0" y="0"/>
-                            <a:ext cx="2571750" cy="2857500"/>
+                            <a:ext cx="257175" cy="200025"/>
+                          </a:xfrm>
+                          <a:prstGeom prst="rect">
+                            <a:avLst/>
+                          </a:prstGeom>
+                        </pic:spPr>
+                      </pic:pic>
+                    </a:graphicData>
+                  </a:graphic>
+                </wp:inline>
+              </w:drawing>
+              <w:drawing>
+                <wp:inline distT="0" distB="0" distL="0" distR="0">
+                  <wp:extent cx="952500" cy="762000"/>
+                  <wp:effectExtent l="0" t="0" r="0" b="0"/>
+                  <wp:docPr id="309" name="Picture 309" descr="image"/>
+                  <wp:cNvGraphicFramePr>
+                    <a:graphicFrameLocks noChangeAspect="1"/>
+                  </wp:cNvGraphicFramePr>
+                  <a:graphic>
+                    <a:graphicData uri="http://schemas.openxmlformats.org/drawingml/2006/picture">
+                      <pic:pic>
+                        <pic:nvPicPr>
+                          <pic:cNvPr id="309" name="Picture 309" descr="image"/>
+                          <pic:cNvPicPr>
+                            <a:picLocks noChangeAspect="1"/>
+                          </pic:cNvPicPr>
+                        </pic:nvPicPr>
+                        <pic:blipFill>
+                          <a:blip r:embed="rId131"/>
+                          <a:stretch>
+                            <a:fillRect/>
+                          </a:stretch>
+                        </pic:blipFill>
+                        <pic:spPr>
+                          <a:xfrm>
+                            <a:off x="0" y="0"/>
+                            <a:ext cx="952500" cy="762000"/>
                           </a:xfrm>
                           <a:prstGeom prst="rect">
                             <a:avLst/>
@@ -8436,23 +9382,23 @@
               </w:rPr>
               <w:drawing>
                 <wp:inline distT="0" distB="0" distL="0" distR="0">
-                  <wp:extent cx="2571750" cy="2857500"/>
+                  <wp:extent cx="257175" cy="200025"/>
                   <wp:effectExtent l="0" t="0" r="0" b="0"/>
-                  <wp:docPr id="186" name="Picture 186" descr="image"/>
+                  <wp:docPr id="310" name="Picture 310" descr="image"/>
                   <wp:cNvGraphicFramePr>
-                    <a:graphicFrameLocks xmlns:a="http://schemas.openxmlformats.org/drawingml/2006/main" noChangeAspect="1"/>
+                    <a:graphicFrameLocks noChangeAspect="1"/>
                   </wp:cNvGraphicFramePr>
-                  <a:graphic xmlns:a="http://schemas.openxmlformats.org/drawingml/2006/main">
+                  <a:graphic>
                     <a:graphicData uri="http://schemas.openxmlformats.org/drawingml/2006/picture">
-                      <pic:pic xmlns:pic="http://schemas.openxmlformats.org/drawingml/2006/picture">
+                      <pic:pic>
                         <pic:nvPicPr>
-                          <pic:cNvPr id="186" name="Picture 186" descr="image"/>
+                          <pic:cNvPr id="310" name="Picture 310" descr="image"/>
                           <pic:cNvPicPr>
                             <a:picLocks noChangeAspect="1"/>
                           </pic:cNvPicPr>
                         </pic:nvPicPr>
                         <pic:blipFill>
-                          <a:blip r:embed="rId5|rId133"/>
+                          <a:blip r:embed="rId5"/>
                           <a:stretch>
                             <a:fillRect/>
                           </a:stretch>
@@ -8460,7 +9406,44 @@
                         <pic:spPr>
                           <a:xfrm>
                             <a:off x="0" y="0"/>
-                            <a:ext cx="2571750" cy="2857500"/>
+                            <a:ext cx="257175" cy="200025"/>
+                          </a:xfrm>
+                          <a:prstGeom prst="rect">
+                            <a:avLst/>
+                          </a:prstGeom>
+                        </pic:spPr>
+                      </pic:pic>
+                    </a:graphicData>
+                  </a:graphic>
+                </wp:inline>
+              </w:drawing>
+              <w:drawing>
+                <wp:inline distT="0" distB="0" distL="0" distR="0">
+                  <wp:extent cx="952500" cy="762000"/>
+                  <wp:effectExtent l="0" t="0" r="0" b="0"/>
+                  <wp:docPr id="311" name="Picture 311" descr="image"/>
+                  <wp:cNvGraphicFramePr>
+                    <a:graphicFrameLocks noChangeAspect="1"/>
+                  </wp:cNvGraphicFramePr>
+                  <a:graphic>
+                    <a:graphicData uri="http://schemas.openxmlformats.org/drawingml/2006/picture">
+                      <pic:pic>
+                        <pic:nvPicPr>
+                          <pic:cNvPr id="311" name="Picture 311" descr="image"/>
+                          <pic:cNvPicPr>
+                            <a:picLocks noChangeAspect="1"/>
+                          </pic:cNvPicPr>
+                        </pic:nvPicPr>
+                        <pic:blipFill>
+                          <a:blip r:embed="rId133"/>
+                          <a:stretch>
+                            <a:fillRect/>
+                          </a:stretch>
+                        </pic:blipFill>
+                        <pic:spPr>
+                          <a:xfrm>
+                            <a:off x="0" y="0"/>
+                            <a:ext cx="952500" cy="762000"/>
                           </a:xfrm>
                           <a:prstGeom prst="rect">
                             <a:avLst/>
@@ -8524,23 +9507,23 @@
               </w:rPr>
               <w:drawing>
                 <wp:inline distT="0" distB="0" distL="0" distR="0">
-                  <wp:extent cx="2571750" cy="2857500"/>
+                  <wp:extent cx="257175" cy="200025"/>
                   <wp:effectExtent l="0" t="0" r="0" b="0"/>
-                  <wp:docPr id="187" name="Picture 187" descr="image"/>
+                  <wp:docPr id="312" name="Picture 312" descr="image"/>
                   <wp:cNvGraphicFramePr>
-                    <a:graphicFrameLocks xmlns:a="http://schemas.openxmlformats.org/drawingml/2006/main" noChangeAspect="1"/>
+                    <a:graphicFrameLocks noChangeAspect="1"/>
                   </wp:cNvGraphicFramePr>
-                  <a:graphic xmlns:a="http://schemas.openxmlformats.org/drawingml/2006/main">
+                  <a:graphic>
                     <a:graphicData uri="http://schemas.openxmlformats.org/drawingml/2006/picture">
-                      <pic:pic xmlns:pic="http://schemas.openxmlformats.org/drawingml/2006/picture">
+                      <pic:pic>
                         <pic:nvPicPr>
-                          <pic:cNvPr id="187" name="Picture 187" descr="image"/>
+                          <pic:cNvPr id="312" name="Picture 312" descr="image"/>
                           <pic:cNvPicPr>
                             <a:picLocks noChangeAspect="1"/>
                           </pic:cNvPicPr>
                         </pic:nvPicPr>
                         <pic:blipFill>
-                          <a:blip r:embed="rId5|rId135"/>
+                          <a:blip r:embed="rId5"/>
                           <a:stretch>
                             <a:fillRect/>
                           </a:stretch>
@@ -8548,7 +9531,44 @@
                         <pic:spPr>
                           <a:xfrm>
                             <a:off x="0" y="0"/>
-                            <a:ext cx="2571750" cy="2857500"/>
+                            <a:ext cx="257175" cy="200025"/>
+                          </a:xfrm>
+                          <a:prstGeom prst="rect">
+                            <a:avLst/>
+                          </a:prstGeom>
+                        </pic:spPr>
+                      </pic:pic>
+                    </a:graphicData>
+                  </a:graphic>
+                </wp:inline>
+              </w:drawing>
+              <w:drawing>
+                <wp:inline distT="0" distB="0" distL="0" distR="0">
+                  <wp:extent cx="952500" cy="771525"/>
+                  <wp:effectExtent l="0" t="0" r="0" b="0"/>
+                  <wp:docPr id="313" name="Picture 313" descr="image"/>
+                  <wp:cNvGraphicFramePr>
+                    <a:graphicFrameLocks noChangeAspect="1"/>
+                  </wp:cNvGraphicFramePr>
+                  <a:graphic>
+                    <a:graphicData uri="http://schemas.openxmlformats.org/drawingml/2006/picture">
+                      <pic:pic>
+                        <pic:nvPicPr>
+                          <pic:cNvPr id="313" name="Picture 313" descr="image"/>
+                          <pic:cNvPicPr>
+                            <a:picLocks noChangeAspect="1"/>
+                          </pic:cNvPicPr>
+                        </pic:nvPicPr>
+                        <pic:blipFill>
+                          <a:blip r:embed="rId135"/>
+                          <a:stretch>
+                            <a:fillRect/>
+                          </a:stretch>
+                        </pic:blipFill>
+                        <pic:spPr>
+                          <a:xfrm>
+                            <a:off x="0" y="0"/>
+                            <a:ext cx="952500" cy="771525"/>
                           </a:xfrm>
                           <a:prstGeom prst="rect">
                             <a:avLst/>
@@ -9087,23 +10107,23 @@
               </w:rPr>
               <w:drawing>
                 <wp:inline distT="0" distB="0" distL="0" distR="0">
-                  <wp:extent cx="2571750" cy="2857500"/>
+                  <wp:extent cx="206240" cy="160409"/>
                   <wp:effectExtent l="0" t="0" r="0" b="0"/>
-                  <wp:docPr id="193" name="Picture 193" descr="image"/>
+                  <wp:docPr id="314" name="Picture 314" descr="image"/>
                   <wp:cNvGraphicFramePr>
-                    <a:graphicFrameLocks xmlns:a="http://schemas.openxmlformats.org/drawingml/2006/main" noChangeAspect="1"/>
+                    <a:graphicFrameLocks noChangeAspect="1"/>
                   </wp:cNvGraphicFramePr>
-                  <a:graphic xmlns:a="http://schemas.openxmlformats.org/drawingml/2006/main">
+                  <a:graphic>
                     <a:graphicData uri="http://schemas.openxmlformats.org/drawingml/2006/picture">
-                      <pic:pic xmlns:pic="http://schemas.openxmlformats.org/drawingml/2006/picture">
+                      <pic:pic>
                         <pic:nvPicPr>
-                          <pic:cNvPr id="193" name="Picture 193" descr="image"/>
+                          <pic:cNvPr id="314" name="Picture 314" descr="image"/>
                           <pic:cNvPicPr>
                             <a:picLocks noChangeAspect="1"/>
                           </pic:cNvPicPr>
                         </pic:nvPicPr>
                         <pic:blipFill>
-                          <a:blip r:embed="rId5|rId142"/>
+                          <a:blip r:embed="rId5"/>
                           <a:stretch>
                             <a:fillRect/>
                           </a:stretch>
@@ -9111,7 +10131,44 @@
                         <pic:spPr>
                           <a:xfrm>
                             <a:off x="0" y="0"/>
-                            <a:ext cx="2571750" cy="2857500"/>
+                            <a:ext cx="206240" cy="160409"/>
+                          </a:xfrm>
+                          <a:prstGeom prst="rect">
+                            <a:avLst/>
+                          </a:prstGeom>
+                        </pic:spPr>
+                      </pic:pic>
+                    </a:graphicData>
+                  </a:graphic>
+                </wp:inline>
+              </w:drawing>
+              <w:drawing>
+                <wp:inline distT="0" distB="0" distL="0" distR="0">
+                  <wp:extent cx="2673485" cy="710383"/>
+                  <wp:effectExtent l="0" t="0" r="0" b="0"/>
+                  <wp:docPr id="315" name="Picture 315" descr="image"/>
+                  <wp:cNvGraphicFramePr>
+                    <a:graphicFrameLocks noChangeAspect="1"/>
+                  </wp:cNvGraphicFramePr>
+                  <a:graphic>
+                    <a:graphicData uri="http://schemas.openxmlformats.org/drawingml/2006/picture">
+                      <pic:pic>
+                        <pic:nvPicPr>
+                          <pic:cNvPr id="315" name="Picture 315" descr="image"/>
+                          <pic:cNvPicPr>
+                            <a:picLocks noChangeAspect="1"/>
+                          </pic:cNvPicPr>
+                        </pic:nvPicPr>
+                        <pic:blipFill>
+                          <a:blip r:embed="rId142"/>
+                          <a:stretch>
+                            <a:fillRect/>
+                          </a:stretch>
+                        </pic:blipFill>
+                        <pic:spPr>
+                          <a:xfrm>
+                            <a:off x="0" y="0"/>
+                            <a:ext cx="2673485" cy="710383"/>
                           </a:xfrm>
                           <a:prstGeom prst="rect">
                             <a:avLst/>
@@ -9175,23 +10232,23 @@
               </w:rPr>
               <w:drawing>
                 <wp:inline distT="0" distB="0" distL="0" distR="0">
-                  <wp:extent cx="2571750" cy="2857500"/>
+                  <wp:extent cx="206240" cy="160409"/>
                   <wp:effectExtent l="0" t="0" r="0" b="0"/>
-                  <wp:docPr id="194" name="Picture 194" descr="image"/>
+                  <wp:docPr id="316" name="Picture 316" descr="image"/>
                   <wp:cNvGraphicFramePr>
-                    <a:graphicFrameLocks xmlns:a="http://schemas.openxmlformats.org/drawingml/2006/main" noChangeAspect="1"/>
+                    <a:graphicFrameLocks noChangeAspect="1"/>
                   </wp:cNvGraphicFramePr>
-                  <a:graphic xmlns:a="http://schemas.openxmlformats.org/drawingml/2006/main">
+                  <a:graphic>
                     <a:graphicData uri="http://schemas.openxmlformats.org/drawingml/2006/picture">
-                      <pic:pic xmlns:pic="http://schemas.openxmlformats.org/drawingml/2006/picture">
+                      <pic:pic>
                         <pic:nvPicPr>
-                          <pic:cNvPr id="194" name="Picture 194" descr="image"/>
+                          <pic:cNvPr id="316" name="Picture 316" descr="image"/>
                           <pic:cNvPicPr>
                             <a:picLocks noChangeAspect="1"/>
                           </pic:cNvPicPr>
                         </pic:nvPicPr>
                         <pic:blipFill>
-                          <a:blip r:embed="rId8|rId144"/>
+                          <a:blip r:embed="rId8"/>
                           <a:stretch>
                             <a:fillRect/>
                           </a:stretch>
@@ -9199,7 +10256,44 @@
                         <pic:spPr>
                           <a:xfrm>
                             <a:off x="0" y="0"/>
-                            <a:ext cx="2571750" cy="2857500"/>
+                            <a:ext cx="206240" cy="160409"/>
+                          </a:xfrm>
+                          <a:prstGeom prst="rect">
+                            <a:avLst/>
+                          </a:prstGeom>
+                        </pic:spPr>
+                      </pic:pic>
+                    </a:graphicData>
+                  </a:graphic>
+                </wp:inline>
+              </w:drawing>
+              <w:drawing>
+                <wp:inline distT="0" distB="0" distL="0" distR="0">
+                  <wp:extent cx="2673485" cy="702745"/>
+                  <wp:effectExtent l="0" t="0" r="0" b="0"/>
+                  <wp:docPr id="317" name="Picture 317" descr="image"/>
+                  <wp:cNvGraphicFramePr>
+                    <a:graphicFrameLocks noChangeAspect="1"/>
+                  </wp:cNvGraphicFramePr>
+                  <a:graphic>
+                    <a:graphicData uri="http://schemas.openxmlformats.org/drawingml/2006/picture">
+                      <pic:pic>
+                        <pic:nvPicPr>
+                          <pic:cNvPr id="317" name="Picture 317" descr="image"/>
+                          <pic:cNvPicPr>
+                            <a:picLocks noChangeAspect="1"/>
+                          </pic:cNvPicPr>
+                        </pic:nvPicPr>
+                        <pic:blipFill>
+                          <a:blip r:embed="rId144"/>
+                          <a:stretch>
+                            <a:fillRect/>
+                          </a:stretch>
+                        </pic:blipFill>
+                        <pic:spPr>
+                          <a:xfrm>
+                            <a:off x="0" y="0"/>
+                            <a:ext cx="2673485" cy="702745"/>
                           </a:xfrm>
                           <a:prstGeom prst="rect">
                             <a:avLst/>
@@ -9268,23 +10362,23 @@
               </w:rPr>
               <w:drawing>
                 <wp:inline distT="0" distB="0" distL="0" distR="0">
-                  <wp:extent cx="2571750" cy="2857500"/>
+                  <wp:extent cx="206240" cy="160409"/>
                   <wp:effectExtent l="0" t="0" r="0" b="0"/>
-                  <wp:docPr id="195" name="Picture 195" descr="image"/>
+                  <wp:docPr id="318" name="Picture 318" descr="image"/>
                   <wp:cNvGraphicFramePr>
-                    <a:graphicFrameLocks xmlns:a="http://schemas.openxmlformats.org/drawingml/2006/main" noChangeAspect="1"/>
+                    <a:graphicFrameLocks noChangeAspect="1"/>
                   </wp:cNvGraphicFramePr>
-                  <a:graphic xmlns:a="http://schemas.openxmlformats.org/drawingml/2006/main">
+                  <a:graphic>
                     <a:graphicData uri="http://schemas.openxmlformats.org/drawingml/2006/picture">
-                      <pic:pic xmlns:pic="http://schemas.openxmlformats.org/drawingml/2006/picture">
+                      <pic:pic>
                         <pic:nvPicPr>
-                          <pic:cNvPr id="195" name="Picture 195" descr="image"/>
+                          <pic:cNvPr id="318" name="Picture 318" descr="image"/>
                           <pic:cNvPicPr>
                             <a:picLocks noChangeAspect="1"/>
                           </pic:cNvPicPr>
                         </pic:nvPicPr>
                         <pic:blipFill>
-                          <a:blip r:embed="rId5|rId146"/>
+                          <a:blip r:embed="rId5"/>
                           <a:stretch>
                             <a:fillRect/>
                           </a:stretch>
@@ -9292,7 +10386,44 @@
                         <pic:spPr>
                           <a:xfrm>
                             <a:off x="0" y="0"/>
-                            <a:ext cx="2571750" cy="2857500"/>
+                            <a:ext cx="206240" cy="160409"/>
+                          </a:xfrm>
+                          <a:prstGeom prst="rect">
+                            <a:avLst/>
+                          </a:prstGeom>
+                        </pic:spPr>
+                      </pic:pic>
+                    </a:graphicData>
+                  </a:graphic>
+                </wp:inline>
+              </w:drawing>
+              <w:drawing>
+                <wp:inline distT="0" distB="0" distL="0" distR="0">
+                  <wp:extent cx="2673485" cy="679829"/>
+                  <wp:effectExtent l="0" t="0" r="0" b="0"/>
+                  <wp:docPr id="319" name="Picture 319" descr="image"/>
+                  <wp:cNvGraphicFramePr>
+                    <a:graphicFrameLocks noChangeAspect="1"/>
+                  </wp:cNvGraphicFramePr>
+                  <a:graphic>
+                    <a:graphicData uri="http://schemas.openxmlformats.org/drawingml/2006/picture">
+                      <pic:pic>
+                        <pic:nvPicPr>
+                          <pic:cNvPr id="319" name="Picture 319" descr="image"/>
+                          <pic:cNvPicPr>
+                            <a:picLocks noChangeAspect="1"/>
+                          </pic:cNvPicPr>
+                        </pic:nvPicPr>
+                        <pic:blipFill>
+                          <a:blip r:embed="rId146"/>
+                          <a:stretch>
+                            <a:fillRect/>
+                          </a:stretch>
+                        </pic:blipFill>
+                        <pic:spPr>
+                          <a:xfrm>
+                            <a:off x="0" y="0"/>
+                            <a:ext cx="2673485" cy="679829"/>
                           </a:xfrm>
                           <a:prstGeom prst="rect">
                             <a:avLst/>
@@ -9356,23 +10487,23 @@
               </w:rPr>
               <w:drawing>
                 <wp:inline distT="0" distB="0" distL="0" distR="0">
-                  <wp:extent cx="2571750" cy="2857500"/>
+                  <wp:extent cx="206240" cy="160409"/>
                   <wp:effectExtent l="0" t="0" r="0" b="0"/>
-                  <wp:docPr id="196" name="Picture 196" descr="image"/>
+                  <wp:docPr id="320" name="Picture 320" descr="image"/>
                   <wp:cNvGraphicFramePr>
-                    <a:graphicFrameLocks xmlns:a="http://schemas.openxmlformats.org/drawingml/2006/main" noChangeAspect="1"/>
+                    <a:graphicFrameLocks noChangeAspect="1"/>
                   </wp:cNvGraphicFramePr>
-                  <a:graphic xmlns:a="http://schemas.openxmlformats.org/drawingml/2006/main">
+                  <a:graphic>
                     <a:graphicData uri="http://schemas.openxmlformats.org/drawingml/2006/picture">
-                      <pic:pic xmlns:pic="http://schemas.openxmlformats.org/drawingml/2006/picture">
+                      <pic:pic>
                         <pic:nvPicPr>
-                          <pic:cNvPr id="196" name="Picture 196" descr="image"/>
+                          <pic:cNvPr id="320" name="Picture 320" descr="image"/>
                           <pic:cNvPicPr>
                             <a:picLocks noChangeAspect="1"/>
                           </pic:cNvPicPr>
                         </pic:nvPicPr>
                         <pic:blipFill>
-                          <a:blip r:embed="rId5|rId148"/>
+                          <a:blip r:embed="rId5"/>
                           <a:stretch>
                             <a:fillRect/>
                           </a:stretch>
@@ -9380,7 +10511,44 @@
                         <pic:spPr>
                           <a:xfrm>
                             <a:off x="0" y="0"/>
-                            <a:ext cx="2571750" cy="2857500"/>
+                            <a:ext cx="206240" cy="160409"/>
+                          </a:xfrm>
+                          <a:prstGeom prst="rect">
+                            <a:avLst/>
+                          </a:prstGeom>
+                        </pic:spPr>
+                      </pic:pic>
+                    </a:graphicData>
+                  </a:graphic>
+                </wp:inline>
+              </w:drawing>
+              <w:drawing>
+                <wp:inline distT="0" distB="0" distL="0" distR="0">
+                  <wp:extent cx="2673485" cy="626359"/>
+                  <wp:effectExtent l="0" t="0" r="0" b="0"/>
+                  <wp:docPr id="321" name="Picture 321" descr="image"/>
+                  <wp:cNvGraphicFramePr>
+                    <a:graphicFrameLocks noChangeAspect="1"/>
+                  </wp:cNvGraphicFramePr>
+                  <a:graphic>
+                    <a:graphicData uri="http://schemas.openxmlformats.org/drawingml/2006/picture">
+                      <pic:pic>
+                        <pic:nvPicPr>
+                          <pic:cNvPr id="321" name="Picture 321" descr="image"/>
+                          <pic:cNvPicPr>
+                            <a:picLocks noChangeAspect="1"/>
+                          </pic:cNvPicPr>
+                        </pic:nvPicPr>
+                        <pic:blipFill>
+                          <a:blip r:embed="rId148"/>
+                          <a:stretch>
+                            <a:fillRect/>
+                          </a:stretch>
+                        </pic:blipFill>
+                        <pic:spPr>
+                          <a:xfrm>
+                            <a:off x="0" y="0"/>
+                            <a:ext cx="2673485" cy="626359"/>
                           </a:xfrm>
                           <a:prstGeom prst="rect">
                             <a:avLst/>
@@ -9473,23 +10641,23 @@
         </w:rPr>
         <w:drawing>
           <wp:inline distT="0" distB="0" distL="0" distR="0">
-            <wp:extent cx="3132000" cy="2286000"/>
+            <wp:extent cx="257175" cy="200025"/>
             <wp:effectExtent l="0" t="0" r="0" b="0"/>
-            <wp:docPr id="197" name="Picture 197" descr="image"/>
+            <wp:docPr id="322" name="Picture 322" descr="image"/>
             <wp:cNvGraphicFramePr>
-              <a:graphicFrameLocks xmlns:a="http://schemas.openxmlformats.org/drawingml/2006/main" noChangeAspect="1"/>
+              <a:graphicFrameLocks noChangeAspect="1"/>
             </wp:cNvGraphicFramePr>
-            <a:graphic xmlns:a="http://schemas.openxmlformats.org/drawingml/2006/main">
+            <a:graphic>
               <a:graphicData uri="http://schemas.openxmlformats.org/drawingml/2006/picture">
-                <pic:pic xmlns:pic="http://schemas.openxmlformats.org/drawingml/2006/picture">
+                <pic:pic>
                   <pic:nvPicPr>
-                    <pic:cNvPr id="197" name="Picture 197" descr="image"/>
+                    <pic:cNvPr id="322" name="Picture 322" descr="image"/>
                     <pic:cNvPicPr>
                       <a:picLocks noChangeAspect="1"/>
                     </pic:cNvPicPr>
                   </pic:nvPicPr>
                   <pic:blipFill>
-                    <a:blip r:embed="rId8|rId150|rId151"/>
+                    <a:blip r:embed="rId8"/>
                     <a:stretch>
                       <a:fillRect/>
                     </a:stretch>
@@ -9497,7 +10665,7 @@
                   <pic:spPr>
                     <a:xfrm>
                       <a:off x="0" y="0"/>
-                      <a:ext cx="3132000" cy="2286000"/>
+                      <a:ext cx="257175" cy="200025"/>
                     </a:xfrm>
                     <a:prstGeom prst="rect">
                       <a:avLst/>
@@ -9508,68 +10676,25 @@
             </a:graphic>
           </wp:inline>
         </w:drawing>
-      </w:r>
-    </w:p>
-    <w:p>
-      <w:pPr>
-        <w:keepNext/>
-        <w:spacing w:before="60" w:after="20" w:line="300" w:lineRule="auto"/>
-        <w:ind w:left="420" w:right="0" w:firstLine="0"/>
-        <w:jc w:val="left"/>
-        <w:rPr>
-          <w:rFonts w:ascii="Times New Roman" w:hAnsi="Times New Roman" w:eastAsia="宋体" w:cs="Times New Roman"/>
-          <w:kern w:val="0"/>
-          <w:sz w:val="21"/>
-          <w:szCs w:val="21"/>
-        </w:rPr>
-      </w:pPr>
-      <w:r>
-        <w:rPr>
-          <w:rFonts w:ascii="Times New Roman" w:hAnsi="Times New Roman" w:eastAsia="宋体" w:cs="Times New Roman"/>
-          <w:kern w:val="0"/>
-          <w:sz w:val="21"/>
-          <w:szCs w:val="21"/>
-        </w:rPr>
-        <w:t xml:space="preserve">B．和都可以停止声音</w:t>
-      </w:r>
-    </w:p>
-    <w:p>
-      <w:pPr>
-        <w:keepNext/>
-        <w:spacing w:before="40" w:after="40" w:line="240" w:lineRule="auto"/>
-        <w:ind w:left="0" w:right="0" w:firstLine="0"/>
-        <w:jc w:val="left"/>
-        <w:rPr>
-          <w:rFonts w:ascii="Times New Roman" w:hAnsi="Times New Roman" w:eastAsia="宋体" w:cs="Times New Roman"/>
-          <w:kern w:val="0"/>
-          <w:sz w:val="21"/>
-          <w:szCs w:val="21"/>
-        </w:rPr>
-      </w:pPr>
-      <w:r>
-        <w:rPr>
-          <w:rFonts w:ascii="Times New Roman" w:hAnsi="Times New Roman" w:eastAsia="宋体"/>
-          <w:sz w:val="21"/>
-        </w:rPr>
         <w:drawing>
           <wp:inline distT="0" distB="0" distL="0" distR="0">
-            <wp:extent cx="3132000" cy="2286000"/>
+            <wp:extent cx="2381250" cy="866775"/>
             <wp:effectExtent l="0" t="0" r="0" b="0"/>
-            <wp:docPr id="198" name="Picture 198" descr="image"/>
+            <wp:docPr id="323" name="Picture 323" descr="image"/>
             <wp:cNvGraphicFramePr>
-              <a:graphicFrameLocks xmlns:a="http://schemas.openxmlformats.org/drawingml/2006/main" noChangeAspect="1"/>
+              <a:graphicFrameLocks noChangeAspect="1"/>
             </wp:cNvGraphicFramePr>
-            <a:graphic xmlns:a="http://schemas.openxmlformats.org/drawingml/2006/main">
+            <a:graphic>
               <a:graphicData uri="http://schemas.openxmlformats.org/drawingml/2006/picture">
-                <pic:pic xmlns:pic="http://schemas.openxmlformats.org/drawingml/2006/picture">
+                <pic:pic>
                   <pic:nvPicPr>
-                    <pic:cNvPr id="198" name="Picture 198" descr="image"/>
+                    <pic:cNvPr id="323" name="Picture 323" descr="image"/>
                     <pic:cNvPicPr>
                       <a:picLocks noChangeAspect="1"/>
                     </pic:cNvPicPr>
                   </pic:nvPicPr>
                   <pic:blipFill>
-                    <a:blip r:embed="rId5|rId150|rId153"/>
+                    <a:blip r:embed="rId150"/>
                     <a:stretch>
                       <a:fillRect/>
                     </a:stretch>
@@ -9577,7 +10702,7 @@
                   <pic:spPr>
                     <a:xfrm>
                       <a:off x="0" y="0"/>
-                      <a:ext cx="3132000" cy="2286000"/>
+                      <a:ext cx="2381250" cy="866775"/>
                     </a:xfrm>
                     <a:prstGeom prst="rect">
                       <a:avLst/>
@@ -9588,68 +10713,25 @@
             </a:graphic>
           </wp:inline>
         </w:drawing>
-      </w:r>
-    </w:p>
-    <w:p>
-      <w:pPr>
-        <w:keepNext/>
-        <w:spacing w:before="60" w:after="20" w:line="300" w:lineRule="auto"/>
-        <w:ind w:left="420" w:right="0" w:firstLine="0"/>
-        <w:jc w:val="left"/>
-        <w:rPr>
-          <w:rFonts w:ascii="Times New Roman" w:hAnsi="Times New Roman" w:eastAsia="宋体" w:cs="Times New Roman"/>
-          <w:kern w:val="0"/>
-          <w:sz w:val="21"/>
-          <w:szCs w:val="21"/>
-        </w:rPr>
-      </w:pPr>
-      <w:r>
-        <w:rPr>
-          <w:rFonts w:ascii="Times New Roman" w:hAnsi="Times New Roman" w:eastAsia="宋体" w:cs="Times New Roman"/>
-          <w:kern w:val="0"/>
-          <w:sz w:val="21"/>
-          <w:szCs w:val="21"/>
-        </w:rPr>
-        <w:t xml:space="preserve">C．</w:t>
-      </w:r>
-    </w:p>
-    <w:p>
-      <w:pPr>
-        <w:keepNext/>
-        <w:spacing w:before="40" w:after="40" w:line="240" w:lineRule="auto"/>
-        <w:ind w:left="0" w:right="0" w:firstLine="0"/>
-        <w:jc w:val="left"/>
-        <w:rPr>
-          <w:rFonts w:ascii="Times New Roman" w:hAnsi="Times New Roman" w:eastAsia="宋体" w:cs="Times New Roman"/>
-          <w:kern w:val="0"/>
-          <w:sz w:val="21"/>
-          <w:szCs w:val="21"/>
-        </w:rPr>
-      </w:pPr>
-      <w:r>
-        <w:rPr>
-          <w:rFonts w:ascii="Times New Roman" w:hAnsi="Times New Roman" w:eastAsia="宋体"/>
-          <w:sz w:val="21"/>
-        </w:rPr>
         <w:drawing>
           <wp:inline distT="0" distB="0" distL="0" distR="0">
-            <wp:extent cx="3132000" cy="2286000"/>
+            <wp:extent cx="1714500" cy="904875"/>
             <wp:effectExtent l="0" t="0" r="0" b="0"/>
-            <wp:docPr id="199" name="Picture 199" descr="image"/>
+            <wp:docPr id="324" name="Picture 324" descr="image"/>
             <wp:cNvGraphicFramePr>
-              <a:graphicFrameLocks xmlns:a="http://schemas.openxmlformats.org/drawingml/2006/main" noChangeAspect="1"/>
+              <a:graphicFrameLocks noChangeAspect="1"/>
             </wp:cNvGraphicFramePr>
-            <a:graphic xmlns:a="http://schemas.openxmlformats.org/drawingml/2006/main">
+            <a:graphic>
               <a:graphicData uri="http://schemas.openxmlformats.org/drawingml/2006/picture">
-                <pic:pic xmlns:pic="http://schemas.openxmlformats.org/drawingml/2006/picture">
+                <pic:pic>
                   <pic:nvPicPr>
-                    <pic:cNvPr id="199" name="Picture 199" descr="image"/>
+                    <pic:cNvPr id="324" name="Picture 324" descr="image"/>
                     <pic:cNvPicPr>
                       <a:picLocks noChangeAspect="1"/>
                     </pic:cNvPicPr>
                   </pic:nvPicPr>
                   <pic:blipFill>
-                    <a:blip r:embed="rId5|rId150"/>
+                    <a:blip r:embed="rId151"/>
                     <a:stretch>
                       <a:fillRect/>
                     </a:stretch>
@@ -9657,7 +10739,7 @@
                   <pic:spPr>
                     <a:xfrm>
                       <a:off x="0" y="0"/>
-                      <a:ext cx="3132000" cy="2286000"/>
+                      <a:ext cx="1714500" cy="904875"/>
                     </a:xfrm>
                     <a:prstGeom prst="rect">
                       <a:avLst/>
@@ -9690,7 +10772,7 @@
           <w:sz w:val="21"/>
           <w:szCs w:val="21"/>
         </w:rPr>
-        <w:t xml:space="preserve">D．</w:t>
+        <w:t xml:space="preserve">B．和都可以停止声音</w:t>
       </w:r>
     </w:p>
     <w:p>
@@ -9713,23 +10795,23 @@
         </w:rPr>
         <w:drawing>
           <wp:inline distT="0" distB="0" distL="0" distR="0">
-            <wp:extent cx="3132000" cy="2286000"/>
+            <wp:extent cx="257175" cy="200025"/>
             <wp:effectExtent l="0" t="0" r="0" b="0"/>
-            <wp:docPr id="200" name="Picture 200" descr="image"/>
+            <wp:docPr id="325" name="Picture 325" descr="image"/>
             <wp:cNvGraphicFramePr>
-              <a:graphicFrameLocks xmlns:a="http://schemas.openxmlformats.org/drawingml/2006/main" noChangeAspect="1"/>
+              <a:graphicFrameLocks noChangeAspect="1"/>
             </wp:cNvGraphicFramePr>
-            <a:graphic xmlns:a="http://schemas.openxmlformats.org/drawingml/2006/main">
+            <a:graphic>
               <a:graphicData uri="http://schemas.openxmlformats.org/drawingml/2006/picture">
-                <pic:pic xmlns:pic="http://schemas.openxmlformats.org/drawingml/2006/picture">
+                <pic:pic>
                   <pic:nvPicPr>
-                    <pic:cNvPr id="200" name="Picture 200" descr="image"/>
+                    <pic:cNvPr id="325" name="Picture 325" descr="image"/>
                     <pic:cNvPicPr>
                       <a:picLocks noChangeAspect="1"/>
                     </pic:cNvPicPr>
                   </pic:nvPicPr>
                   <pic:blipFill>
-                    <a:blip r:embed="rId5|rId151"/>
+                    <a:blip r:embed="rId5"/>
                     <a:stretch>
                       <a:fillRect/>
                     </a:stretch>
@@ -9737,7 +10819,315 @@
                   <pic:spPr>
                     <a:xfrm>
                       <a:off x="0" y="0"/>
-                      <a:ext cx="3132000" cy="2286000"/>
+                      <a:ext cx="257175" cy="200025"/>
+                    </a:xfrm>
+                    <a:prstGeom prst="rect">
+                      <a:avLst/>
+                    </a:prstGeom>
+                  </pic:spPr>
+                </pic:pic>
+              </a:graphicData>
+            </a:graphic>
+          </wp:inline>
+        </w:drawing>
+        <w:drawing>
+          <wp:inline distT="0" distB="0" distL="0" distR="0">
+            <wp:extent cx="2381250" cy="866775"/>
+            <wp:effectExtent l="0" t="0" r="0" b="0"/>
+            <wp:docPr id="326" name="Picture 326" descr="image"/>
+            <wp:cNvGraphicFramePr>
+              <a:graphicFrameLocks noChangeAspect="1"/>
+            </wp:cNvGraphicFramePr>
+            <a:graphic>
+              <a:graphicData uri="http://schemas.openxmlformats.org/drawingml/2006/picture">
+                <pic:pic>
+                  <pic:nvPicPr>
+                    <pic:cNvPr id="326" name="Picture 326" descr="image"/>
+                    <pic:cNvPicPr>
+                      <a:picLocks noChangeAspect="1"/>
+                    </pic:cNvPicPr>
+                  </pic:nvPicPr>
+                  <pic:blipFill>
+                    <a:blip r:embed="rId150"/>
+                    <a:stretch>
+                      <a:fillRect/>
+                    </a:stretch>
+                  </pic:blipFill>
+                  <pic:spPr>
+                    <a:xfrm>
+                      <a:off x="0" y="0"/>
+                      <a:ext cx="2381250" cy="866775"/>
+                    </a:xfrm>
+                    <a:prstGeom prst="rect">
+                      <a:avLst/>
+                    </a:prstGeom>
+                  </pic:spPr>
+                </pic:pic>
+              </a:graphicData>
+            </a:graphic>
+          </wp:inline>
+        </w:drawing>
+        <w:drawing>
+          <wp:inline distT="0" distB="0" distL="0" distR="0">
+            <wp:extent cx="1238250" cy="866775"/>
+            <wp:effectExtent l="0" t="0" r="0" b="0"/>
+            <wp:docPr id="327" name="Picture 327" descr="image"/>
+            <wp:cNvGraphicFramePr>
+              <a:graphicFrameLocks noChangeAspect="1"/>
+            </wp:cNvGraphicFramePr>
+            <a:graphic>
+              <a:graphicData uri="http://schemas.openxmlformats.org/drawingml/2006/picture">
+                <pic:pic>
+                  <pic:nvPicPr>
+                    <pic:cNvPr id="327" name="Picture 327" descr="image"/>
+                    <pic:cNvPicPr>
+                      <a:picLocks noChangeAspect="1"/>
+                    </pic:cNvPicPr>
+                  </pic:nvPicPr>
+                  <pic:blipFill>
+                    <a:blip r:embed="rId153"/>
+                    <a:stretch>
+                      <a:fillRect/>
+                    </a:stretch>
+                  </pic:blipFill>
+                  <pic:spPr>
+                    <a:xfrm>
+                      <a:off x="0" y="0"/>
+                      <a:ext cx="1238250" cy="866775"/>
+                    </a:xfrm>
+                    <a:prstGeom prst="rect">
+                      <a:avLst/>
+                    </a:prstGeom>
+                  </pic:spPr>
+                </pic:pic>
+              </a:graphicData>
+            </a:graphic>
+          </wp:inline>
+        </w:drawing>
+      </w:r>
+    </w:p>
+    <w:p>
+      <w:pPr>
+        <w:keepNext/>
+        <w:spacing w:before="60" w:after="20" w:line="300" w:lineRule="auto"/>
+        <w:ind w:left="420" w:right="0" w:firstLine="0"/>
+        <w:jc w:val="left"/>
+        <w:rPr>
+          <w:rFonts w:ascii="Times New Roman" w:hAnsi="Times New Roman" w:eastAsia="宋体" w:cs="Times New Roman"/>
+          <w:kern w:val="0"/>
+          <w:sz w:val="21"/>
+          <w:szCs w:val="21"/>
+        </w:rPr>
+      </w:pPr>
+      <w:r>
+        <w:rPr>
+          <w:rFonts w:ascii="Times New Roman" w:hAnsi="Times New Roman" w:eastAsia="宋体" w:cs="Times New Roman"/>
+          <w:kern w:val="0"/>
+          <w:sz w:val="21"/>
+          <w:szCs w:val="21"/>
+        </w:rPr>
+        <w:t xml:space="preserve">C．</w:t>
+      </w:r>
+    </w:p>
+    <w:p>
+      <w:pPr>
+        <w:keepNext/>
+        <w:spacing w:before="40" w:after="40" w:line="240" w:lineRule="auto"/>
+        <w:ind w:left="0" w:right="0" w:firstLine="0"/>
+        <w:jc w:val="left"/>
+        <w:rPr>
+          <w:rFonts w:ascii="Times New Roman" w:hAnsi="Times New Roman" w:eastAsia="宋体" w:cs="Times New Roman"/>
+          <w:kern w:val="0"/>
+          <w:sz w:val="21"/>
+          <w:szCs w:val="21"/>
+        </w:rPr>
+      </w:pPr>
+      <w:r>
+        <w:rPr>
+          <w:rFonts w:ascii="Times New Roman" w:hAnsi="Times New Roman" w:eastAsia="宋体"/>
+          <w:sz w:val="21"/>
+        </w:rPr>
+        <w:drawing>
+          <wp:inline distT="0" distB="0" distL="0" distR="0">
+            <wp:extent cx="257175" cy="200025"/>
+            <wp:effectExtent l="0" t="0" r="0" b="0"/>
+            <wp:docPr id="328" name="Picture 328" descr="image"/>
+            <wp:cNvGraphicFramePr>
+              <a:graphicFrameLocks noChangeAspect="1"/>
+            </wp:cNvGraphicFramePr>
+            <a:graphic>
+              <a:graphicData uri="http://schemas.openxmlformats.org/drawingml/2006/picture">
+                <pic:pic>
+                  <pic:nvPicPr>
+                    <pic:cNvPr id="328" name="Picture 328" descr="image"/>
+                    <pic:cNvPicPr>
+                      <a:picLocks noChangeAspect="1"/>
+                    </pic:cNvPicPr>
+                  </pic:nvPicPr>
+                  <pic:blipFill>
+                    <a:blip r:embed="rId5"/>
+                    <a:stretch>
+                      <a:fillRect/>
+                    </a:stretch>
+                  </pic:blipFill>
+                  <pic:spPr>
+                    <a:xfrm>
+                      <a:off x="0" y="0"/>
+                      <a:ext cx="257175" cy="200025"/>
+                    </a:xfrm>
+                    <a:prstGeom prst="rect">
+                      <a:avLst/>
+                    </a:prstGeom>
+                  </pic:spPr>
+                </pic:pic>
+              </a:graphicData>
+            </a:graphic>
+          </wp:inline>
+        </w:drawing>
+        <w:drawing>
+          <wp:inline distT="0" distB="0" distL="0" distR="0">
+            <wp:extent cx="2381250" cy="866775"/>
+            <wp:effectExtent l="0" t="0" r="0" b="0"/>
+            <wp:docPr id="329" name="Picture 329" descr="image"/>
+            <wp:cNvGraphicFramePr>
+              <a:graphicFrameLocks noChangeAspect="1"/>
+            </wp:cNvGraphicFramePr>
+            <a:graphic>
+              <a:graphicData uri="http://schemas.openxmlformats.org/drawingml/2006/picture">
+                <pic:pic>
+                  <pic:nvPicPr>
+                    <pic:cNvPr id="329" name="Picture 329" descr="image"/>
+                    <pic:cNvPicPr>
+                      <a:picLocks noChangeAspect="1"/>
+                    </pic:cNvPicPr>
+                  </pic:nvPicPr>
+                  <pic:blipFill>
+                    <a:blip r:embed="rId150"/>
+                    <a:stretch>
+                      <a:fillRect/>
+                    </a:stretch>
+                  </pic:blipFill>
+                  <pic:spPr>
+                    <a:xfrm>
+                      <a:off x="0" y="0"/>
+                      <a:ext cx="2381250" cy="866775"/>
+                    </a:xfrm>
+                    <a:prstGeom prst="rect">
+                      <a:avLst/>
+                    </a:prstGeom>
+                  </pic:spPr>
+                </pic:pic>
+              </a:graphicData>
+            </a:graphic>
+          </wp:inline>
+        </w:drawing>
+      </w:r>
+    </w:p>
+    <w:p>
+      <w:pPr>
+        <w:keepNext/>
+        <w:spacing w:before="60" w:after="20" w:line="300" w:lineRule="auto"/>
+        <w:ind w:left="420" w:right="0" w:firstLine="0"/>
+        <w:jc w:val="left"/>
+        <w:rPr>
+          <w:rFonts w:ascii="Times New Roman" w:hAnsi="Times New Roman" w:eastAsia="宋体" w:cs="Times New Roman"/>
+          <w:kern w:val="0"/>
+          <w:sz w:val="21"/>
+          <w:szCs w:val="21"/>
+        </w:rPr>
+      </w:pPr>
+      <w:r>
+        <w:rPr>
+          <w:rFonts w:ascii="Times New Roman" w:hAnsi="Times New Roman" w:eastAsia="宋体" w:cs="Times New Roman"/>
+          <w:kern w:val="0"/>
+          <w:sz w:val="21"/>
+          <w:szCs w:val="21"/>
+        </w:rPr>
+        <w:t xml:space="preserve">D．</w:t>
+      </w:r>
+    </w:p>
+    <w:p>
+      <w:pPr>
+        <w:keepNext/>
+        <w:spacing w:before="40" w:after="40" w:line="240" w:lineRule="auto"/>
+        <w:ind w:left="0" w:right="0" w:firstLine="0"/>
+        <w:jc w:val="left"/>
+        <w:rPr>
+          <w:rFonts w:ascii="Times New Roman" w:hAnsi="Times New Roman" w:eastAsia="宋体" w:cs="Times New Roman"/>
+          <w:kern w:val="0"/>
+          <w:sz w:val="21"/>
+          <w:szCs w:val="21"/>
+        </w:rPr>
+      </w:pPr>
+      <w:r>
+        <w:rPr>
+          <w:rFonts w:ascii="Times New Roman" w:hAnsi="Times New Roman" w:eastAsia="宋体"/>
+          <w:sz w:val="21"/>
+        </w:rPr>
+        <w:drawing>
+          <wp:inline distT="0" distB="0" distL="0" distR="0">
+            <wp:extent cx="257175" cy="200025"/>
+            <wp:effectExtent l="0" t="0" r="0" b="0"/>
+            <wp:docPr id="330" name="Picture 330" descr="image"/>
+            <wp:cNvGraphicFramePr>
+              <a:graphicFrameLocks noChangeAspect="1"/>
+            </wp:cNvGraphicFramePr>
+            <a:graphic>
+              <a:graphicData uri="http://schemas.openxmlformats.org/drawingml/2006/picture">
+                <pic:pic>
+                  <pic:nvPicPr>
+                    <pic:cNvPr id="330" name="Picture 330" descr="image"/>
+                    <pic:cNvPicPr>
+                      <a:picLocks noChangeAspect="1"/>
+                    </pic:cNvPicPr>
+                  </pic:nvPicPr>
+                  <pic:blipFill>
+                    <a:blip r:embed="rId5"/>
+                    <a:stretch>
+                      <a:fillRect/>
+                    </a:stretch>
+                  </pic:blipFill>
+                  <pic:spPr>
+                    <a:xfrm>
+                      <a:off x="0" y="0"/>
+                      <a:ext cx="257175" cy="200025"/>
+                    </a:xfrm>
+                    <a:prstGeom prst="rect">
+                      <a:avLst/>
+                    </a:prstGeom>
+                  </pic:spPr>
+                </pic:pic>
+              </a:graphicData>
+            </a:graphic>
+          </wp:inline>
+        </w:drawing>
+        <w:drawing>
+          <wp:inline distT="0" distB="0" distL="0" distR="0">
+            <wp:extent cx="1714500" cy="904875"/>
+            <wp:effectExtent l="0" t="0" r="0" b="0"/>
+            <wp:docPr id="331" name="Picture 331" descr="image"/>
+            <wp:cNvGraphicFramePr>
+              <a:graphicFrameLocks noChangeAspect="1"/>
+            </wp:cNvGraphicFramePr>
+            <a:graphic>
+              <a:graphicData uri="http://schemas.openxmlformats.org/drawingml/2006/picture">
+                <pic:pic>
+                  <pic:nvPicPr>
+                    <pic:cNvPr id="331" name="Picture 331" descr="image"/>
+                    <pic:cNvPicPr>
+                      <a:picLocks noChangeAspect="1"/>
+                    </pic:cNvPicPr>
+                  </pic:nvPicPr>
+                  <pic:blipFill>
+                    <a:blip r:embed="rId151"/>
+                    <a:stretch>
+                      <a:fillRect/>
+                    </a:stretch>
+                  </pic:blipFill>
+                  <pic:spPr>
+                    <a:xfrm>
+                      <a:off x="0" y="0"/>
+                      <a:ext cx="1714500" cy="904875"/>
                     </a:xfrm>
                     <a:prstGeom prst="rect">
                       <a:avLst/>
@@ -12185,23 +13575,23 @@
         </w:rPr>
         <w:drawing>
           <wp:inline distT="0" distB="0" distL="0" distR="0">
-            <wp:extent cx="3132000" cy="2286000"/>
+            <wp:extent cx="2879725" cy="2175792"/>
             <wp:effectExtent l="0" t="0" r="0" b="0"/>
-            <wp:docPr id="223" name="Picture 223" descr="image"/>
+            <wp:docPr id="332" name="Picture 332" descr="image"/>
             <wp:cNvGraphicFramePr>
-              <a:graphicFrameLocks xmlns:a="http://schemas.openxmlformats.org/drawingml/2006/main" noChangeAspect="1"/>
+              <a:graphicFrameLocks noChangeAspect="1"/>
             </wp:cNvGraphicFramePr>
-            <a:graphic xmlns:a="http://schemas.openxmlformats.org/drawingml/2006/main">
+            <a:graphic>
               <a:graphicData uri="http://schemas.openxmlformats.org/drawingml/2006/picture">
-                <pic:pic xmlns:pic="http://schemas.openxmlformats.org/drawingml/2006/picture">
+                <pic:pic>
                   <pic:nvPicPr>
-                    <pic:cNvPr id="223" name="Picture 223" descr="image"/>
+                    <pic:cNvPr id="332" name="Picture 332" descr="image"/>
                     <pic:cNvPicPr>
                       <a:picLocks noChangeAspect="1"/>
                     </pic:cNvPicPr>
                   </pic:nvPicPr>
                   <pic:blipFill>
-                    <a:blip r:embed="rId198|rId199"/>
+                    <a:blip r:embed="rId198"/>
                     <a:stretch>
                       <a:fillRect/>
                     </a:stretch>
@@ -12209,7 +13599,44 @@
                   <pic:spPr>
                     <a:xfrm>
                       <a:off x="0" y="0"/>
-                      <a:ext cx="3132000" cy="2286000"/>
+                      <a:ext cx="2879725" cy="2175792"/>
+                    </a:xfrm>
+                    <a:prstGeom prst="rect">
+                      <a:avLst/>
+                    </a:prstGeom>
+                  </pic:spPr>
+                </pic:pic>
+              </a:graphicData>
+            </a:graphic>
+          </wp:inline>
+        </w:drawing>
+        <w:drawing>
+          <wp:inline distT="0" distB="0" distL="0" distR="0">
+            <wp:extent cx="2879725" cy="2162993"/>
+            <wp:effectExtent l="0" t="0" r="0" b="0"/>
+            <wp:docPr id="333" name="Picture 333" descr="image"/>
+            <wp:cNvGraphicFramePr>
+              <a:graphicFrameLocks noChangeAspect="1"/>
+            </wp:cNvGraphicFramePr>
+            <a:graphic>
+              <a:graphicData uri="http://schemas.openxmlformats.org/drawingml/2006/picture">
+                <pic:pic>
+                  <pic:nvPicPr>
+                    <pic:cNvPr id="333" name="Picture 333" descr="image"/>
+                    <pic:cNvPicPr>
+                      <a:picLocks noChangeAspect="1"/>
+                    </pic:cNvPicPr>
+                  </pic:nvPicPr>
+                  <pic:blipFill>
+                    <a:blip r:embed="rId199"/>
+                    <a:stretch>
+                      <a:fillRect/>
+                    </a:stretch>
+                  </pic:blipFill>
+                  <pic:spPr>
+                    <a:xfrm>
+                      <a:off x="0" y="0"/>
+                      <a:ext cx="2879725" cy="2162993"/>
                     </a:xfrm>
                     <a:prstGeom prst="rect">
                       <a:avLst/>
@@ -14368,68 +15795,7 @@
 </w:document>
 </file>
 
-<file path=word\fontTable.xml><?xml version="1.0" encoding="utf-8"?>
-<w:fonts xmlns:mc="http://schemas.openxmlformats.org/markup-compatibility/2006" xmlns:r="http://schemas.openxmlformats.org/officeDocument/2006/relationships" xmlns:w="http://schemas.openxmlformats.org/wordprocessingml/2006/main" xmlns:w14="http://schemas.microsoft.com/office/word/2010/wordml" mc:Ignorable="w14">
-  <w:font w:name="Times New Roman">
-    <w:panose1 w:val="02020603050405020304"/>
-    <w:charset w:val="00"/>
-    <w:family w:val="roman"/>
-    <w:pitch w:val="variable"/>
-    <w:sig w:usb0="20007A87" w:usb1="80000000" w:usb2="00000008" w:usb3="00000000" w:csb0="000001FF" w:csb1="00000000"/>
-  </w:font>
-  <w:font w:name="宋体">
-    <w:panose1 w:val="02010600030101010101"/>
-    <w:charset w:val="86"/>
-    <w:family w:val="auto"/>
-    <w:pitch w:val="default"/>
-    <w:sig w:usb0="00000003" w:usb1="288F0000" w:usb2="00000006" w:usb3="00000000" w:csb0="00040001" w:csb1="00000000"/>
-  </w:font>
-  <w:font w:name="Wingdings">
-    <w:panose1 w:val="05000000000000000000"/>
-    <w:charset w:val="02"/>
-    <w:family w:val="auto"/>
-    <w:pitch w:val="default"/>
-    <w:sig w:usb0="00000000" w:usb1="00000000" w:usb2="00000000" w:usb3="00000000" w:csb0="80000000" w:csb1="00000000"/>
-  </w:font>
-  <w:font w:name="Arial">
-    <w:panose1 w:val="020B0604020202020204"/>
-    <w:charset w:val="01"/>
-    <w:family w:val="swiss"/>
-    <w:pitch w:val="default"/>
-    <w:sig w:usb0="E0002AFF" w:usb1="C0007843" w:usb2="00000009" w:usb3="00000000" w:csb0="400001FF" w:csb1="FFFF0000"/>
-  </w:font>
-  <w:font w:name="黑体">
-    <w:panose1 w:val="02010609060101010101"/>
-    <w:charset w:val="86"/>
-    <w:family w:val="auto"/>
-    <w:pitch w:val="default"/>
-    <w:sig w:usb0="800002BF" w:usb1="38CF7CFA" w:usb2="00000016" w:usb3="00000000" w:csb0="00040001" w:csb1="00000000"/>
-  </w:font>
-  <w:font w:name="Courier New">
-    <w:panose1 w:val="02070309020205020404"/>
-    <w:charset w:val="01"/>
-    <w:family w:val="modern"/>
-    <w:pitch w:val="default"/>
-    <w:sig w:usb0="E0002AFF" w:usb1="C0007843" w:usb2="00000009" w:usb3="00000000" w:csb0="400001FF" w:csb1="FFFF0000"/>
-  </w:font>
-  <w:font w:name="Symbol">
-    <w:panose1 w:val="05050102010706020507"/>
-    <w:charset w:val="02"/>
-    <w:family w:val="roman"/>
-    <w:pitch w:val="default"/>
-    <w:sig w:usb0="00000000" w:usb1="00000000" w:usb2="00000000" w:usb3="00000000" w:csb0="80000000" w:csb1="00000000"/>
-  </w:font>
-  <w:font w:name="Calibri">
-    <w:panose1 w:val="020F0502020204030204"/>
-    <w:charset w:val="00"/>
-    <w:family w:val="swiss"/>
-    <w:pitch w:val="default"/>
-    <w:sig w:usb0="E10002FF" w:usb1="4000ACFF" w:usb2="00000009" w:usb3="00000000" w:csb0="2000019F" w:csb1="00000000"/>
-  </w:font>
-</w:fonts>
-</file>
-
-<file path=word\footer1.xml><?xml version="1.0" encoding="utf-8"?>
+<file path=word/footer1.xml><?xml version="1.0" encoding="utf-8"?>
 <w:ftr xmlns:w="http://schemas.openxmlformats.org/wordprocessingml/2006/main">
   <w:p>
     <w:pPr>
@@ -14509,60 +15875,7 @@
 </w:ftr>
 </file>
 
-<file path=word\settings.xml><?xml version="1.0" encoding="utf-8"?>
-<w:settings xmlns:mc="http://schemas.openxmlformats.org/markup-compatibility/2006" xmlns:o="urn:schemas-microsoft-com:office:office" xmlns:r="http://schemas.openxmlformats.org/officeDocument/2006/relationships" xmlns:m="http://schemas.openxmlformats.org/officeDocument/2006/math" xmlns:v="urn:schemas-microsoft-com:vml" xmlns:w10="urn:schemas-microsoft-com:office:word" xmlns:w="http://schemas.openxmlformats.org/wordprocessingml/2006/main" xmlns:w14="http://schemas.microsoft.com/office/word/2010/wordml" xmlns:sl="http://schemas.openxmlformats.org/schemaLibrary/2006/main" xmlns:wpsCustomData="http://www.wps.cn/officeDocument/2013/wpsCustomData" mc:Ignorable="w14">
-  <w:zoom w:percent="100"/>
-  <w:embedSystemFonts/>
-  <w:bordersDoNotSurroundHeader w:val="0"/>
-  <w:bordersDoNotSurroundFooter w:val="0"/>
-  <w:documentProtection w:enforcement="0"/>
-  <w:defaultTabStop w:val="420"/>
-  <w:drawingGridVerticalSpacing w:val="156"/>
-  <w:displayHorizontalDrawingGridEvery w:val="1"/>
-  <w:displayVerticalDrawingGridEvery w:val="1"/>
-  <w:noPunctuationKerning w:val="1"/>
-  <w:characterSpacingControl w:val="compressPunctuation"/>
-  <w:compat>
-    <w:spaceForUL/>
-    <w:balanceSingleByteDoubleByteWidth/>
-    <w:doNotLeaveBackslashAlone/>
-    <w:ulTrailSpace/>
-    <w:doNotExpandShiftReturn/>
-    <w:adjustLineHeightInTable/>
-    <w:doNotWrapTextWithPunct/>
-    <w:doNotUseEastAsianBreakRules/>
-    <w:useFELayout/>
-    <w:doNotUseIndentAsNumberingTabStop/>
-    <w:compatSetting w:name="compatibilityMode" w:uri="http://schemas.microsoft.com/office/word" w:val="14"/>
-    <w:compatSetting w:name="overrideTableStyleFontSizeAndJustification" w:uri="http://schemas.microsoft.com/office/word" w:val="1"/>
-    <w:compatSetting w:name="enableOpenTypeFeatures" w:uri="http://schemas.microsoft.com/office/word" w:val="1"/>
-    <w:compatSetting w:name="doNotFlipMirrorIndents" w:uri="http://schemas.microsoft.com/office/word" w:val="1"/>
-  </w:compat>
-  <w:rsids>
-    <w:rsidRoot w:val="0EE52CBF"/>
-    <w:rsid w:val="0EE52CBF"/>
-    <w:rsid w:val="758B173E"/>
-  </w:rsids>
-  <m:mathPr>
-    <m:mathFont m:val="Cambria Math"/>
-    <m:brkBin m:val="before"/>
-    <m:brkBinSub m:val="--"/>
-    <m:smallFrac m:val="0"/>
-    <m:dispDef/>
-    <m:lMargin m:val="0"/>
-    <m:rMargin m:val="0"/>
-    <m:defJc m:val="centerGroup"/>
-    <m:wrapIndent m:val="1440"/>
-    <m:intLim m:val="subSup"/>
-    <m:naryLim m:val="undOvr"/>
-  </m:mathPr>
-  <w:themeFontLang w:val="en-US" w:eastAsia="zh-CN"/>
-  <w:clrSchemeMapping w:bg1="light1" w:t1="dark1" w:bg2="light2" w:t2="dark2" w:accent1="accent1" w:accent2="accent2" w:accent3="accent3" w:accent4="accent4" w:accent5="accent5" w:accent6="accent6" w:hyperlink="hyperlink" w:followedHyperlink="followedHyperlink"/>
-  <w:doNotIncludeSubdocsInStats/>
-</w:settings>
-</file>
-
-<file path=word\styles.xml><?xml version="1.0" encoding="utf-8"?>
+<file path=word/styles.xml><?xml version="1.0" encoding="utf-8"?>
 <w:styles xmlns:mc="http://schemas.openxmlformats.org/markup-compatibility/2006" xmlns:o="urn:schemas-microsoft-com:office:office" xmlns:r="http://schemas.openxmlformats.org/officeDocument/2006/relationships" xmlns:m="http://schemas.openxmlformats.org/officeDocument/2006/math" xmlns:v="urn:schemas-microsoft-com:vml" xmlns:w="http://schemas.openxmlformats.org/wordprocessingml/2006/main" xmlns:w14="http://schemas.microsoft.com/office/word/2010/wordml" xmlns:w10="urn:schemas-microsoft-com:office:word" xmlns:sl="http://schemas.openxmlformats.org/schemaLibrary/2006/main" xmlns:wpsCustomData="http://www.wps.cn/officeDocument/2013/wpsCustomData" mc:Ignorable="w14">
   <w:docDefaults>
     <w:rPrDefault>
@@ -14892,7 +16205,487 @@
 </w:styles>
 </file>
 
-<file path=word\theme\theme1.xml><?xml version="1.0" encoding="utf-8"?>
+<file path=word/activeX/activeX1.xml><?xml version="1.0" encoding="utf-8"?>
+<ax:ocx xmlns:ax="http://schemas.microsoft.com/office/2006/activeX" xmlns:r="http://schemas.openxmlformats.org/officeDocument/2006/relationships" ax:classid="{5512D118-5CC6-11CF-8D67-00AA00BDCE1D}" r:id="rId1" ax:persistence="persistStorage"/>
+</file>
+
+<file path=word/activeX/activeX10.xml><?xml version="1.0" encoding="utf-8"?>
+<ax:ocx xmlns:ax="http://schemas.microsoft.com/office/2006/activeX" xmlns:r="http://schemas.openxmlformats.org/officeDocument/2006/relationships" ax:classid="{5512D118-5CC6-11CF-8D67-00AA00BDCE1D}" r:id="rId1" ax:persistence="persistStorage"/>
+</file>
+
+<file path=word/activeX/activeX100.xml><?xml version="1.0" encoding="utf-8"?>
+<ax:ocx xmlns:ax="http://schemas.microsoft.com/office/2006/activeX" xmlns:r="http://schemas.openxmlformats.org/officeDocument/2006/relationships" ax:classid="{5512D118-5CC6-11CF-8D67-00AA00BDCE1D}" r:id="rId1" ax:persistence="persistStorage"/>
+</file>
+
+<file path=word/activeX/activeX101.xml><?xml version="1.0" encoding="utf-8"?>
+<ax:ocx xmlns:ax="http://schemas.microsoft.com/office/2006/activeX" xmlns:r="http://schemas.openxmlformats.org/officeDocument/2006/relationships" ax:classid="{5512D118-5CC6-11CF-8D67-00AA00BDCE1D}" r:id="rId1" ax:persistence="persistStorage"/>
+</file>
+
+<file path=word/activeX/activeX102.xml><?xml version="1.0" encoding="utf-8"?>
+<ax:ocx xmlns:ax="http://schemas.microsoft.com/office/2006/activeX" xmlns:r="http://schemas.openxmlformats.org/officeDocument/2006/relationships" ax:classid="{5512D118-5CC6-11CF-8D67-00AA00BDCE1D}" r:id="rId1" ax:persistence="persistStorage"/>
+</file>
+
+<file path=word/activeX/activeX103.xml><?xml version="1.0" encoding="utf-8"?>
+<ax:ocx xmlns:ax="http://schemas.microsoft.com/office/2006/activeX" xmlns:r="http://schemas.openxmlformats.org/officeDocument/2006/relationships" ax:classid="{5512D118-5CC6-11CF-8D67-00AA00BDCE1D}" r:id="rId1" ax:persistence="persistStorage"/>
+</file>
+
+<file path=word/activeX/activeX104.xml><?xml version="1.0" encoding="utf-8"?>
+<ax:ocx xmlns:ax="http://schemas.microsoft.com/office/2006/activeX" xmlns:r="http://schemas.openxmlformats.org/officeDocument/2006/relationships" ax:classid="{5512D118-5CC6-11CF-8D67-00AA00BDCE1D}" r:id="rId1" ax:persistence="persistStorage"/>
+</file>
+
+<file path=word/activeX/activeX105.xml><?xml version="1.0" encoding="utf-8"?>
+<ax:ocx xmlns:ax="http://schemas.microsoft.com/office/2006/activeX" xmlns:r="http://schemas.openxmlformats.org/officeDocument/2006/relationships" ax:classid="{5512D118-5CC6-11CF-8D67-00AA00BDCE1D}" r:id="rId1" ax:persistence="persistStorage"/>
+</file>
+
+<file path=word/activeX/activeX106.xml><?xml version="1.0" encoding="utf-8"?>
+<ax:ocx xmlns:ax="http://schemas.microsoft.com/office/2006/activeX" xmlns:r="http://schemas.openxmlformats.org/officeDocument/2006/relationships" ax:classid="{5512D118-5CC6-11CF-8D67-00AA00BDCE1D}" r:id="rId1" ax:persistence="persistStorage"/>
+</file>
+
+<file path=word/activeX/activeX107.xml><?xml version="1.0" encoding="utf-8"?>
+<ax:ocx xmlns:ax="http://schemas.microsoft.com/office/2006/activeX" xmlns:r="http://schemas.openxmlformats.org/officeDocument/2006/relationships" ax:classid="{5512D118-5CC6-11CF-8D67-00AA00BDCE1D}" r:id="rId1" ax:persistence="persistStorage"/>
+</file>
+
+<file path=word/activeX/activeX108.xml><?xml version="1.0" encoding="utf-8"?>
+<ax:ocx xmlns:ax="http://schemas.microsoft.com/office/2006/activeX" xmlns:r="http://schemas.openxmlformats.org/officeDocument/2006/relationships" ax:classid="{5512D118-5CC6-11CF-8D67-00AA00BDCE1D}" r:id="rId1" ax:persistence="persistStorage"/>
+</file>
+
+<file path=word/activeX/activeX109.xml><?xml version="1.0" encoding="utf-8"?>
+<ax:ocx xmlns:ax="http://schemas.microsoft.com/office/2006/activeX" xmlns:r="http://schemas.openxmlformats.org/officeDocument/2006/relationships" ax:classid="{5512D118-5CC6-11CF-8D67-00AA00BDCE1D}" r:id="rId1" ax:persistence="persistStorage"/>
+</file>
+
+<file path=word/activeX/activeX11.xml><?xml version="1.0" encoding="utf-8"?>
+<ax:ocx xmlns:ax="http://schemas.microsoft.com/office/2006/activeX" xmlns:r="http://schemas.openxmlformats.org/officeDocument/2006/relationships" ax:classid="{5512D118-5CC6-11CF-8D67-00AA00BDCE1D}" r:id="rId1" ax:persistence="persistStorage"/>
+</file>
+
+<file path=word/activeX/activeX110.xml><?xml version="1.0" encoding="utf-8"?>
+<ax:ocx xmlns:ax="http://schemas.microsoft.com/office/2006/activeX" xmlns:r="http://schemas.openxmlformats.org/officeDocument/2006/relationships" ax:classid="{5512D118-5CC6-11CF-8D67-00AA00BDCE1D}" r:id="rId1" ax:persistence="persistStorage"/>
+</file>
+
+<file path=word/activeX/activeX111.xml><?xml version="1.0" encoding="utf-8"?>
+<ax:ocx xmlns:ax="http://schemas.microsoft.com/office/2006/activeX" xmlns:r="http://schemas.openxmlformats.org/officeDocument/2006/relationships" ax:classid="{5512D118-5CC6-11CF-8D67-00AA00BDCE1D}" r:id="rId1" ax:persistence="persistStorage"/>
+</file>
+
+<file path=word/activeX/activeX112.xml><?xml version="1.0" encoding="utf-8"?>
+<ax:ocx xmlns:ax="http://schemas.microsoft.com/office/2006/activeX" xmlns:r="http://schemas.openxmlformats.org/officeDocument/2006/relationships" ax:classid="{5512D118-5CC6-11CF-8D67-00AA00BDCE1D}" r:id="rId1" ax:persistence="persistStorage"/>
+</file>
+
+<file path=word/activeX/activeX113.xml><?xml version="1.0" encoding="utf-8"?>
+<ax:ocx xmlns:ax="http://schemas.microsoft.com/office/2006/activeX" xmlns:r="http://schemas.openxmlformats.org/officeDocument/2006/relationships" ax:classid="{5512D118-5CC6-11CF-8D67-00AA00BDCE1D}" r:id="rId1" ax:persistence="persistStorage"/>
+</file>
+
+<file path=word/activeX/activeX114.xml><?xml version="1.0" encoding="utf-8"?>
+<ax:ocx xmlns:ax="http://schemas.microsoft.com/office/2006/activeX" xmlns:r="http://schemas.openxmlformats.org/officeDocument/2006/relationships" ax:classid="{5512D118-5CC6-11CF-8D67-00AA00BDCE1D}" r:id="rId1" ax:persistence="persistStorage"/>
+</file>
+
+<file path=word/activeX/activeX115.xml><?xml version="1.0" encoding="utf-8"?>
+<ax:ocx xmlns:ax="http://schemas.microsoft.com/office/2006/activeX" xmlns:r="http://schemas.openxmlformats.org/officeDocument/2006/relationships" ax:classid="{5512D118-5CC6-11CF-8D67-00AA00BDCE1D}" r:id="rId1" ax:persistence="persistStorage"/>
+</file>
+
+<file path=word/activeX/activeX116.xml><?xml version="1.0" encoding="utf-8"?>
+<ax:ocx xmlns:ax="http://schemas.microsoft.com/office/2006/activeX" xmlns:r="http://schemas.openxmlformats.org/officeDocument/2006/relationships" ax:classid="{5512D118-5CC6-11CF-8D67-00AA00BDCE1D}" r:id="rId1" ax:persistence="persistStorage"/>
+</file>
+
+<file path=word/activeX/activeX117.xml><?xml version="1.0" encoding="utf-8"?>
+<ax:ocx xmlns:ax="http://schemas.microsoft.com/office/2006/activeX" xmlns:r="http://schemas.openxmlformats.org/officeDocument/2006/relationships" ax:classid="{5512D118-5CC6-11CF-8D67-00AA00BDCE1D}" r:id="rId1" ax:persistence="persistStorage"/>
+</file>
+
+<file path=word/activeX/activeX118.xml><?xml version="1.0" encoding="utf-8"?>
+<ax:ocx xmlns:ax="http://schemas.microsoft.com/office/2006/activeX" xmlns:r="http://schemas.openxmlformats.org/officeDocument/2006/relationships" ax:classid="{5512D118-5CC6-11CF-8D67-00AA00BDCE1D}" r:id="rId1" ax:persistence="persistStorage"/>
+</file>
+
+<file path=word/activeX/activeX119.xml><?xml version="1.0" encoding="utf-8"?>
+<ax:ocx xmlns:ax="http://schemas.microsoft.com/office/2006/activeX" xmlns:r="http://schemas.openxmlformats.org/officeDocument/2006/relationships" ax:classid="{5512D118-5CC6-11CF-8D67-00AA00BDCE1D}" r:id="rId1" ax:persistence="persistStorage"/>
+</file>
+
+<file path=word/activeX/activeX12.xml><?xml version="1.0" encoding="utf-8"?>
+<ax:ocx xmlns:ax="http://schemas.microsoft.com/office/2006/activeX" xmlns:r="http://schemas.openxmlformats.org/officeDocument/2006/relationships" ax:classid="{5512D118-5CC6-11CF-8D67-00AA00BDCE1D}" r:id="rId1" ax:persistence="persistStorage"/>
+</file>
+
+<file path=word/activeX/activeX120.xml><?xml version="1.0" encoding="utf-8"?>
+<ax:ocx xmlns:ax="http://schemas.microsoft.com/office/2006/activeX" xmlns:r="http://schemas.openxmlformats.org/officeDocument/2006/relationships" ax:classid="{5512D118-5CC6-11CF-8D67-00AA00BDCE1D}" r:id="rId1" ax:persistence="persistStorage"/>
+</file>
+
+<file path=word/activeX/activeX13.xml><?xml version="1.0" encoding="utf-8"?>
+<ax:ocx xmlns:ax="http://schemas.microsoft.com/office/2006/activeX" xmlns:r="http://schemas.openxmlformats.org/officeDocument/2006/relationships" ax:classid="{5512D118-5CC6-11CF-8D67-00AA00BDCE1D}" r:id="rId1" ax:persistence="persistStorage"/>
+</file>
+
+<file path=word/activeX/activeX14.xml><?xml version="1.0" encoding="utf-8"?>
+<ax:ocx xmlns:ax="http://schemas.microsoft.com/office/2006/activeX" xmlns:r="http://schemas.openxmlformats.org/officeDocument/2006/relationships" ax:classid="{5512D118-5CC6-11CF-8D67-00AA00BDCE1D}" r:id="rId1" ax:persistence="persistStorage"/>
+</file>
+
+<file path=word/activeX/activeX15.xml><?xml version="1.0" encoding="utf-8"?>
+<ax:ocx xmlns:ax="http://schemas.microsoft.com/office/2006/activeX" xmlns:r="http://schemas.openxmlformats.org/officeDocument/2006/relationships" ax:classid="{5512D118-5CC6-11CF-8D67-00AA00BDCE1D}" r:id="rId1" ax:persistence="persistStorage"/>
+</file>
+
+<file path=word/activeX/activeX16.xml><?xml version="1.0" encoding="utf-8"?>
+<ax:ocx xmlns:ax="http://schemas.microsoft.com/office/2006/activeX" xmlns:r="http://schemas.openxmlformats.org/officeDocument/2006/relationships" ax:classid="{5512D118-5CC6-11CF-8D67-00AA00BDCE1D}" r:id="rId1" ax:persistence="persistStorage"/>
+</file>
+
+<file path=word/activeX/activeX17.xml><?xml version="1.0" encoding="utf-8"?>
+<ax:ocx xmlns:ax="http://schemas.microsoft.com/office/2006/activeX" xmlns:r="http://schemas.openxmlformats.org/officeDocument/2006/relationships" ax:classid="{5512D118-5CC6-11CF-8D67-00AA00BDCE1D}" r:id="rId1" ax:persistence="persistStorage"/>
+</file>
+
+<file path=word/activeX/activeX18.xml><?xml version="1.0" encoding="utf-8"?>
+<ax:ocx xmlns:ax="http://schemas.microsoft.com/office/2006/activeX" xmlns:r="http://schemas.openxmlformats.org/officeDocument/2006/relationships" ax:classid="{5512D118-5CC6-11CF-8D67-00AA00BDCE1D}" r:id="rId1" ax:persistence="persistStorage"/>
+</file>
+
+<file path=word/activeX/activeX19.xml><?xml version="1.0" encoding="utf-8"?>
+<ax:ocx xmlns:ax="http://schemas.microsoft.com/office/2006/activeX" xmlns:r="http://schemas.openxmlformats.org/officeDocument/2006/relationships" ax:classid="{5512D118-5CC6-11CF-8D67-00AA00BDCE1D}" r:id="rId1" ax:persistence="persistStorage"/>
+</file>
+
+<file path=word/activeX/activeX2.xml><?xml version="1.0" encoding="utf-8"?>
+<ax:ocx xmlns:ax="http://schemas.microsoft.com/office/2006/activeX" xmlns:r="http://schemas.openxmlformats.org/officeDocument/2006/relationships" ax:classid="{5512D118-5CC6-11CF-8D67-00AA00BDCE1D}" r:id="rId1" ax:persistence="persistStorage"/>
+</file>
+
+<file path=word/activeX/activeX20.xml><?xml version="1.0" encoding="utf-8"?>
+<ax:ocx xmlns:ax="http://schemas.microsoft.com/office/2006/activeX" xmlns:r="http://schemas.openxmlformats.org/officeDocument/2006/relationships" ax:classid="{5512D118-5CC6-11CF-8D67-00AA00BDCE1D}" r:id="rId1" ax:persistence="persistStorage"/>
+</file>
+
+<file path=word/activeX/activeX21.xml><?xml version="1.0" encoding="utf-8"?>
+<ax:ocx xmlns:ax="http://schemas.microsoft.com/office/2006/activeX" xmlns:r="http://schemas.openxmlformats.org/officeDocument/2006/relationships" ax:classid="{5512D118-5CC6-11CF-8D67-00AA00BDCE1D}" r:id="rId1" ax:persistence="persistStorage"/>
+</file>
+
+<file path=word/activeX/activeX22.xml><?xml version="1.0" encoding="utf-8"?>
+<ax:ocx xmlns:ax="http://schemas.microsoft.com/office/2006/activeX" xmlns:r="http://schemas.openxmlformats.org/officeDocument/2006/relationships" ax:classid="{5512D118-5CC6-11CF-8D67-00AA00BDCE1D}" r:id="rId1" ax:persistence="persistStorage"/>
+</file>
+
+<file path=word/activeX/activeX23.xml><?xml version="1.0" encoding="utf-8"?>
+<ax:ocx xmlns:ax="http://schemas.microsoft.com/office/2006/activeX" xmlns:r="http://schemas.openxmlformats.org/officeDocument/2006/relationships" ax:classid="{5512D118-5CC6-11CF-8D67-00AA00BDCE1D}" r:id="rId1" ax:persistence="persistStorage"/>
+</file>
+
+<file path=word/activeX/activeX24.xml><?xml version="1.0" encoding="utf-8"?>
+<ax:ocx xmlns:ax="http://schemas.microsoft.com/office/2006/activeX" xmlns:r="http://schemas.openxmlformats.org/officeDocument/2006/relationships" ax:classid="{5512D118-5CC6-11CF-8D67-00AA00BDCE1D}" r:id="rId1" ax:persistence="persistStorage"/>
+</file>
+
+<file path=word/activeX/activeX25.xml><?xml version="1.0" encoding="utf-8"?>
+<ax:ocx xmlns:ax="http://schemas.microsoft.com/office/2006/activeX" xmlns:r="http://schemas.openxmlformats.org/officeDocument/2006/relationships" ax:classid="{5512D118-5CC6-11CF-8D67-00AA00BDCE1D}" r:id="rId1" ax:persistence="persistStorage"/>
+</file>
+
+<file path=word/activeX/activeX26.xml><?xml version="1.0" encoding="utf-8"?>
+<ax:ocx xmlns:ax="http://schemas.microsoft.com/office/2006/activeX" xmlns:r="http://schemas.openxmlformats.org/officeDocument/2006/relationships" ax:classid="{5512D118-5CC6-11CF-8D67-00AA00BDCE1D}" r:id="rId1" ax:persistence="persistStorage"/>
+</file>
+
+<file path=word/activeX/activeX27.xml><?xml version="1.0" encoding="utf-8"?>
+<ax:ocx xmlns:ax="http://schemas.microsoft.com/office/2006/activeX" xmlns:r="http://schemas.openxmlformats.org/officeDocument/2006/relationships" ax:classid="{5512D118-5CC6-11CF-8D67-00AA00BDCE1D}" r:id="rId1" ax:persistence="persistStorage"/>
+</file>
+
+<file path=word/activeX/activeX28.xml><?xml version="1.0" encoding="utf-8"?>
+<ax:ocx xmlns:ax="http://schemas.microsoft.com/office/2006/activeX" xmlns:r="http://schemas.openxmlformats.org/officeDocument/2006/relationships" ax:classid="{5512D118-5CC6-11CF-8D67-00AA00BDCE1D}" r:id="rId1" ax:persistence="persistStorage"/>
+</file>
+
+<file path=word/activeX/activeX29.xml><?xml version="1.0" encoding="utf-8"?>
+<ax:ocx xmlns:ax="http://schemas.microsoft.com/office/2006/activeX" xmlns:r="http://schemas.openxmlformats.org/officeDocument/2006/relationships" ax:classid="{5512D118-5CC6-11CF-8D67-00AA00BDCE1D}" r:id="rId1" ax:persistence="persistStorage"/>
+</file>
+
+<file path=word/activeX/activeX3.xml><?xml version="1.0" encoding="utf-8"?>
+<ax:ocx xmlns:ax="http://schemas.microsoft.com/office/2006/activeX" xmlns:r="http://schemas.openxmlformats.org/officeDocument/2006/relationships" ax:classid="{5512D118-5CC6-11CF-8D67-00AA00BDCE1D}" r:id="rId1" ax:persistence="persistStorage"/>
+</file>
+
+<file path=word/activeX/activeX30.xml><?xml version="1.0" encoding="utf-8"?>
+<ax:ocx xmlns:ax="http://schemas.microsoft.com/office/2006/activeX" xmlns:r="http://schemas.openxmlformats.org/officeDocument/2006/relationships" ax:classid="{5512D118-5CC6-11CF-8D67-00AA00BDCE1D}" r:id="rId1" ax:persistence="persistStorage"/>
+</file>
+
+<file path=word/activeX/activeX31.xml><?xml version="1.0" encoding="utf-8"?>
+<ax:ocx xmlns:ax="http://schemas.microsoft.com/office/2006/activeX" xmlns:r="http://schemas.openxmlformats.org/officeDocument/2006/relationships" ax:classid="{5512D118-5CC6-11CF-8D67-00AA00BDCE1D}" r:id="rId1" ax:persistence="persistStorage"/>
+</file>
+
+<file path=word/activeX/activeX32.xml><?xml version="1.0" encoding="utf-8"?>
+<ax:ocx xmlns:ax="http://schemas.microsoft.com/office/2006/activeX" xmlns:r="http://schemas.openxmlformats.org/officeDocument/2006/relationships" ax:classid="{5512D118-5CC6-11CF-8D67-00AA00BDCE1D}" r:id="rId1" ax:persistence="persistStorage"/>
+</file>
+
+<file path=word/activeX/activeX33.xml><?xml version="1.0" encoding="utf-8"?>
+<ax:ocx xmlns:ax="http://schemas.microsoft.com/office/2006/activeX" xmlns:r="http://schemas.openxmlformats.org/officeDocument/2006/relationships" ax:classid="{5512D118-5CC6-11CF-8D67-00AA00BDCE1D}" r:id="rId1" ax:persistence="persistStorage"/>
+</file>
+
+<file path=word/activeX/activeX34.xml><?xml version="1.0" encoding="utf-8"?>
+<ax:ocx xmlns:ax="http://schemas.microsoft.com/office/2006/activeX" xmlns:r="http://schemas.openxmlformats.org/officeDocument/2006/relationships" ax:classid="{5512D118-5CC6-11CF-8D67-00AA00BDCE1D}" r:id="rId1" ax:persistence="persistStorage"/>
+</file>
+
+<file path=word/activeX/activeX35.xml><?xml version="1.0" encoding="utf-8"?>
+<ax:ocx xmlns:ax="http://schemas.microsoft.com/office/2006/activeX" xmlns:r="http://schemas.openxmlformats.org/officeDocument/2006/relationships" ax:classid="{5512D118-5CC6-11CF-8D67-00AA00BDCE1D}" r:id="rId1" ax:persistence="persistStorage"/>
+</file>
+
+<file path=word/activeX/activeX36.xml><?xml version="1.0" encoding="utf-8"?>
+<ax:ocx xmlns:ax="http://schemas.microsoft.com/office/2006/activeX" xmlns:r="http://schemas.openxmlformats.org/officeDocument/2006/relationships" ax:classid="{5512D118-5CC6-11CF-8D67-00AA00BDCE1D}" r:id="rId1" ax:persistence="persistStorage"/>
+</file>
+
+<file path=word/activeX/activeX37.xml><?xml version="1.0" encoding="utf-8"?>
+<ax:ocx xmlns:ax="http://schemas.microsoft.com/office/2006/activeX" xmlns:r="http://schemas.openxmlformats.org/officeDocument/2006/relationships" ax:classid="{5512D118-5CC6-11CF-8D67-00AA00BDCE1D}" r:id="rId1" ax:persistence="persistStorage"/>
+</file>
+
+<file path=word/activeX/activeX38.xml><?xml version="1.0" encoding="utf-8"?>
+<ax:ocx xmlns:ax="http://schemas.microsoft.com/office/2006/activeX" xmlns:r="http://schemas.openxmlformats.org/officeDocument/2006/relationships" ax:classid="{5512D118-5CC6-11CF-8D67-00AA00BDCE1D}" r:id="rId1" ax:persistence="persistStorage"/>
+</file>
+
+<file path=word/activeX/activeX39.xml><?xml version="1.0" encoding="utf-8"?>
+<ax:ocx xmlns:ax="http://schemas.microsoft.com/office/2006/activeX" xmlns:r="http://schemas.openxmlformats.org/officeDocument/2006/relationships" ax:classid="{5512D118-5CC6-11CF-8D67-00AA00BDCE1D}" r:id="rId1" ax:persistence="persistStorage"/>
+</file>
+
+<file path=word/activeX/activeX4.xml><?xml version="1.0" encoding="utf-8"?>
+<ax:ocx xmlns:ax="http://schemas.microsoft.com/office/2006/activeX" xmlns:r="http://schemas.openxmlformats.org/officeDocument/2006/relationships" ax:classid="{5512D118-5CC6-11CF-8D67-00AA00BDCE1D}" r:id="rId1" ax:persistence="persistStorage"/>
+</file>
+
+<file path=word/activeX/activeX40.xml><?xml version="1.0" encoding="utf-8"?>
+<ax:ocx xmlns:ax="http://schemas.microsoft.com/office/2006/activeX" xmlns:r="http://schemas.openxmlformats.org/officeDocument/2006/relationships" ax:classid="{5512D118-5CC6-11CF-8D67-00AA00BDCE1D}" r:id="rId1" ax:persistence="persistStorage"/>
+</file>
+
+<file path=word/activeX/activeX41.xml><?xml version="1.0" encoding="utf-8"?>
+<ax:ocx xmlns:ax="http://schemas.microsoft.com/office/2006/activeX" xmlns:r="http://schemas.openxmlformats.org/officeDocument/2006/relationships" ax:classid="{5512D118-5CC6-11CF-8D67-00AA00BDCE1D}" r:id="rId1" ax:persistence="persistStorage"/>
+</file>
+
+<file path=word/activeX/activeX42.xml><?xml version="1.0" encoding="utf-8"?>
+<ax:ocx xmlns:ax="http://schemas.microsoft.com/office/2006/activeX" xmlns:r="http://schemas.openxmlformats.org/officeDocument/2006/relationships" ax:classid="{5512D118-5CC6-11CF-8D67-00AA00BDCE1D}" r:id="rId1" ax:persistence="persistStorage"/>
+</file>
+
+<file path=word/activeX/activeX43.xml><?xml version="1.0" encoding="utf-8"?>
+<ax:ocx xmlns:ax="http://schemas.microsoft.com/office/2006/activeX" xmlns:r="http://schemas.openxmlformats.org/officeDocument/2006/relationships" ax:classid="{5512D118-5CC6-11CF-8D67-00AA00BDCE1D}" r:id="rId1" ax:persistence="persistStorage"/>
+</file>
+
+<file path=word/activeX/activeX44.xml><?xml version="1.0" encoding="utf-8"?>
+<ax:ocx xmlns:ax="http://schemas.microsoft.com/office/2006/activeX" xmlns:r="http://schemas.openxmlformats.org/officeDocument/2006/relationships" ax:classid="{5512D118-5CC6-11CF-8D67-00AA00BDCE1D}" r:id="rId1" ax:persistence="persistStorage"/>
+</file>
+
+<file path=word/activeX/activeX45.xml><?xml version="1.0" encoding="utf-8"?>
+<ax:ocx xmlns:ax="http://schemas.microsoft.com/office/2006/activeX" xmlns:r="http://schemas.openxmlformats.org/officeDocument/2006/relationships" ax:classid="{5512D118-5CC6-11CF-8D67-00AA00BDCE1D}" r:id="rId1" ax:persistence="persistStorage"/>
+</file>
+
+<file path=word/activeX/activeX46.xml><?xml version="1.0" encoding="utf-8"?>
+<ax:ocx xmlns:ax="http://schemas.microsoft.com/office/2006/activeX" xmlns:r="http://schemas.openxmlformats.org/officeDocument/2006/relationships" ax:classid="{5512D118-5CC6-11CF-8D67-00AA00BDCE1D}" r:id="rId1" ax:persistence="persistStorage"/>
+</file>
+
+<file path=word/activeX/activeX47.xml><?xml version="1.0" encoding="utf-8"?>
+<ax:ocx xmlns:ax="http://schemas.microsoft.com/office/2006/activeX" xmlns:r="http://schemas.openxmlformats.org/officeDocument/2006/relationships" ax:classid="{5512D118-5CC6-11CF-8D67-00AA00BDCE1D}" r:id="rId1" ax:persistence="persistStorage"/>
+</file>
+
+<file path=word/activeX/activeX48.xml><?xml version="1.0" encoding="utf-8"?>
+<ax:ocx xmlns:ax="http://schemas.microsoft.com/office/2006/activeX" xmlns:r="http://schemas.openxmlformats.org/officeDocument/2006/relationships" ax:classid="{5512D118-5CC6-11CF-8D67-00AA00BDCE1D}" r:id="rId1" ax:persistence="persistStorage"/>
+</file>
+
+<file path=word/activeX/activeX49.xml><?xml version="1.0" encoding="utf-8"?>
+<ax:ocx xmlns:ax="http://schemas.microsoft.com/office/2006/activeX" xmlns:r="http://schemas.openxmlformats.org/officeDocument/2006/relationships" ax:classid="{5512D118-5CC6-11CF-8D67-00AA00BDCE1D}" r:id="rId1" ax:persistence="persistStorage"/>
+</file>
+
+<file path=word/activeX/activeX5.xml><?xml version="1.0" encoding="utf-8"?>
+<ax:ocx xmlns:ax="http://schemas.microsoft.com/office/2006/activeX" xmlns:r="http://schemas.openxmlformats.org/officeDocument/2006/relationships" ax:classid="{5512D118-5CC6-11CF-8D67-00AA00BDCE1D}" r:id="rId1" ax:persistence="persistStorage"/>
+</file>
+
+<file path=word/activeX/activeX50.xml><?xml version="1.0" encoding="utf-8"?>
+<ax:ocx xmlns:ax="http://schemas.microsoft.com/office/2006/activeX" xmlns:r="http://schemas.openxmlformats.org/officeDocument/2006/relationships" ax:classid="{5512D118-5CC6-11CF-8D67-00AA00BDCE1D}" r:id="rId1" ax:persistence="persistStorage"/>
+</file>
+
+<file path=word/activeX/activeX51.xml><?xml version="1.0" encoding="utf-8"?>
+<ax:ocx xmlns:ax="http://schemas.microsoft.com/office/2006/activeX" xmlns:r="http://schemas.openxmlformats.org/officeDocument/2006/relationships" ax:classid="{5512D118-5CC6-11CF-8D67-00AA00BDCE1D}" r:id="rId1" ax:persistence="persistStorage"/>
+</file>
+
+<file path=word/activeX/activeX52.xml><?xml version="1.0" encoding="utf-8"?>
+<ax:ocx xmlns:ax="http://schemas.microsoft.com/office/2006/activeX" xmlns:r="http://schemas.openxmlformats.org/officeDocument/2006/relationships" ax:classid="{5512D118-5CC6-11CF-8D67-00AA00BDCE1D}" r:id="rId1" ax:persistence="persistStorage"/>
+</file>
+
+<file path=word/activeX/activeX53.xml><?xml version="1.0" encoding="utf-8"?>
+<ax:ocx xmlns:ax="http://schemas.microsoft.com/office/2006/activeX" xmlns:r="http://schemas.openxmlformats.org/officeDocument/2006/relationships" ax:classid="{5512D118-5CC6-11CF-8D67-00AA00BDCE1D}" r:id="rId1" ax:persistence="persistStorage"/>
+</file>
+
+<file path=word/activeX/activeX54.xml><?xml version="1.0" encoding="utf-8"?>
+<ax:ocx xmlns:ax="http://schemas.microsoft.com/office/2006/activeX" xmlns:r="http://schemas.openxmlformats.org/officeDocument/2006/relationships" ax:classid="{5512D118-5CC6-11CF-8D67-00AA00BDCE1D}" r:id="rId1" ax:persistence="persistStorage"/>
+</file>
+
+<file path=word/activeX/activeX55.xml><?xml version="1.0" encoding="utf-8"?>
+<ax:ocx xmlns:ax="http://schemas.microsoft.com/office/2006/activeX" xmlns:r="http://schemas.openxmlformats.org/officeDocument/2006/relationships" ax:classid="{5512D118-5CC6-11CF-8D67-00AA00BDCE1D}" r:id="rId1" ax:persistence="persistStorage"/>
+</file>
+
+<file path=word/activeX/activeX56.xml><?xml version="1.0" encoding="utf-8"?>
+<ax:ocx xmlns:ax="http://schemas.microsoft.com/office/2006/activeX" xmlns:r="http://schemas.openxmlformats.org/officeDocument/2006/relationships" ax:classid="{5512D118-5CC6-11CF-8D67-00AA00BDCE1D}" r:id="rId1" ax:persistence="persistStorage"/>
+</file>
+
+<file path=word/activeX/activeX57.xml><?xml version="1.0" encoding="utf-8"?>
+<ax:ocx xmlns:ax="http://schemas.microsoft.com/office/2006/activeX" xmlns:r="http://schemas.openxmlformats.org/officeDocument/2006/relationships" ax:classid="{5512D118-5CC6-11CF-8D67-00AA00BDCE1D}" r:id="rId1" ax:persistence="persistStorage"/>
+</file>
+
+<file path=word/activeX/activeX58.xml><?xml version="1.0" encoding="utf-8"?>
+<ax:ocx xmlns:ax="http://schemas.microsoft.com/office/2006/activeX" xmlns:r="http://schemas.openxmlformats.org/officeDocument/2006/relationships" ax:classid="{5512D118-5CC6-11CF-8D67-00AA00BDCE1D}" r:id="rId1" ax:persistence="persistStorage"/>
+</file>
+
+<file path=word/activeX/activeX59.xml><?xml version="1.0" encoding="utf-8"?>
+<ax:ocx xmlns:ax="http://schemas.microsoft.com/office/2006/activeX" xmlns:r="http://schemas.openxmlformats.org/officeDocument/2006/relationships" ax:classid="{5512D118-5CC6-11CF-8D67-00AA00BDCE1D}" r:id="rId1" ax:persistence="persistStorage"/>
+</file>
+
+<file path=word/activeX/activeX6.xml><?xml version="1.0" encoding="utf-8"?>
+<ax:ocx xmlns:ax="http://schemas.microsoft.com/office/2006/activeX" xmlns:r="http://schemas.openxmlformats.org/officeDocument/2006/relationships" ax:classid="{5512D118-5CC6-11CF-8D67-00AA00BDCE1D}" r:id="rId1" ax:persistence="persistStorage"/>
+</file>
+
+<file path=word/activeX/activeX60.xml><?xml version="1.0" encoding="utf-8"?>
+<ax:ocx xmlns:ax="http://schemas.microsoft.com/office/2006/activeX" xmlns:r="http://schemas.openxmlformats.org/officeDocument/2006/relationships" ax:classid="{5512D118-5CC6-11CF-8D67-00AA00BDCE1D}" r:id="rId1" ax:persistence="persistStorage"/>
+</file>
+
+<file path=word/activeX/activeX61.xml><?xml version="1.0" encoding="utf-8"?>
+<ax:ocx xmlns:ax="http://schemas.microsoft.com/office/2006/activeX" xmlns:r="http://schemas.openxmlformats.org/officeDocument/2006/relationships" ax:classid="{5512D118-5CC6-11CF-8D67-00AA00BDCE1D}" r:id="rId1" ax:persistence="persistStorage"/>
+</file>
+
+<file path=word/activeX/activeX62.xml><?xml version="1.0" encoding="utf-8"?>
+<ax:ocx xmlns:ax="http://schemas.microsoft.com/office/2006/activeX" xmlns:r="http://schemas.openxmlformats.org/officeDocument/2006/relationships" ax:classid="{5512D118-5CC6-11CF-8D67-00AA00BDCE1D}" r:id="rId1" ax:persistence="persistStorage"/>
+</file>
+
+<file path=word/activeX/activeX63.xml><?xml version="1.0" encoding="utf-8"?>
+<ax:ocx xmlns:ax="http://schemas.microsoft.com/office/2006/activeX" xmlns:r="http://schemas.openxmlformats.org/officeDocument/2006/relationships" ax:classid="{5512D118-5CC6-11CF-8D67-00AA00BDCE1D}" r:id="rId1" ax:persistence="persistStorage"/>
+</file>
+
+<file path=word/activeX/activeX64.xml><?xml version="1.0" encoding="utf-8"?>
+<ax:ocx xmlns:ax="http://schemas.microsoft.com/office/2006/activeX" xmlns:r="http://schemas.openxmlformats.org/officeDocument/2006/relationships" ax:classid="{5512D118-5CC6-11CF-8D67-00AA00BDCE1D}" r:id="rId1" ax:persistence="persistStorage"/>
+</file>
+
+<file path=word/activeX/activeX65.xml><?xml version="1.0" encoding="utf-8"?>
+<ax:ocx xmlns:ax="http://schemas.microsoft.com/office/2006/activeX" xmlns:r="http://schemas.openxmlformats.org/officeDocument/2006/relationships" ax:classid="{5512D118-5CC6-11CF-8D67-00AA00BDCE1D}" r:id="rId1" ax:persistence="persistStorage"/>
+</file>
+
+<file path=word/activeX/activeX66.xml><?xml version="1.0" encoding="utf-8"?>
+<ax:ocx xmlns:ax="http://schemas.microsoft.com/office/2006/activeX" xmlns:r="http://schemas.openxmlformats.org/officeDocument/2006/relationships" ax:classid="{5512D118-5CC6-11CF-8D67-00AA00BDCE1D}" r:id="rId1" ax:persistence="persistStorage"/>
+</file>
+
+<file path=word/activeX/activeX67.xml><?xml version="1.0" encoding="utf-8"?>
+<ax:ocx xmlns:ax="http://schemas.microsoft.com/office/2006/activeX" xmlns:r="http://schemas.openxmlformats.org/officeDocument/2006/relationships" ax:classid="{5512D118-5CC6-11CF-8D67-00AA00BDCE1D}" r:id="rId1" ax:persistence="persistStorage"/>
+</file>
+
+<file path=word/activeX/activeX68.xml><?xml version="1.0" encoding="utf-8"?>
+<ax:ocx xmlns:ax="http://schemas.microsoft.com/office/2006/activeX" xmlns:r="http://schemas.openxmlformats.org/officeDocument/2006/relationships" ax:classid="{5512D118-5CC6-11CF-8D67-00AA00BDCE1D}" r:id="rId1" ax:persistence="persistStorage"/>
+</file>
+
+<file path=word/activeX/activeX69.xml><?xml version="1.0" encoding="utf-8"?>
+<ax:ocx xmlns:ax="http://schemas.microsoft.com/office/2006/activeX" xmlns:r="http://schemas.openxmlformats.org/officeDocument/2006/relationships" ax:classid="{5512D118-5CC6-11CF-8D67-00AA00BDCE1D}" r:id="rId1" ax:persistence="persistStorage"/>
+</file>
+
+<file path=word/activeX/activeX7.xml><?xml version="1.0" encoding="utf-8"?>
+<ax:ocx xmlns:ax="http://schemas.microsoft.com/office/2006/activeX" xmlns:r="http://schemas.openxmlformats.org/officeDocument/2006/relationships" ax:classid="{5512D118-5CC6-11CF-8D67-00AA00BDCE1D}" r:id="rId1" ax:persistence="persistStorage"/>
+</file>
+
+<file path=word/activeX/activeX70.xml><?xml version="1.0" encoding="utf-8"?>
+<ax:ocx xmlns:ax="http://schemas.microsoft.com/office/2006/activeX" xmlns:r="http://schemas.openxmlformats.org/officeDocument/2006/relationships" ax:classid="{5512D118-5CC6-11CF-8D67-00AA00BDCE1D}" r:id="rId1" ax:persistence="persistStorage"/>
+</file>
+
+<file path=word/activeX/activeX71.xml><?xml version="1.0" encoding="utf-8"?>
+<ax:ocx xmlns:ax="http://schemas.microsoft.com/office/2006/activeX" xmlns:r="http://schemas.openxmlformats.org/officeDocument/2006/relationships" ax:classid="{5512D118-5CC6-11CF-8D67-00AA00BDCE1D}" r:id="rId1" ax:persistence="persistStorage"/>
+</file>
+
+<file path=word/activeX/activeX72.xml><?xml version="1.0" encoding="utf-8"?>
+<ax:ocx xmlns:ax="http://schemas.microsoft.com/office/2006/activeX" xmlns:r="http://schemas.openxmlformats.org/officeDocument/2006/relationships" ax:classid="{5512D118-5CC6-11CF-8D67-00AA00BDCE1D}" r:id="rId1" ax:persistence="persistStorage"/>
+</file>
+
+<file path=word/activeX/activeX73.xml><?xml version="1.0" encoding="utf-8"?>
+<ax:ocx xmlns:ax="http://schemas.microsoft.com/office/2006/activeX" xmlns:r="http://schemas.openxmlformats.org/officeDocument/2006/relationships" ax:classid="{5512D118-5CC6-11CF-8D67-00AA00BDCE1D}" r:id="rId1" ax:persistence="persistStorage"/>
+</file>
+
+<file path=word/activeX/activeX74.xml><?xml version="1.0" encoding="utf-8"?>
+<ax:ocx xmlns:ax="http://schemas.microsoft.com/office/2006/activeX" xmlns:r="http://schemas.openxmlformats.org/officeDocument/2006/relationships" ax:classid="{5512D118-5CC6-11CF-8D67-00AA00BDCE1D}" r:id="rId1" ax:persistence="persistStorage"/>
+</file>
+
+<file path=word/activeX/activeX75.xml><?xml version="1.0" encoding="utf-8"?>
+<ax:ocx xmlns:ax="http://schemas.microsoft.com/office/2006/activeX" xmlns:r="http://schemas.openxmlformats.org/officeDocument/2006/relationships" ax:classid="{5512D118-5CC6-11CF-8D67-00AA00BDCE1D}" r:id="rId1" ax:persistence="persistStorage"/>
+</file>
+
+<file path=word/activeX/activeX76.xml><?xml version="1.0" encoding="utf-8"?>
+<ax:ocx xmlns:ax="http://schemas.microsoft.com/office/2006/activeX" xmlns:r="http://schemas.openxmlformats.org/officeDocument/2006/relationships" ax:classid="{5512D118-5CC6-11CF-8D67-00AA00BDCE1D}" r:id="rId1" ax:persistence="persistStorage"/>
+</file>
+
+<file path=word/activeX/activeX77.xml><?xml version="1.0" encoding="utf-8"?>
+<ax:ocx xmlns:ax="http://schemas.microsoft.com/office/2006/activeX" xmlns:r="http://schemas.openxmlformats.org/officeDocument/2006/relationships" ax:classid="{5512D118-5CC6-11CF-8D67-00AA00BDCE1D}" r:id="rId1" ax:persistence="persistStorage"/>
+</file>
+
+<file path=word/activeX/activeX78.xml><?xml version="1.0" encoding="utf-8"?>
+<ax:ocx xmlns:ax="http://schemas.microsoft.com/office/2006/activeX" xmlns:r="http://schemas.openxmlformats.org/officeDocument/2006/relationships" ax:classid="{5512D118-5CC6-11CF-8D67-00AA00BDCE1D}" r:id="rId1" ax:persistence="persistStorage"/>
+</file>
+
+<file path=word/activeX/activeX79.xml><?xml version="1.0" encoding="utf-8"?>
+<ax:ocx xmlns:ax="http://schemas.microsoft.com/office/2006/activeX" xmlns:r="http://schemas.openxmlformats.org/officeDocument/2006/relationships" ax:classid="{5512D118-5CC6-11CF-8D67-00AA00BDCE1D}" r:id="rId1" ax:persistence="persistStorage"/>
+</file>
+
+<file path=word/activeX/activeX8.xml><?xml version="1.0" encoding="utf-8"?>
+<ax:ocx xmlns:ax="http://schemas.microsoft.com/office/2006/activeX" xmlns:r="http://schemas.openxmlformats.org/officeDocument/2006/relationships" ax:classid="{5512D118-5CC6-11CF-8D67-00AA00BDCE1D}" r:id="rId1" ax:persistence="persistStorage"/>
+</file>
+
+<file path=word/activeX/activeX80.xml><?xml version="1.0" encoding="utf-8"?>
+<ax:ocx xmlns:ax="http://schemas.microsoft.com/office/2006/activeX" xmlns:r="http://schemas.openxmlformats.org/officeDocument/2006/relationships" ax:classid="{5512D118-5CC6-11CF-8D67-00AA00BDCE1D}" r:id="rId1" ax:persistence="persistStorage"/>
+</file>
+
+<file path=word/activeX/activeX81.xml><?xml version="1.0" encoding="utf-8"?>
+<ax:ocx xmlns:ax="http://schemas.microsoft.com/office/2006/activeX" xmlns:r="http://schemas.openxmlformats.org/officeDocument/2006/relationships" ax:classid="{5512D118-5CC6-11CF-8D67-00AA00BDCE1D}" r:id="rId1" ax:persistence="persistStorage"/>
+</file>
+
+<file path=word/activeX/activeX82.xml><?xml version="1.0" encoding="utf-8"?>
+<ax:ocx xmlns:ax="http://schemas.microsoft.com/office/2006/activeX" xmlns:r="http://schemas.openxmlformats.org/officeDocument/2006/relationships" ax:classid="{5512D118-5CC6-11CF-8D67-00AA00BDCE1D}" r:id="rId1" ax:persistence="persistStorage"/>
+</file>
+
+<file path=word/activeX/activeX83.xml><?xml version="1.0" encoding="utf-8"?>
+<ax:ocx xmlns:ax="http://schemas.microsoft.com/office/2006/activeX" xmlns:r="http://schemas.openxmlformats.org/officeDocument/2006/relationships" ax:classid="{5512D118-5CC6-11CF-8D67-00AA00BDCE1D}" r:id="rId1" ax:persistence="persistStorage"/>
+</file>
+
+<file path=word/activeX/activeX84.xml><?xml version="1.0" encoding="utf-8"?>
+<ax:ocx xmlns:ax="http://schemas.microsoft.com/office/2006/activeX" xmlns:r="http://schemas.openxmlformats.org/officeDocument/2006/relationships" ax:classid="{5512D118-5CC6-11CF-8D67-00AA00BDCE1D}" r:id="rId1" ax:persistence="persistStorage"/>
+</file>
+
+<file path=word/activeX/activeX85.xml><?xml version="1.0" encoding="utf-8"?>
+<ax:ocx xmlns:ax="http://schemas.microsoft.com/office/2006/activeX" xmlns:r="http://schemas.openxmlformats.org/officeDocument/2006/relationships" ax:classid="{5512D118-5CC6-11CF-8D67-00AA00BDCE1D}" r:id="rId1" ax:persistence="persistStorage"/>
+</file>
+
+<file path=word/activeX/activeX86.xml><?xml version="1.0" encoding="utf-8"?>
+<ax:ocx xmlns:ax="http://schemas.microsoft.com/office/2006/activeX" xmlns:r="http://schemas.openxmlformats.org/officeDocument/2006/relationships" ax:classid="{5512D118-5CC6-11CF-8D67-00AA00BDCE1D}" r:id="rId1" ax:persistence="persistStorage"/>
+</file>
+
+<file path=word/activeX/activeX87.xml><?xml version="1.0" encoding="utf-8"?>
+<ax:ocx xmlns:ax="http://schemas.microsoft.com/office/2006/activeX" xmlns:r="http://schemas.openxmlformats.org/officeDocument/2006/relationships" ax:classid="{5512D118-5CC6-11CF-8D67-00AA00BDCE1D}" r:id="rId1" ax:persistence="persistStorage"/>
+</file>
+
+<file path=word/activeX/activeX88.xml><?xml version="1.0" encoding="utf-8"?>
+<ax:ocx xmlns:ax="http://schemas.microsoft.com/office/2006/activeX" xmlns:r="http://schemas.openxmlformats.org/officeDocument/2006/relationships" ax:classid="{5512D118-5CC6-11CF-8D67-00AA00BDCE1D}" r:id="rId1" ax:persistence="persistStorage"/>
+</file>
+
+<file path=word/activeX/activeX89.xml><?xml version="1.0" encoding="utf-8"?>
+<ax:ocx xmlns:ax="http://schemas.microsoft.com/office/2006/activeX" xmlns:r="http://schemas.openxmlformats.org/officeDocument/2006/relationships" ax:classid="{5512D118-5CC6-11CF-8D67-00AA00BDCE1D}" r:id="rId1" ax:persistence="persistStorage"/>
+</file>
+
+<file path=word/activeX/activeX9.xml><?xml version="1.0" encoding="utf-8"?>
+<ax:ocx xmlns:ax="http://schemas.microsoft.com/office/2006/activeX" xmlns:r="http://schemas.openxmlformats.org/officeDocument/2006/relationships" ax:classid="{5512D118-5CC6-11CF-8D67-00AA00BDCE1D}" r:id="rId1" ax:persistence="persistStorage"/>
+</file>
+
+<file path=word/activeX/activeX90.xml><?xml version="1.0" encoding="utf-8"?>
+<ax:ocx xmlns:ax="http://schemas.microsoft.com/office/2006/activeX" xmlns:r="http://schemas.openxmlformats.org/officeDocument/2006/relationships" ax:classid="{5512D118-5CC6-11CF-8D67-00AA00BDCE1D}" r:id="rId1" ax:persistence="persistStorage"/>
+</file>
+
+<file path=word/activeX/activeX91.xml><?xml version="1.0" encoding="utf-8"?>
+<ax:ocx xmlns:ax="http://schemas.microsoft.com/office/2006/activeX" xmlns:r="http://schemas.openxmlformats.org/officeDocument/2006/relationships" ax:classid="{5512D118-5CC6-11CF-8D67-00AA00BDCE1D}" r:id="rId1" ax:persistence="persistStorage"/>
+</file>
+
+<file path=word/activeX/activeX92.xml><?xml version="1.0" encoding="utf-8"?>
+<ax:ocx xmlns:ax="http://schemas.microsoft.com/office/2006/activeX" xmlns:r="http://schemas.openxmlformats.org/officeDocument/2006/relationships" ax:classid="{5512D118-5CC6-11CF-8D67-00AA00BDCE1D}" r:id="rId1" ax:persistence="persistStorage"/>
+</file>
+
+<file path=word/activeX/activeX93.xml><?xml version="1.0" encoding="utf-8"?>
+<ax:ocx xmlns:ax="http://schemas.microsoft.com/office/2006/activeX" xmlns:r="http://schemas.openxmlformats.org/officeDocument/2006/relationships" ax:classid="{5512D118-5CC6-11CF-8D67-00AA00BDCE1D}" r:id="rId1" ax:persistence="persistStorage"/>
+</file>
+
+<file path=word/activeX/activeX94.xml><?xml version="1.0" encoding="utf-8"?>
+<ax:ocx xmlns:ax="http://schemas.microsoft.com/office/2006/activeX" xmlns:r="http://schemas.openxmlformats.org/officeDocument/2006/relationships" ax:classid="{5512D118-5CC6-11CF-8D67-00AA00BDCE1D}" r:id="rId1" ax:persistence="persistStorage"/>
+</file>
+
+<file path=word/activeX/activeX95.xml><?xml version="1.0" encoding="utf-8"?>
+<ax:ocx xmlns:ax="http://schemas.microsoft.com/office/2006/activeX" xmlns:r="http://schemas.openxmlformats.org/officeDocument/2006/relationships" ax:classid="{5512D118-5CC6-11CF-8D67-00AA00BDCE1D}" r:id="rId1" ax:persistence="persistStorage"/>
+</file>
+
+<file path=word/activeX/activeX96.xml><?xml version="1.0" encoding="utf-8"?>
+<ax:ocx xmlns:ax="http://schemas.microsoft.com/office/2006/activeX" xmlns:r="http://schemas.openxmlformats.org/officeDocument/2006/relationships" ax:classid="{5512D118-5CC6-11CF-8D67-00AA00BDCE1D}" r:id="rId1" ax:persistence="persistStorage"/>
+</file>
+
+<file path=word/activeX/activeX97.xml><?xml version="1.0" encoding="utf-8"?>
+<ax:ocx xmlns:ax="http://schemas.microsoft.com/office/2006/activeX" xmlns:r="http://schemas.openxmlformats.org/officeDocument/2006/relationships" ax:classid="{5512D118-5CC6-11CF-8D67-00AA00BDCE1D}" r:id="rId1" ax:persistence="persistStorage"/>
+</file>
+
+<file path=word/activeX/activeX98.xml><?xml version="1.0" encoding="utf-8"?>
+<ax:ocx xmlns:ax="http://schemas.microsoft.com/office/2006/activeX" xmlns:r="http://schemas.openxmlformats.org/officeDocument/2006/relationships" ax:classid="{5512D118-5CC6-11CF-8D67-00AA00BDCE1D}" r:id="rId1" ax:persistence="persistStorage"/>
+</file>
+
+<file path=word/activeX/activeX99.xml><?xml version="1.0" encoding="utf-8"?>
+<ax:ocx xmlns:ax="http://schemas.microsoft.com/office/2006/activeX" xmlns:r="http://schemas.openxmlformats.org/officeDocument/2006/relationships" ax:classid="{5512D118-5CC6-11CF-8D67-00AA00BDCE1D}" r:id="rId1" ax:persistence="persistStorage"/>
+</file>
+
+<file path=word/theme/theme1.xml><?xml version="1.0" encoding="utf-8"?>
 <a:theme xmlns:a="http://schemas.openxmlformats.org/drawingml/2006/main" name="Office 主题">
   <a:themeElements>
     <a:clrScheme name="Office">
@@ -15145,4 +16938,20 @@
   </a:themeElements>
   <a:objectDefaults/>
 </a:theme>
+</file>
+
+<file path=customXml/item1.xml><?xml version="1.0" encoding="utf-8"?>
+<s:customData xmlns="http://www.wps.cn/officeDocument/2013/wpsCustomData" xmlns:s="http://www.wps.cn/officeDocument/2013/wpsCustomData">
+  <customSectProps>
+    <customSectPr/>
+  </customSectProps>
+</s:customData>
+</file>
+
+<file path=customXml/itemProps1.xml><?xml version="1.0" encoding="utf-8"?>
+<ds:datastoreItem xmlns:ds="http://schemas.openxmlformats.org/officeDocument/2006/customXml" ds:itemID="{B1977F7D-205B-4081-913C-38D41E755F92}">
+  <ds:schemaRefs>
+    <ds:schemaRef ds:uri="http://www.wps.cn/officeDocument/2013/wpsCustomData"/>
+  </ds:schemaRefs>
+</ds:datastoreItem>
 </file>